--- a/TaiLieu/Thuyet minh Video2Map.docx
+++ b/TaiLieu/Thuyet minh Video2Map.docx
@@ -161,6 +161,15 @@
     </w:p>
     <w:sdt>
       <w:sdtPr>
+        <w:rPr>
+          <w:rFonts w:ascii="Times New Roman" w:eastAsiaTheme="minorHAnsi" w:hAnsi="Times New Roman" w:cstheme="minorBidi"/>
+          <w:color w:val="auto"/>
+          <w:kern w:val="2"/>
+          <w:sz w:val="28"/>
+          <w:szCs w:val="22"/>
+          <w:lang w:val="vi-VN"/>
+          <w14:ligatures w14:val="standardContextual"/>
+        </w:rPr>
         <w:id w:val="-450630986"/>
         <w:docPartObj>
           <w:docPartGallery w:val="Table of Contents"/>
@@ -169,16 +178,9 @@
       </w:sdtPr>
       <w:sdtEndPr>
         <w:rPr>
-          <w:rFonts w:ascii="Times New Roman" w:eastAsiaTheme="minorHAnsi" w:hAnsi="Times New Roman" w:cstheme="minorBidi"/>
           <w:b/>
           <w:bCs/>
           <w:noProof/>
-          <w:color w:val="auto"/>
-          <w:kern w:val="2"/>
-          <w:sz w:val="28"/>
-          <w:szCs w:val="22"/>
-          <w:lang w:val="vi-VN"/>
-          <w14:ligatures w14:val="standardContextual"/>
         </w:rPr>
       </w:sdtEndPr>
       <w:sdtContent>
@@ -214,7 +216,7 @@
           <w:r>
             <w:fldChar w:fldCharType="separate"/>
           </w:r>
-          <w:hyperlink w:anchor="_Toc222906640" w:history="1">
+          <w:hyperlink w:anchor="_Toc223338931" w:history="1">
             <w:r>
               <w:rPr>
                 <w:rStyle w:val="Hyperlink"/>
@@ -244,7 +246,7 @@
                 <w:noProof/>
                 <w:webHidden/>
               </w:rPr>
-              <w:instrText xml:space="preserve"> PAGEREF _Toc222906640 \h </w:instrText>
+              <w:instrText xml:space="preserve"> PAGEREF _Toc223338931 \h </w:instrText>
             </w:r>
             <w:r>
               <w:rPr>
@@ -279,7 +281,6 @@
           <w:pPr>
             <w:pStyle w:val="TOC2"/>
             <w:tabs>
-              <w:tab w:val="left" w:pos="960"/>
               <w:tab w:val="right" w:leader="dot" w:pos="9060"/>
             </w:tabs>
             <w:rPr>
@@ -290,7 +291,7 @@
               <w:lang w:eastAsia="vi-VN"/>
             </w:rPr>
           </w:pPr>
-          <w:hyperlink w:anchor="_Toc222906641" w:history="1">
+          <w:hyperlink w:anchor="_Toc223338932" w:history="1">
             <w:r>
               <w:rPr>
                 <w:rStyle w:val="Hyperlink"/>
@@ -299,37 +300,17 @@
                 <w:noProof/>
                 <w:lang w:val="en-US"/>
               </w:rPr>
-              <w:t>1.</w:t>
-            </w:r>
-            <w:r>
-              <w:rPr>
-                <w:rFonts w:asciiTheme="minorHAnsi" w:eastAsiaTheme="minorEastAsia" w:hAnsiTheme="minorHAnsi"/>
-                <w:noProof/>
-                <w:sz w:val="24"/>
-                <w:szCs w:val="24"/>
-                <w:lang w:eastAsia="vi-VN"/>
+              <w:t>1. Hệ thống bản đồ UTM</w:t>
+            </w:r>
+            <w:r>
+              <w:rPr>
+                <w:noProof/>
+                <w:webHidden/>
               </w:rPr>
               <w:tab/>
             </w:r>
             <w:r>
               <w:rPr>
-                <w:rStyle w:val="Hyperlink"/>
-                <w:b/>
-                <w:bCs/>
-                <w:noProof/>
-                <w:lang w:val="en-US"/>
-              </w:rPr>
-              <w:t>Hệ thống bản đồ UTM</w:t>
-            </w:r>
-            <w:r>
-              <w:rPr>
-                <w:noProof/>
-                <w:webHidden/>
-              </w:rPr>
-              <w:tab/>
-            </w:r>
-            <w:r>
-              <w:rPr>
                 <w:noProof/>
                 <w:webHidden/>
               </w:rPr>
@@ -340,7 +321,7 @@
                 <w:noProof/>
                 <w:webHidden/>
               </w:rPr>
-              <w:instrText xml:space="preserve"> PAGEREF _Toc222906641 \h </w:instrText>
+              <w:instrText xml:space="preserve"> PAGEREF _Toc223338932 \h </w:instrText>
             </w:r>
             <w:r>
               <w:rPr>
@@ -375,7 +356,6 @@
           <w:pPr>
             <w:pStyle w:val="TOC2"/>
             <w:tabs>
-              <w:tab w:val="left" w:pos="960"/>
               <w:tab w:val="right" w:leader="dot" w:pos="9060"/>
             </w:tabs>
             <w:rPr>
@@ -386,7 +366,7 @@
               <w:lang w:eastAsia="vi-VN"/>
             </w:rPr>
           </w:pPr>
-          <w:hyperlink w:anchor="_Toc222906642" w:history="1">
+          <w:hyperlink w:anchor="_Toc223338933" w:history="1">
             <w:r>
               <w:rPr>
                 <w:rStyle w:val="Hyperlink"/>
@@ -395,37 +375,17 @@
                 <w:noProof/>
                 <w:lang w:val="en-US"/>
               </w:rPr>
-              <w:t>2.</w:t>
-            </w:r>
-            <w:r>
-              <w:rPr>
-                <w:rFonts w:asciiTheme="minorHAnsi" w:eastAsiaTheme="minorEastAsia" w:hAnsiTheme="minorHAnsi"/>
-                <w:noProof/>
-                <w:sz w:val="24"/>
-                <w:szCs w:val="24"/>
-                <w:lang w:eastAsia="vi-VN"/>
+              <w:t>2. Hệ thống bản đồ Gauss</w:t>
+            </w:r>
+            <w:r>
+              <w:rPr>
+                <w:noProof/>
+                <w:webHidden/>
               </w:rPr>
               <w:tab/>
             </w:r>
             <w:r>
               <w:rPr>
-                <w:rStyle w:val="Hyperlink"/>
-                <w:b/>
-                <w:bCs/>
-                <w:noProof/>
-                <w:lang w:val="en-US"/>
-              </w:rPr>
-              <w:t>Hệ thống bản đồ Gauss</w:t>
-            </w:r>
-            <w:r>
-              <w:rPr>
-                <w:noProof/>
-                <w:webHidden/>
-              </w:rPr>
-              <w:tab/>
-            </w:r>
-            <w:r>
-              <w:rPr>
                 <w:noProof/>
                 <w:webHidden/>
               </w:rPr>
@@ -436,7 +396,7 @@
                 <w:noProof/>
                 <w:webHidden/>
               </w:rPr>
-              <w:instrText xml:space="preserve"> PAGEREF _Toc222906642 \h </w:instrText>
+              <w:instrText xml:space="preserve"> PAGEREF _Toc223338933 \h </w:instrText>
             </w:r>
             <w:r>
               <w:rPr>
@@ -471,7 +431,6 @@
           <w:pPr>
             <w:pStyle w:val="TOC2"/>
             <w:tabs>
-              <w:tab w:val="left" w:pos="960"/>
               <w:tab w:val="right" w:leader="dot" w:pos="9060"/>
             </w:tabs>
             <w:rPr>
@@ -482,7 +441,7 @@
               <w:lang w:eastAsia="vi-VN"/>
             </w:rPr>
           </w:pPr>
-          <w:hyperlink w:anchor="_Toc222906643" w:history="1">
+          <w:hyperlink w:anchor="_Toc223338934" w:history="1">
             <w:r>
               <w:rPr>
                 <w:rStyle w:val="Hyperlink"/>
@@ -491,37 +450,17 @@
                 <w:noProof/>
                 <w:lang w:val="en-US"/>
               </w:rPr>
-              <w:t>3.</w:t>
-            </w:r>
-            <w:r>
-              <w:rPr>
-                <w:rFonts w:asciiTheme="minorHAnsi" w:eastAsiaTheme="minorEastAsia" w:hAnsiTheme="minorHAnsi"/>
-                <w:noProof/>
-                <w:sz w:val="24"/>
-                <w:szCs w:val="24"/>
-                <w:lang w:eastAsia="vi-VN"/>
+              <w:t>3. Hệ thống định vị vệ tinh GPS, Beidu, Glonass, Galileo</w:t>
+            </w:r>
+            <w:r>
+              <w:rPr>
+                <w:noProof/>
+                <w:webHidden/>
               </w:rPr>
               <w:tab/>
             </w:r>
             <w:r>
               <w:rPr>
-                <w:rStyle w:val="Hyperlink"/>
-                <w:b/>
-                <w:bCs/>
-                <w:noProof/>
-                <w:lang w:val="en-US"/>
-              </w:rPr>
-              <w:t>Hệ thống định vị vệ tinh GPS, Beidu, Glonass, Galileo</w:t>
-            </w:r>
-            <w:r>
-              <w:rPr>
-                <w:noProof/>
-                <w:webHidden/>
-              </w:rPr>
-              <w:tab/>
-            </w:r>
-            <w:r>
-              <w:rPr>
                 <w:noProof/>
                 <w:webHidden/>
               </w:rPr>
@@ -532,7 +471,7 @@
                 <w:noProof/>
                 <w:webHidden/>
               </w:rPr>
-              <w:instrText xml:space="preserve"> PAGEREF _Toc222906643 \h </w:instrText>
+              <w:instrText xml:space="preserve"> PAGEREF _Toc223338934 \h </w:instrText>
             </w:r>
             <w:r>
               <w:rPr>
@@ -577,7 +516,7 @@
               <w:lang w:eastAsia="vi-VN"/>
             </w:rPr>
           </w:pPr>
-          <w:hyperlink w:anchor="_Toc222906644" w:history="1">
+          <w:hyperlink w:anchor="_Toc223338935" w:history="1">
             <w:r>
               <w:rPr>
                 <w:rStyle w:val="Hyperlink"/>
@@ -605,7 +544,7 @@
                 <w:noProof/>
                 <w:webHidden/>
               </w:rPr>
-              <w:instrText xml:space="preserve"> PAGEREF _Toc222906644 \h </w:instrText>
+              <w:instrText xml:space="preserve"> PAGEREF _Toc223338935 \h </w:instrText>
             </w:r>
             <w:r>
               <w:rPr>
@@ -650,7 +589,7 @@
               <w:lang w:eastAsia="vi-VN"/>
             </w:rPr>
           </w:pPr>
-          <w:hyperlink w:anchor="_Toc222906645" w:history="1">
+          <w:hyperlink w:anchor="_Toc223338936" w:history="1">
             <w:r>
               <w:rPr>
                 <w:rStyle w:val="Hyperlink"/>
@@ -678,7 +617,7 @@
                 <w:noProof/>
                 <w:webHidden/>
               </w:rPr>
-              <w:instrText xml:space="preserve"> PAGEREF _Toc222906645 \h </w:instrText>
+              <w:instrText xml:space="preserve"> PAGEREF _Toc223338936 \h </w:instrText>
             </w:r>
             <w:r>
               <w:rPr>
@@ -723,7 +662,7 @@
               <w:lang w:eastAsia="vi-VN"/>
             </w:rPr>
           </w:pPr>
-          <w:hyperlink w:anchor="_Toc222906646" w:history="1">
+          <w:hyperlink w:anchor="_Toc223338937" w:history="1">
             <w:r>
               <w:rPr>
                 <w:rStyle w:val="Hyperlink"/>
@@ -751,7 +690,7 @@
                 <w:noProof/>
                 <w:webHidden/>
               </w:rPr>
-              <w:instrText xml:space="preserve"> PAGEREF _Toc222906646 \h </w:instrText>
+              <w:instrText xml:space="preserve"> PAGEREF _Toc223338937 \h </w:instrText>
             </w:r>
             <w:r>
               <w:rPr>
@@ -796,7 +735,7 @@
               <w:lang w:eastAsia="vi-VN"/>
             </w:rPr>
           </w:pPr>
-          <w:hyperlink w:anchor="_Toc222906647" w:history="1">
+          <w:hyperlink w:anchor="_Toc223338938" w:history="1">
             <w:r>
               <w:rPr>
                 <w:rStyle w:val="Hyperlink"/>
@@ -824,7 +763,7 @@
                 <w:noProof/>
                 <w:webHidden/>
               </w:rPr>
-              <w:instrText xml:space="preserve"> PAGEREF _Toc222906647 \h </w:instrText>
+              <w:instrText xml:space="preserve"> PAGEREF _Toc223338938 \h </w:instrText>
             </w:r>
             <w:r>
               <w:rPr>
@@ -859,7 +798,6 @@
           <w:pPr>
             <w:pStyle w:val="TOC2"/>
             <w:tabs>
-              <w:tab w:val="left" w:pos="960"/>
               <w:tab w:val="right" w:leader="dot" w:pos="9060"/>
             </w:tabs>
             <w:rPr>
@@ -870,7 +808,7 @@
               <w:lang w:eastAsia="vi-VN"/>
             </w:rPr>
           </w:pPr>
-          <w:hyperlink w:anchor="_Toc222906648" w:history="1">
+          <w:hyperlink w:anchor="_Toc223338939" w:history="1">
             <w:r>
               <w:rPr>
                 <w:rStyle w:val="Hyperlink"/>
@@ -879,37 +817,17 @@
                 <w:noProof/>
                 <w:lang w:val="en-US"/>
               </w:rPr>
-              <w:t>4.</w:t>
-            </w:r>
-            <w:r>
-              <w:rPr>
-                <w:rFonts w:asciiTheme="minorHAnsi" w:eastAsiaTheme="minorEastAsia" w:hAnsiTheme="minorHAnsi"/>
-                <w:noProof/>
-                <w:sz w:val="24"/>
-                <w:szCs w:val="24"/>
-                <w:lang w:eastAsia="vi-VN"/>
+              <w:t>4. Hệ thống bản đồ Google Map, Open Street Map và các hệ thống bản đồ kỹ thuật số hiện nay</w:t>
+            </w:r>
+            <w:r>
+              <w:rPr>
+                <w:noProof/>
+                <w:webHidden/>
               </w:rPr>
               <w:tab/>
             </w:r>
             <w:r>
               <w:rPr>
-                <w:rStyle w:val="Hyperlink"/>
-                <w:b/>
-                <w:bCs/>
-                <w:noProof/>
-                <w:lang w:val="en-US"/>
-              </w:rPr>
-              <w:t>Hệ thống bản đồ Google Map, Open Street Map và các hệ thống bản đồ kỹ thuật số hiện nay</w:t>
-            </w:r>
-            <w:r>
-              <w:rPr>
-                <w:noProof/>
-                <w:webHidden/>
-              </w:rPr>
-              <w:tab/>
-            </w:r>
-            <w:r>
-              <w:rPr>
                 <w:noProof/>
                 <w:webHidden/>
               </w:rPr>
@@ -920,7 +838,7 @@
                 <w:noProof/>
                 <w:webHidden/>
               </w:rPr>
-              <w:instrText xml:space="preserve"> PAGEREF _Toc222906648 \h </w:instrText>
+              <w:instrText xml:space="preserve"> PAGEREF _Toc223338939 \h </w:instrText>
             </w:r>
             <w:r>
               <w:rPr>
@@ -940,7 +858,7 @@
                 <w:noProof/>
                 <w:webHidden/>
               </w:rPr>
-              <w:t>5</w:t>
+              <w:t>6</w:t>
             </w:r>
             <w:r>
               <w:rPr>
@@ -965,7 +883,7 @@
               <w:lang w:eastAsia="vi-VN"/>
             </w:rPr>
           </w:pPr>
-          <w:hyperlink w:anchor="_Toc222906649" w:history="1">
+          <w:hyperlink w:anchor="_Toc223338940" w:history="1">
             <w:r>
               <w:rPr>
                 <w:rStyle w:val="Hyperlink"/>
@@ -993,7 +911,7 @@
                 <w:noProof/>
                 <w:webHidden/>
               </w:rPr>
-              <w:instrText xml:space="preserve"> PAGEREF _Toc222906649 \h </w:instrText>
+              <w:instrText xml:space="preserve"> PAGEREF _Toc223338940 \h </w:instrText>
             </w:r>
             <w:r>
               <w:rPr>
@@ -1038,7 +956,7 @@
               <w:lang w:eastAsia="vi-VN"/>
             </w:rPr>
           </w:pPr>
-          <w:hyperlink w:anchor="_Toc222906650" w:history="1">
+          <w:hyperlink w:anchor="_Toc223338941" w:history="1">
             <w:r>
               <w:rPr>
                 <w:rStyle w:val="Hyperlink"/>
@@ -1066,7 +984,7 @@
                 <w:noProof/>
                 <w:webHidden/>
               </w:rPr>
-              <w:instrText xml:space="preserve"> PAGEREF _Toc222906650 \h </w:instrText>
+              <w:instrText xml:space="preserve"> PAGEREF _Toc223338941 \h </w:instrText>
             </w:r>
             <w:r>
               <w:rPr>
@@ -1111,7 +1029,7 @@
               <w:lang w:eastAsia="vi-VN"/>
             </w:rPr>
           </w:pPr>
-          <w:hyperlink w:anchor="_Toc222906651" w:history="1">
+          <w:hyperlink w:anchor="_Toc223338942" w:history="1">
             <w:r>
               <w:rPr>
                 <w:rStyle w:val="Hyperlink"/>
@@ -1139,7 +1057,7 @@
                 <w:noProof/>
                 <w:webHidden/>
               </w:rPr>
-              <w:instrText xml:space="preserve"> PAGEREF _Toc222906651 \h </w:instrText>
+              <w:instrText xml:space="preserve"> PAGEREF _Toc223338942 \h </w:instrText>
             </w:r>
             <w:r>
               <w:rPr>
@@ -1184,7 +1102,7 @@
               <w:lang w:eastAsia="vi-VN"/>
             </w:rPr>
           </w:pPr>
-          <w:hyperlink w:anchor="_Toc222906652" w:history="1">
+          <w:hyperlink w:anchor="_Toc223338943" w:history="1">
             <w:r>
               <w:rPr>
                 <w:rStyle w:val="Hyperlink"/>
@@ -1214,7 +1132,7 @@
                 <w:noProof/>
                 <w:webHidden/>
               </w:rPr>
-              <w:instrText xml:space="preserve"> PAGEREF _Toc222906652 \h </w:instrText>
+              <w:instrText xml:space="preserve"> PAGEREF _Toc223338943 \h </w:instrText>
             </w:r>
             <w:r>
               <w:rPr>
@@ -1234,7 +1152,7 @@
                 <w:noProof/>
                 <w:webHidden/>
               </w:rPr>
-              <w:t>6</w:t>
+              <w:t>7</w:t>
             </w:r>
             <w:r>
               <w:rPr>
@@ -1249,7 +1167,6 @@
           <w:pPr>
             <w:pStyle w:val="TOC2"/>
             <w:tabs>
-              <w:tab w:val="left" w:pos="960"/>
               <w:tab w:val="right" w:leader="dot" w:pos="9060"/>
             </w:tabs>
             <w:rPr>
@@ -1260,7 +1177,7 @@
               <w:lang w:eastAsia="vi-VN"/>
             </w:rPr>
           </w:pPr>
-          <w:hyperlink w:anchor="_Toc222906653" w:history="1">
+          <w:hyperlink w:anchor="_Toc223338944" w:history="1">
             <w:r>
               <w:rPr>
                 <w:rStyle w:val="Hyperlink"/>
@@ -1269,37 +1186,17 @@
                 <w:noProof/>
                 <w:lang w:val="en-US"/>
               </w:rPr>
-              <w:t>1.</w:t>
-            </w:r>
-            <w:r>
-              <w:rPr>
-                <w:rFonts w:asciiTheme="minorHAnsi" w:eastAsiaTheme="minorEastAsia" w:hAnsiTheme="minorHAnsi"/>
-                <w:noProof/>
-                <w:sz w:val="24"/>
-                <w:szCs w:val="24"/>
-                <w:lang w:eastAsia="vi-VN"/>
+              <w:t>1. Tiêu chuẩn bản đồ VN-2000</w:t>
+            </w:r>
+            <w:r>
+              <w:rPr>
+                <w:noProof/>
+                <w:webHidden/>
               </w:rPr>
               <w:tab/>
             </w:r>
             <w:r>
               <w:rPr>
-                <w:rStyle w:val="Hyperlink"/>
-                <w:b/>
-                <w:bCs/>
-                <w:noProof/>
-                <w:lang w:val="en-US"/>
-              </w:rPr>
-              <w:t>Tiêu chuẩn bản đồ VN-2000</w:t>
-            </w:r>
-            <w:r>
-              <w:rPr>
-                <w:noProof/>
-                <w:webHidden/>
-              </w:rPr>
-              <w:tab/>
-            </w:r>
-            <w:r>
-              <w:rPr>
                 <w:noProof/>
                 <w:webHidden/>
               </w:rPr>
@@ -1310,7 +1207,7 @@
                 <w:noProof/>
                 <w:webHidden/>
               </w:rPr>
-              <w:instrText xml:space="preserve"> PAGEREF _Toc222906653 \h </w:instrText>
+              <w:instrText xml:space="preserve"> PAGEREF _Toc223338944 \h </w:instrText>
             </w:r>
             <w:r>
               <w:rPr>
@@ -1330,7 +1227,7 @@
                 <w:noProof/>
                 <w:webHidden/>
               </w:rPr>
-              <w:t>6</w:t>
+              <w:t>7</w:t>
             </w:r>
             <w:r>
               <w:rPr>
@@ -1345,7 +1242,6 @@
           <w:pPr>
             <w:pStyle w:val="TOC2"/>
             <w:tabs>
-              <w:tab w:val="left" w:pos="960"/>
               <w:tab w:val="right" w:leader="dot" w:pos="9060"/>
             </w:tabs>
             <w:rPr>
@@ -1356,7 +1252,7 @@
               <w:lang w:eastAsia="vi-VN"/>
             </w:rPr>
           </w:pPr>
-          <w:hyperlink w:anchor="_Toc222906654" w:history="1">
+          <w:hyperlink w:anchor="_Toc223338945" w:history="1">
             <w:r>
               <w:rPr>
                 <w:rStyle w:val="Hyperlink"/>
@@ -1365,18 +1261,73 @@
                 <w:noProof/>
                 <w:lang w:val="en-US"/>
               </w:rPr>
-              <w:t>2.</w:t>
-            </w:r>
-            <w:r>
-              <w:rPr>
-                <w:rFonts w:asciiTheme="minorHAnsi" w:eastAsiaTheme="minorEastAsia" w:hAnsiTheme="minorHAnsi"/>
-                <w:noProof/>
-                <w:sz w:val="24"/>
-                <w:szCs w:val="24"/>
-                <w:lang w:eastAsia="vi-VN"/>
+              <w:t>2. Cập nhật bản đồ</w:t>
+            </w:r>
+            <w:r>
+              <w:rPr>
+                <w:noProof/>
+                <w:webHidden/>
               </w:rPr>
               <w:tab/>
             </w:r>
+            <w:r>
+              <w:rPr>
+                <w:noProof/>
+                <w:webHidden/>
+              </w:rPr>
+              <w:fldChar w:fldCharType="begin"/>
+            </w:r>
+            <w:r>
+              <w:rPr>
+                <w:noProof/>
+                <w:webHidden/>
+              </w:rPr>
+              <w:instrText xml:space="preserve"> PAGEREF _Toc223338945 \h </w:instrText>
+            </w:r>
+            <w:r>
+              <w:rPr>
+                <w:noProof/>
+                <w:webHidden/>
+              </w:rPr>
+            </w:r>
+            <w:r>
+              <w:rPr>
+                <w:noProof/>
+                <w:webHidden/>
+              </w:rPr>
+              <w:fldChar w:fldCharType="separate"/>
+            </w:r>
+            <w:r>
+              <w:rPr>
+                <w:noProof/>
+                <w:webHidden/>
+              </w:rPr>
+              <w:t>7</w:t>
+            </w:r>
+            <w:r>
+              <w:rPr>
+                <w:noProof/>
+                <w:webHidden/>
+              </w:rPr>
+              <w:fldChar w:fldCharType="end"/>
+            </w:r>
+          </w:hyperlink>
+        </w:p>
+        <w:p>
+          <w:pPr>
+            <w:pStyle w:val="TOC2"/>
+            <w:tabs>
+              <w:tab w:val="right" w:leader="dot" w:pos="9060"/>
+            </w:tabs>
+            <w:rPr>
+              <w:rFonts w:asciiTheme="minorHAnsi" w:eastAsiaTheme="minorEastAsia" w:hAnsiTheme="minorHAnsi"/>
+              <w:noProof/>
+              <w:sz w:val="24"/>
+              <w:szCs w:val="24"/>
+              <w:lang w:eastAsia="vi-VN"/>
+            </w:rPr>
+          </w:pPr>
+          <w:hyperlink w:anchor="_Toc223338946" w:history="1">
             <w:r>
               <w:rPr>
                 <w:rStyle w:val="Hyperlink"/>
@@ -1385,7 +1336,7 @@
                 <w:noProof/>
                 <w:lang w:val="en-US"/>
               </w:rPr>
-              <w:t>Cập nhật bản đồ</w:t>
+              <w:t>3. Thực trạng hiện nay</w:t>
             </w:r>
             <w:r>
               <w:rPr>
@@ -1406,7 +1357,7 @@
                 <w:noProof/>
                 <w:webHidden/>
               </w:rPr>
-              <w:instrText xml:space="preserve"> PAGEREF _Toc222906654 \h </w:instrText>
+              <w:instrText xml:space="preserve"> PAGEREF _Toc223338946 \h </w:instrText>
             </w:r>
             <w:r>
               <w:rPr>
@@ -1451,7 +1402,7 @@
               <w:lang w:eastAsia="vi-VN"/>
             </w:rPr>
           </w:pPr>
-          <w:hyperlink w:anchor="_Toc222906655" w:history="1">
+          <w:hyperlink w:anchor="_Toc223338947" w:history="1">
             <w:r>
               <w:rPr>
                 <w:rStyle w:val="Hyperlink"/>
@@ -1460,7 +1411,7 @@
                 <w:noProof/>
                 <w:lang w:val="en-US"/>
               </w:rPr>
-              <w:t>III. CĂN CỨ ỨNG DỤNG</w:t>
+              <w:t>III. NGHIÊN CỨU XÂY DỰNG ỨNG DỤNG</w:t>
             </w:r>
             <w:r>
               <w:rPr>
@@ -1481,7 +1432,7 @@
                 <w:noProof/>
                 <w:webHidden/>
               </w:rPr>
-              <w:instrText xml:space="preserve"> PAGEREF _Toc222906655 \h </w:instrText>
+              <w:instrText xml:space="preserve"> PAGEREF _Toc223338947 \h </w:instrText>
             </w:r>
             <w:r>
               <w:rPr>
@@ -1526,7 +1477,7 @@
               <w:lang w:eastAsia="vi-VN"/>
             </w:rPr>
           </w:pPr>
-          <w:hyperlink w:anchor="_Toc222906656" w:history="1">
+          <w:hyperlink w:anchor="_Toc223338948" w:history="1">
             <w:r>
               <w:rPr>
                 <w:rStyle w:val="Hyperlink"/>
@@ -1535,7 +1486,7 @@
                 <w:noProof/>
                 <w:lang w:val="en-US"/>
               </w:rPr>
-              <w:t>IV. KẾT QUẢ NGHIÊN CỨU</w:t>
+              <w:t>1. Giao thức thu thập truyền tải hình ảnh</w:t>
             </w:r>
             <w:r>
               <w:rPr>
@@ -1556,7 +1507,7 @@
                 <w:noProof/>
                 <w:webHidden/>
               </w:rPr>
-              <w:instrText xml:space="preserve"> PAGEREF _Toc222906656 \h </w:instrText>
+              <w:instrText xml:space="preserve"> PAGEREF _Toc223338948 \h </w:instrText>
             </w:r>
             <w:r>
               <w:rPr>
@@ -1601,7 +1552,7 @@
               <w:lang w:eastAsia="vi-VN"/>
             </w:rPr>
           </w:pPr>
-          <w:hyperlink w:anchor="_Toc222906657" w:history="1">
+          <w:hyperlink w:anchor="_Toc223338949" w:history="1">
             <w:r>
               <w:rPr>
                 <w:rStyle w:val="Hyperlink"/>
@@ -1610,7 +1561,7 @@
                 <w:noProof/>
                 <w:lang w:val="en-US"/>
               </w:rPr>
-              <w:t>V. ĐỀ XUẤT CÁC GIẢI PHÁP</w:t>
+              <w:t>a. Điều kiện ổn định</w:t>
             </w:r>
             <w:r>
               <w:rPr>
@@ -1631,7 +1582,7 @@
                 <w:noProof/>
                 <w:webHidden/>
               </w:rPr>
-              <w:instrText xml:space="preserve"> PAGEREF _Toc222906657 \h </w:instrText>
+              <w:instrText xml:space="preserve"> PAGEREF _Toc223338949 \h </w:instrText>
             </w:r>
             <w:r>
               <w:rPr>
@@ -1652,6 +1603,531 @@
                 <w:webHidden/>
               </w:rPr>
               <w:t>7</w:t>
+            </w:r>
+            <w:r>
+              <w:rPr>
+                <w:noProof/>
+                <w:webHidden/>
+              </w:rPr>
+              <w:fldChar w:fldCharType="end"/>
+            </w:r>
+          </w:hyperlink>
+        </w:p>
+        <w:p>
+          <w:pPr>
+            <w:pStyle w:val="TOC1"/>
+            <w:tabs>
+              <w:tab w:val="right" w:leader="dot" w:pos="9060"/>
+            </w:tabs>
+            <w:rPr>
+              <w:rFonts w:asciiTheme="minorHAnsi" w:eastAsiaTheme="minorEastAsia" w:hAnsiTheme="minorHAnsi"/>
+              <w:noProof/>
+              <w:sz w:val="24"/>
+              <w:szCs w:val="24"/>
+              <w:lang w:eastAsia="vi-VN"/>
+            </w:rPr>
+          </w:pPr>
+          <w:hyperlink w:anchor="_Toc223338950" w:history="1">
+            <w:r>
+              <w:rPr>
+                <w:rStyle w:val="Hyperlink"/>
+                <w:b/>
+                <w:bCs/>
+                <w:noProof/>
+                <w:lang w:val="en-US"/>
+              </w:rPr>
+              <w:t>b. Điều kiện khẩn cấp</w:t>
+            </w:r>
+            <w:r>
+              <w:rPr>
+                <w:noProof/>
+                <w:webHidden/>
+              </w:rPr>
+              <w:tab/>
+            </w:r>
+            <w:r>
+              <w:rPr>
+                <w:noProof/>
+                <w:webHidden/>
+              </w:rPr>
+              <w:fldChar w:fldCharType="begin"/>
+            </w:r>
+            <w:r>
+              <w:rPr>
+                <w:noProof/>
+                <w:webHidden/>
+              </w:rPr>
+              <w:instrText xml:space="preserve"> PAGEREF _Toc223338950 \h </w:instrText>
+            </w:r>
+            <w:r>
+              <w:rPr>
+                <w:noProof/>
+                <w:webHidden/>
+              </w:rPr>
+            </w:r>
+            <w:r>
+              <w:rPr>
+                <w:noProof/>
+                <w:webHidden/>
+              </w:rPr>
+              <w:fldChar w:fldCharType="separate"/>
+            </w:r>
+            <w:r>
+              <w:rPr>
+                <w:noProof/>
+                <w:webHidden/>
+              </w:rPr>
+              <w:t>7</w:t>
+            </w:r>
+            <w:r>
+              <w:rPr>
+                <w:noProof/>
+                <w:webHidden/>
+              </w:rPr>
+              <w:fldChar w:fldCharType="end"/>
+            </w:r>
+          </w:hyperlink>
+        </w:p>
+        <w:p>
+          <w:pPr>
+            <w:pStyle w:val="TOC1"/>
+            <w:tabs>
+              <w:tab w:val="right" w:leader="dot" w:pos="9060"/>
+            </w:tabs>
+            <w:rPr>
+              <w:rFonts w:asciiTheme="minorHAnsi" w:eastAsiaTheme="minorEastAsia" w:hAnsiTheme="minorHAnsi"/>
+              <w:noProof/>
+              <w:sz w:val="24"/>
+              <w:szCs w:val="24"/>
+              <w:lang w:eastAsia="vi-VN"/>
+            </w:rPr>
+          </w:pPr>
+          <w:hyperlink w:anchor="_Toc223338951" w:history="1">
+            <w:r>
+              <w:rPr>
+                <w:rStyle w:val="Hyperlink"/>
+                <w:b/>
+                <w:bCs/>
+                <w:noProof/>
+                <w:lang w:val="en-US"/>
+              </w:rPr>
+              <w:t>2. Bóc tách dữ liệu vệ tinh và thu thập hình ảnh</w:t>
+            </w:r>
+            <w:r>
+              <w:rPr>
+                <w:noProof/>
+                <w:webHidden/>
+              </w:rPr>
+              <w:tab/>
+            </w:r>
+            <w:r>
+              <w:rPr>
+                <w:noProof/>
+                <w:webHidden/>
+              </w:rPr>
+              <w:fldChar w:fldCharType="begin"/>
+            </w:r>
+            <w:r>
+              <w:rPr>
+                <w:noProof/>
+                <w:webHidden/>
+              </w:rPr>
+              <w:instrText xml:space="preserve"> PAGEREF _Toc223338951 \h </w:instrText>
+            </w:r>
+            <w:r>
+              <w:rPr>
+                <w:noProof/>
+                <w:webHidden/>
+              </w:rPr>
+            </w:r>
+            <w:r>
+              <w:rPr>
+                <w:noProof/>
+                <w:webHidden/>
+              </w:rPr>
+              <w:fldChar w:fldCharType="separate"/>
+            </w:r>
+            <w:r>
+              <w:rPr>
+                <w:noProof/>
+                <w:webHidden/>
+              </w:rPr>
+              <w:t>7</w:t>
+            </w:r>
+            <w:r>
+              <w:rPr>
+                <w:noProof/>
+                <w:webHidden/>
+              </w:rPr>
+              <w:fldChar w:fldCharType="end"/>
+            </w:r>
+          </w:hyperlink>
+        </w:p>
+        <w:p>
+          <w:pPr>
+            <w:pStyle w:val="TOC1"/>
+            <w:tabs>
+              <w:tab w:val="right" w:leader="dot" w:pos="9060"/>
+            </w:tabs>
+            <w:rPr>
+              <w:rFonts w:asciiTheme="minorHAnsi" w:eastAsiaTheme="minorEastAsia" w:hAnsiTheme="minorHAnsi"/>
+              <w:noProof/>
+              <w:sz w:val="24"/>
+              <w:szCs w:val="24"/>
+              <w:lang w:eastAsia="vi-VN"/>
+            </w:rPr>
+          </w:pPr>
+          <w:hyperlink w:anchor="_Toc223338952" w:history="1">
+            <w:r>
+              <w:rPr>
+                <w:rStyle w:val="Hyperlink"/>
+                <w:b/>
+                <w:bCs/>
+                <w:noProof/>
+                <w:lang w:val="en-US"/>
+              </w:rPr>
+              <w:t>3. Gắn hình ảnh vào bản đồ số</w:t>
+            </w:r>
+            <w:r>
+              <w:rPr>
+                <w:noProof/>
+                <w:webHidden/>
+              </w:rPr>
+              <w:tab/>
+            </w:r>
+            <w:r>
+              <w:rPr>
+                <w:noProof/>
+                <w:webHidden/>
+              </w:rPr>
+              <w:fldChar w:fldCharType="begin"/>
+            </w:r>
+            <w:r>
+              <w:rPr>
+                <w:noProof/>
+                <w:webHidden/>
+              </w:rPr>
+              <w:instrText xml:space="preserve"> PAGEREF _Toc223338952 \h </w:instrText>
+            </w:r>
+            <w:r>
+              <w:rPr>
+                <w:noProof/>
+                <w:webHidden/>
+              </w:rPr>
+            </w:r>
+            <w:r>
+              <w:rPr>
+                <w:noProof/>
+                <w:webHidden/>
+              </w:rPr>
+              <w:fldChar w:fldCharType="separate"/>
+            </w:r>
+            <w:r>
+              <w:rPr>
+                <w:noProof/>
+                <w:webHidden/>
+              </w:rPr>
+              <w:t>7</w:t>
+            </w:r>
+            <w:r>
+              <w:rPr>
+                <w:noProof/>
+                <w:webHidden/>
+              </w:rPr>
+              <w:fldChar w:fldCharType="end"/>
+            </w:r>
+          </w:hyperlink>
+        </w:p>
+        <w:p>
+          <w:pPr>
+            <w:pStyle w:val="TOC1"/>
+            <w:tabs>
+              <w:tab w:val="right" w:leader="dot" w:pos="9060"/>
+            </w:tabs>
+            <w:rPr>
+              <w:rFonts w:asciiTheme="minorHAnsi" w:eastAsiaTheme="minorEastAsia" w:hAnsiTheme="minorHAnsi"/>
+              <w:noProof/>
+              <w:sz w:val="24"/>
+              <w:szCs w:val="24"/>
+              <w:lang w:eastAsia="vi-VN"/>
+            </w:rPr>
+          </w:pPr>
+          <w:hyperlink w:anchor="_Toc223338953" w:history="1">
+            <w:r>
+              <w:rPr>
+                <w:rStyle w:val="Hyperlink"/>
+                <w:b/>
+                <w:bCs/>
+                <w:noProof/>
+                <w:lang w:val="en-US"/>
+              </w:rPr>
+              <w:t>4. Xuất bản bản đồ cho người dùng</w:t>
+            </w:r>
+            <w:r>
+              <w:rPr>
+                <w:noProof/>
+                <w:webHidden/>
+              </w:rPr>
+              <w:tab/>
+            </w:r>
+            <w:r>
+              <w:rPr>
+                <w:noProof/>
+                <w:webHidden/>
+              </w:rPr>
+              <w:fldChar w:fldCharType="begin"/>
+            </w:r>
+            <w:r>
+              <w:rPr>
+                <w:noProof/>
+                <w:webHidden/>
+              </w:rPr>
+              <w:instrText xml:space="preserve"> PAGEREF _Toc223338953 \h </w:instrText>
+            </w:r>
+            <w:r>
+              <w:rPr>
+                <w:noProof/>
+                <w:webHidden/>
+              </w:rPr>
+            </w:r>
+            <w:r>
+              <w:rPr>
+                <w:noProof/>
+                <w:webHidden/>
+              </w:rPr>
+              <w:fldChar w:fldCharType="separate"/>
+            </w:r>
+            <w:r>
+              <w:rPr>
+                <w:noProof/>
+                <w:webHidden/>
+              </w:rPr>
+              <w:t>7</w:t>
+            </w:r>
+            <w:r>
+              <w:rPr>
+                <w:noProof/>
+                <w:webHidden/>
+              </w:rPr>
+              <w:fldChar w:fldCharType="end"/>
+            </w:r>
+          </w:hyperlink>
+        </w:p>
+        <w:p>
+          <w:pPr>
+            <w:pStyle w:val="TOC1"/>
+            <w:tabs>
+              <w:tab w:val="right" w:leader="dot" w:pos="9060"/>
+            </w:tabs>
+            <w:rPr>
+              <w:rFonts w:asciiTheme="minorHAnsi" w:eastAsiaTheme="minorEastAsia" w:hAnsiTheme="minorHAnsi"/>
+              <w:noProof/>
+              <w:sz w:val="24"/>
+              <w:szCs w:val="24"/>
+              <w:lang w:eastAsia="vi-VN"/>
+            </w:rPr>
+          </w:pPr>
+          <w:hyperlink w:anchor="_Toc223338954" w:history="1">
+            <w:r>
+              <w:rPr>
+                <w:rStyle w:val="Hyperlink"/>
+                <w:b/>
+                <w:bCs/>
+                <w:noProof/>
+                <w:lang w:val="en-US"/>
+              </w:rPr>
+              <w:t>5. Các thuật toán cần thiết khắc phục thị sai (Parrallax) và khử hiệu ứng “Bắt độ cao”</w:t>
+            </w:r>
+            <w:r>
+              <w:rPr>
+                <w:noProof/>
+                <w:webHidden/>
+              </w:rPr>
+              <w:tab/>
+            </w:r>
+            <w:r>
+              <w:rPr>
+                <w:noProof/>
+                <w:webHidden/>
+              </w:rPr>
+              <w:fldChar w:fldCharType="begin"/>
+            </w:r>
+            <w:r>
+              <w:rPr>
+                <w:noProof/>
+                <w:webHidden/>
+              </w:rPr>
+              <w:instrText xml:space="preserve"> PAGEREF _Toc223338954 \h </w:instrText>
+            </w:r>
+            <w:r>
+              <w:rPr>
+                <w:noProof/>
+                <w:webHidden/>
+              </w:rPr>
+            </w:r>
+            <w:r>
+              <w:rPr>
+                <w:noProof/>
+                <w:webHidden/>
+              </w:rPr>
+              <w:fldChar w:fldCharType="separate"/>
+            </w:r>
+            <w:r>
+              <w:rPr>
+                <w:noProof/>
+                <w:webHidden/>
+              </w:rPr>
+              <w:t>7</w:t>
+            </w:r>
+            <w:r>
+              <w:rPr>
+                <w:noProof/>
+                <w:webHidden/>
+              </w:rPr>
+              <w:fldChar w:fldCharType="end"/>
+            </w:r>
+          </w:hyperlink>
+        </w:p>
+        <w:p>
+          <w:pPr>
+            <w:pStyle w:val="TOC1"/>
+            <w:tabs>
+              <w:tab w:val="right" w:leader="dot" w:pos="9060"/>
+            </w:tabs>
+            <w:rPr>
+              <w:rFonts w:asciiTheme="minorHAnsi" w:eastAsiaTheme="minorEastAsia" w:hAnsiTheme="minorHAnsi"/>
+              <w:noProof/>
+              <w:sz w:val="24"/>
+              <w:szCs w:val="24"/>
+              <w:lang w:eastAsia="vi-VN"/>
+            </w:rPr>
+          </w:pPr>
+          <w:hyperlink w:anchor="_Toc223338955" w:history="1">
+            <w:r>
+              <w:rPr>
+                <w:rStyle w:val="Hyperlink"/>
+                <w:b/>
+                <w:bCs/>
+                <w:noProof/>
+                <w:lang w:val="en-US"/>
+              </w:rPr>
+              <w:t>IV. KẾT QUẢ NGHIÊN CỨU</w:t>
+            </w:r>
+            <w:r>
+              <w:rPr>
+                <w:noProof/>
+                <w:webHidden/>
+              </w:rPr>
+              <w:tab/>
+            </w:r>
+            <w:r>
+              <w:rPr>
+                <w:noProof/>
+                <w:webHidden/>
+              </w:rPr>
+              <w:fldChar w:fldCharType="begin"/>
+            </w:r>
+            <w:r>
+              <w:rPr>
+                <w:noProof/>
+                <w:webHidden/>
+              </w:rPr>
+              <w:instrText xml:space="preserve"> PAGEREF _Toc223338955 \h </w:instrText>
+            </w:r>
+            <w:r>
+              <w:rPr>
+                <w:noProof/>
+                <w:webHidden/>
+              </w:rPr>
+            </w:r>
+            <w:r>
+              <w:rPr>
+                <w:noProof/>
+                <w:webHidden/>
+              </w:rPr>
+              <w:fldChar w:fldCharType="separate"/>
+            </w:r>
+            <w:r>
+              <w:rPr>
+                <w:noProof/>
+                <w:webHidden/>
+              </w:rPr>
+              <w:t>11</w:t>
+            </w:r>
+            <w:r>
+              <w:rPr>
+                <w:noProof/>
+                <w:webHidden/>
+              </w:rPr>
+              <w:fldChar w:fldCharType="end"/>
+            </w:r>
+          </w:hyperlink>
+        </w:p>
+        <w:p>
+          <w:pPr>
+            <w:pStyle w:val="TOC1"/>
+            <w:tabs>
+              <w:tab w:val="right" w:leader="dot" w:pos="9060"/>
+            </w:tabs>
+            <w:rPr>
+              <w:rFonts w:asciiTheme="minorHAnsi" w:eastAsiaTheme="minorEastAsia" w:hAnsiTheme="minorHAnsi"/>
+              <w:noProof/>
+              <w:sz w:val="24"/>
+              <w:szCs w:val="24"/>
+              <w:lang w:eastAsia="vi-VN"/>
+            </w:rPr>
+          </w:pPr>
+          <w:hyperlink w:anchor="_Toc223338956" w:history="1">
+            <w:r>
+              <w:rPr>
+                <w:rStyle w:val="Hyperlink"/>
+                <w:b/>
+                <w:bCs/>
+                <w:noProof/>
+                <w:lang w:val="en-US"/>
+              </w:rPr>
+              <w:t>V. ĐỀ XUẤT</w:t>
+            </w:r>
+            <w:r>
+              <w:rPr>
+                <w:noProof/>
+                <w:webHidden/>
+              </w:rPr>
+              <w:tab/>
+            </w:r>
+            <w:r>
+              <w:rPr>
+                <w:noProof/>
+                <w:webHidden/>
+              </w:rPr>
+              <w:fldChar w:fldCharType="begin"/>
+            </w:r>
+            <w:r>
+              <w:rPr>
+                <w:noProof/>
+                <w:webHidden/>
+              </w:rPr>
+              <w:instrText xml:space="preserve"> PAGEREF _Toc223338956 \h </w:instrText>
+            </w:r>
+            <w:r>
+              <w:rPr>
+                <w:noProof/>
+                <w:webHidden/>
+              </w:rPr>
+            </w:r>
+            <w:r>
+              <w:rPr>
+                <w:noProof/>
+                <w:webHidden/>
+              </w:rPr>
+              <w:fldChar w:fldCharType="separate"/>
+            </w:r>
+            <w:r>
+              <w:rPr>
+                <w:noProof/>
+                <w:webHidden/>
+              </w:rPr>
+              <w:t>11</w:t>
             </w:r>
             <w:r>
               <w:rPr>
@@ -1694,6 +2170,7 @@
           <w:ilvl w:val="0"/>
           <w:numId w:val="1"/>
         </w:numPr>
+        <w:ind w:left="0" w:firstLine="567"/>
         <w:outlineLvl w:val="0"/>
         <w:rPr>
           <w:b/>
@@ -1701,7 +2178,7 @@
           <w:lang w:val="en-US"/>
         </w:rPr>
       </w:pPr>
-      <w:bookmarkStart w:id="0" w:name="_Toc222906640"/>
+      <w:bookmarkStart w:id="0" w:name="_Toc223338931"/>
       <w:r>
         <w:rPr>
           <w:b/>
@@ -1720,6 +2197,7 @@
           <w:ilvl w:val="0"/>
           <w:numId w:val="2"/>
         </w:numPr>
+        <w:ind w:left="0" w:firstLine="567"/>
         <w:outlineLvl w:val="1"/>
         <w:rPr>
           <w:b/>
@@ -1727,7 +2205,7 @@
           <w:lang w:val="en-US"/>
         </w:rPr>
       </w:pPr>
-      <w:bookmarkStart w:id="1" w:name="_Toc222906641"/>
+      <w:bookmarkStart w:id="1" w:name="_Toc223338932"/>
       <w:r>
         <w:rPr>
           <w:b/>
@@ -1740,6 +2218,7 @@
     </w:p>
     <w:p>
       <w:pPr>
+        <w:ind w:firstLine="567"/>
         <w:rPr>
           <w:lang w:val="en-US"/>
         </w:rPr>
@@ -1753,6 +2232,7 @@
     </w:p>
     <w:p>
       <w:pPr>
+        <w:ind w:firstLine="567"/>
         <w:rPr>
           <w:lang w:val="en-US"/>
         </w:rPr>
@@ -1766,6 +2246,7 @@
     </w:p>
     <w:p>
       <w:pPr>
+        <w:ind w:firstLine="567"/>
         <w:rPr>
           <w:lang w:val="en-US"/>
         </w:rPr>
@@ -1779,6 +2260,7 @@
     </w:p>
     <w:p>
       <w:pPr>
+        <w:ind w:firstLine="567"/>
         <w:rPr>
           <w:lang w:val="en-US"/>
         </w:rPr>
@@ -1792,6 +2274,7 @@
     </w:p>
     <w:p>
       <w:pPr>
+        <w:ind w:firstLine="567"/>
         <w:rPr>
           <w:lang w:val="en-US"/>
         </w:rPr>
@@ -1805,6 +2288,7 @@
     </w:p>
     <w:p>
       <w:pPr>
+        <w:ind w:firstLine="567"/>
         <w:rPr>
           <w:lang w:val="en-US"/>
         </w:rPr>
@@ -1818,6 +2302,7 @@
     </w:p>
     <w:p>
       <w:pPr>
+        <w:ind w:firstLine="567"/>
         <w:rPr>
           <w:lang w:val="en-US"/>
         </w:rPr>
@@ -1831,6 +2316,7 @@
     </w:p>
     <w:p>
       <w:pPr>
+        <w:ind w:firstLine="567"/>
         <w:rPr>
           <w:lang w:val="en-US"/>
         </w:rPr>
@@ -1844,6 +2330,7 @@
     </w:p>
     <w:p>
       <w:pPr>
+        <w:ind w:firstLine="567"/>
         <w:rPr>
           <w:lang w:val="en-US"/>
         </w:rPr>
@@ -1857,6 +2344,7 @@
     </w:p>
     <w:p>
       <w:pPr>
+        <w:ind w:firstLine="567"/>
         <w:rPr>
           <w:lang w:val="en-US"/>
         </w:rPr>
@@ -1870,6 +2358,7 @@
     </w:p>
     <w:p>
       <w:pPr>
+        <w:ind w:firstLine="567"/>
         <w:rPr>
           <w:lang w:val="en-US"/>
         </w:rPr>
@@ -1883,6 +2372,7 @@
     </w:p>
     <w:p>
       <w:pPr>
+        <w:ind w:firstLine="567"/>
         <w:rPr>
           <w:lang w:val="en-US"/>
         </w:rPr>
@@ -1896,6 +2386,7 @@
     </w:p>
     <w:p>
       <w:pPr>
+        <w:ind w:firstLine="567"/>
         <w:rPr>
           <w:lang w:val="en-US"/>
         </w:rPr>
@@ -1909,6 +2400,7 @@
     </w:p>
     <w:p>
       <w:pPr>
+        <w:ind w:firstLine="567"/>
         <w:rPr>
           <w:lang w:val="en-US"/>
         </w:rPr>
@@ -1927,6 +2419,7 @@
           <w:ilvl w:val="0"/>
           <w:numId w:val="2"/>
         </w:numPr>
+        <w:ind w:left="0" w:firstLine="567"/>
         <w:outlineLvl w:val="1"/>
         <w:rPr>
           <w:b/>
@@ -1934,7 +2427,7 @@
           <w:lang w:val="en-US"/>
         </w:rPr>
       </w:pPr>
-      <w:bookmarkStart w:id="2" w:name="_Toc222906642"/>
+      <w:bookmarkStart w:id="2" w:name="_Toc223338933"/>
       <w:r>
         <w:rPr>
           <w:b/>
@@ -1947,6 +2440,7 @@
     </w:p>
     <w:p>
       <w:pPr>
+        <w:ind w:firstLine="567"/>
         <w:rPr>
           <w:lang w:val="en-US"/>
         </w:rPr>
@@ -1960,6 +2454,7 @@
     </w:p>
     <w:p>
       <w:pPr>
+        <w:ind w:firstLine="567"/>
         <w:rPr>
           <w:lang w:val="en-US"/>
         </w:rPr>
@@ -1973,6 +2468,7 @@
     </w:p>
     <w:p>
       <w:pPr>
+        <w:ind w:firstLine="567"/>
         <w:rPr>
           <w:lang w:val="en-US"/>
         </w:rPr>
@@ -1986,33 +2482,36 @@
     </w:p>
     <w:p>
       <w:pPr>
-        <w:rPr>
-          <w:lang w:val="en-US"/>
-        </w:rPr>
-      </w:pPr>
-      <w:r>
-        <w:rPr>
-          <w:lang w:val="en-US"/>
-        </w:rPr>
+        <w:ind w:firstLine="567"/>
+        <w:rPr>
+          <w:lang w:val="en-US"/>
+        </w:rPr>
+      </w:pPr>
+      <w:r>
+        <w:rPr>
+          <w:lang w:val="en-US"/>
+        </w:rPr>
+        <w:lastRenderedPageBreak/>
         <w:t>Khác biệt cốt lõi với UTM: * Đánh số múi bắt đầu từ kinh tuyến gốc Greenwich (0 độ) đi sang Đông (múi số 1 của Gauss trùng với múi số 31 của UTM).</w:t>
       </w:r>
     </w:p>
     <w:p>
       <w:pPr>
-        <w:rPr>
-          <w:lang w:val="en-US"/>
-        </w:rPr>
-      </w:pPr>
-      <w:r>
-        <w:rPr>
-          <w:lang w:val="en-US"/>
-        </w:rPr>
-        <w:lastRenderedPageBreak/>
+        <w:ind w:firstLine="567"/>
+        <w:rPr>
+          <w:lang w:val="en-US"/>
+        </w:rPr>
+      </w:pPr>
+      <w:r>
+        <w:rPr>
+          <w:lang w:val="en-US"/>
+        </w:rPr>
         <w:t>* Hệ số tỷ lệ biến dạng tại kinh tuyến trục là 1.0 (giữ nguyên độ dài), trong khi UTM là 0.9996.</w:t>
       </w:r>
     </w:p>
     <w:p>
       <w:pPr>
+        <w:ind w:firstLine="567"/>
         <w:rPr>
           <w:lang w:val="en-US"/>
         </w:rPr>
@@ -2026,6 +2525,7 @@
     </w:p>
     <w:p>
       <w:pPr>
+        <w:ind w:firstLine="567"/>
         <w:rPr>
           <w:lang w:val="en-US"/>
         </w:rPr>
@@ -2039,6 +2539,7 @@
     </w:p>
     <w:p>
       <w:pPr>
+        <w:ind w:firstLine="567"/>
         <w:rPr>
           <w:lang w:val="en-US"/>
         </w:rPr>
@@ -2052,6 +2553,7 @@
     </w:p>
     <w:p>
       <w:pPr>
+        <w:ind w:firstLine="567"/>
         <w:rPr>
           <w:lang w:val="en-US"/>
         </w:rPr>
@@ -2065,6 +2567,7 @@
     </w:p>
     <w:p>
       <w:pPr>
+        <w:ind w:firstLine="567"/>
         <w:rPr>
           <w:lang w:val="en-US"/>
         </w:rPr>
@@ -2078,6 +2581,7 @@
     </w:p>
     <w:p>
       <w:pPr>
+        <w:ind w:firstLine="567"/>
         <w:rPr>
           <w:lang w:val="en-US"/>
         </w:rPr>
@@ -2091,6 +2595,7 @@
     </w:p>
     <w:p>
       <w:pPr>
+        <w:ind w:firstLine="567"/>
         <w:rPr>
           <w:lang w:val="en-US"/>
         </w:rPr>
@@ -2104,6 +2609,7 @@
     </w:p>
     <w:p>
       <w:pPr>
+        <w:ind w:firstLine="567"/>
         <w:rPr>
           <w:lang w:val="en-US"/>
         </w:rPr>
@@ -2117,6 +2623,7 @@
     </w:p>
     <w:p>
       <w:pPr>
+        <w:ind w:firstLine="567"/>
         <w:rPr>
           <w:lang w:val="en-US"/>
         </w:rPr>
@@ -2130,6 +2637,7 @@
     </w:p>
     <w:p>
       <w:pPr>
+        <w:ind w:firstLine="567"/>
         <w:rPr>
           <w:lang w:val="en-US"/>
         </w:rPr>
@@ -2148,6 +2656,7 @@
           <w:ilvl w:val="0"/>
           <w:numId w:val="2"/>
         </w:numPr>
+        <w:ind w:left="0" w:firstLine="567"/>
         <w:outlineLvl w:val="1"/>
         <w:rPr>
           <w:b/>
@@ -2155,7 +2664,7 @@
           <w:lang w:val="en-US"/>
         </w:rPr>
       </w:pPr>
-      <w:bookmarkStart w:id="3" w:name="_Toc222906643"/>
+      <w:bookmarkStart w:id="3" w:name="_Toc223338934"/>
       <w:r>
         <w:rPr>
           <w:b/>
@@ -2192,6 +2701,7 @@
     </w:p>
     <w:p>
       <w:pPr>
+        <w:ind w:firstLine="567"/>
         <w:outlineLvl w:val="1"/>
         <w:rPr>
           <w:lang w:val="en-US"/>
@@ -2201,11 +2711,12 @@
     <w:p>
       <w:pPr>
         <w:pStyle w:val="Heading3"/>
-        <w:rPr>
-          <w:lang w:val="en-US"/>
-        </w:rPr>
-      </w:pPr>
-      <w:bookmarkStart w:id="4" w:name="_Toc222906644"/>
+        <w:ind w:firstLine="567"/>
+        <w:rPr>
+          <w:lang w:val="en-US"/>
+        </w:rPr>
+      </w:pPr>
+      <w:bookmarkStart w:id="4" w:name="_Toc223338935"/>
       <w:r>
         <w:rPr>
           <w:lang w:val="en-US"/>
@@ -2216,6 +2727,7 @@
     </w:p>
     <w:p>
       <w:pPr>
+        <w:ind w:firstLine="567"/>
         <w:rPr>
           <w:lang w:val="en-US"/>
         </w:rPr>
@@ -2229,6 +2741,7 @@
     </w:p>
     <w:p>
       <w:pPr>
+        <w:ind w:firstLine="567"/>
         <w:rPr>
           <w:lang w:val="en-US"/>
         </w:rPr>
@@ -2242,6 +2755,7 @@
     </w:p>
     <w:p>
       <w:pPr>
+        <w:ind w:firstLine="567"/>
         <w:rPr>
           <w:lang w:val="en-US"/>
         </w:rPr>
@@ -2255,6 +2769,7 @@
     </w:p>
     <w:p>
       <w:pPr>
+        <w:ind w:firstLine="567"/>
         <w:rPr>
           <w:lang w:val="en-US"/>
         </w:rPr>
@@ -2269,11 +2784,12 @@
     <w:p>
       <w:pPr>
         <w:pStyle w:val="Heading3"/>
-        <w:rPr>
-          <w:lang w:val="en-US"/>
-        </w:rPr>
-      </w:pPr>
-      <w:bookmarkStart w:id="5" w:name="_Toc222906645"/>
+        <w:ind w:firstLine="567"/>
+        <w:rPr>
+          <w:lang w:val="en-US"/>
+        </w:rPr>
+      </w:pPr>
+      <w:bookmarkStart w:id="5" w:name="_Toc223338936"/>
       <w:r>
         <w:rPr>
           <w:lang w:val="en-US"/>
@@ -2284,6 +2800,7 @@
     </w:p>
     <w:p>
       <w:pPr>
+        <w:ind w:firstLine="567"/>
         <w:rPr>
           <w:lang w:val="en-US"/>
         </w:rPr>
@@ -2297,19 +2814,22 @@
     </w:p>
     <w:p>
       <w:pPr>
-        <w:rPr>
-          <w:lang w:val="en-US"/>
-        </w:rPr>
-      </w:pPr>
-      <w:r>
-        <w:rPr>
-          <w:lang w:val="en-US"/>
-        </w:rPr>
+        <w:ind w:firstLine="567"/>
+        <w:rPr>
+          <w:lang w:val="en-US"/>
+        </w:rPr>
+      </w:pPr>
+      <w:r>
+        <w:rPr>
+          <w:lang w:val="en-US"/>
+        </w:rPr>
+        <w:lastRenderedPageBreak/>
         <w:t>- Cấu trúc: Cần 24 vệ tinh để phủ sóng toàn cầu, hiện duy trì đủ số lượng này ở quỹ đạo MEO. Sử dụng hệ tọa độ PZ-90.</w:t>
       </w:r>
     </w:p>
     <w:p>
       <w:pPr>
+        <w:ind w:firstLine="567"/>
         <w:rPr>
           <w:lang w:val="en-US"/>
         </w:rPr>
@@ -2323,260 +2843,274 @@
     </w:p>
     <w:p>
       <w:pPr>
-        <w:rPr>
-          <w:lang w:val="en-US"/>
-        </w:rPr>
-      </w:pPr>
-      <w:r>
-        <w:rPr>
-          <w:lang w:val="en-US"/>
-        </w:rPr>
-        <w:t xml:space="preserve">- Đặc điểm kỹ thuật: Quỹ đạo của GLONASS có độ nghiêng lớn hơn GPS, giúp tối ưu hóa việc thu nhận tín hiệu và tăng độ chính xác ở các khu vực vĩ độ cao </w:t>
-      </w:r>
+        <w:ind w:firstLine="567"/>
+        <w:rPr>
+          <w:lang w:val="en-US"/>
+        </w:rPr>
+      </w:pPr>
+      <w:r>
+        <w:rPr>
+          <w:lang w:val="en-US"/>
+        </w:rPr>
+        <w:t>- Đặc điểm kỹ thuật: Quỹ đạo của GLONASS có độ nghiêng lớn hơn GPS, giúp tối ưu hóa việc thu nhận tín hiệu và tăng độ chính xác ở các khu vực vĩ độ cao (gần hai cực). Nó thường được các thiết bị dân sự sử dụng song song với GPS để tăng số lượng vệ tinh có thể "nhìn thấy".</w:t>
+      </w:r>
+    </w:p>
+    <w:p>
+      <w:pPr>
+        <w:pStyle w:val="Heading3"/>
+        <w:ind w:firstLine="567"/>
+        <w:rPr>
+          <w:lang w:val="en-US"/>
+        </w:rPr>
+      </w:pPr>
+      <w:bookmarkStart w:id="6" w:name="_Toc223338937"/>
+      <w:r>
+        <w:rPr>
+          <w:lang w:val="en-US"/>
+        </w:rPr>
+        <w:t>c) Hệ thống BeiDou (Bắc Đẩu - Trung Quốc)</w:t>
+      </w:r>
+      <w:bookmarkEnd w:id="6"/>
+    </w:p>
+    <w:p>
+      <w:pPr>
+        <w:ind w:firstLine="567"/>
+        <w:rPr>
+          <w:lang w:val="en-US"/>
+        </w:rPr>
+      </w:pPr>
+      <w:r>
+        <w:rPr>
+          <w:lang w:val="en-US"/>
+        </w:rPr>
+        <w:t>- Quản lý: Cơ quan Vũ trụ Quốc gia Trung Quốc (CNSA). Thế hệ toàn cầu (BDS-3) hoàn thiện và đi vào hoạt động từ năm 2020.</w:t>
+      </w:r>
+    </w:p>
+    <w:p>
+      <w:pPr>
+        <w:ind w:firstLine="567"/>
+        <w:rPr>
+          <w:lang w:val="en-US"/>
+        </w:rPr>
+      </w:pPr>
+      <w:r>
+        <w:rPr>
+          <w:lang w:val="en-US"/>
+        </w:rPr>
+        <w:t>- Cấu trúc: Sở hữu chòm sao vệ tinh đông đảo nhất (hơn 40 vệ tinh đang hoạt động). Kết hợp 3 loại quỹ đạo: MEO (tầm trung), IGSO (địa đồng bộ nghiêng) và GEO (địa tĩnh). Sử dụng hệ tọa độ CGCS2000.</w:t>
+      </w:r>
+    </w:p>
+    <w:p>
+      <w:pPr>
+        <w:ind w:firstLine="567"/>
+        <w:rPr>
+          <w:lang w:val="en-US"/>
+        </w:rPr>
+      </w:pPr>
+      <w:r>
+        <w:rPr>
+          <w:lang w:val="en-US"/>
+        </w:rPr>
+        <w:t>- Độ chính xác: Toàn cầu dưới 3.6m. Đặc biệt tại khu vực Châu Á - Thái Bình Dương đạt dưới 1m (do mật độ vệ tinh khu vực này rất dày).</w:t>
+      </w:r>
+    </w:p>
+    <w:p>
+      <w:pPr>
+        <w:ind w:firstLine="567"/>
+        <w:rPr>
+          <w:lang w:val="en-US"/>
+        </w:rPr>
+      </w:pPr>
+      <w:r>
+        <w:rPr>
+          <w:lang w:val="en-US"/>
+        </w:rPr>
+        <w:t>- Đặc điểm kỹ thuật: Tích hợp khả năng liên lạc nhắn tin văn bản ngắn (short message communication) hai chiều trực tiếp qua vệ tinh mà không cần trạm viễn thông mặt đất.</w:t>
+      </w:r>
+    </w:p>
+    <w:p>
+      <w:pPr>
+        <w:ind w:firstLine="567"/>
+        <w:rPr>
+          <w:lang w:val="en-US"/>
+        </w:rPr>
+      </w:pPr>
+    </w:p>
+    <w:p>
+      <w:pPr>
+        <w:pStyle w:val="Heading3"/>
+        <w:ind w:firstLine="567"/>
+        <w:rPr>
+          <w:lang w:val="en-US"/>
+        </w:rPr>
+      </w:pPr>
+      <w:bookmarkStart w:id="7" w:name="_Toc223338938"/>
+      <w:r>
+        <w:rPr>
+          <w:lang w:val="en-US"/>
+        </w:rPr>
+        <w:t>d) Hệ thống Galileo</w:t>
+      </w:r>
+      <w:bookmarkEnd w:id="7"/>
+    </w:p>
+    <w:p>
+      <w:pPr>
+        <w:ind w:firstLine="567"/>
+        <w:rPr>
+          <w:lang w:val="en-US"/>
+        </w:rPr>
+      </w:pPr>
+      <w:r>
+        <w:rPr>
+          <w:lang w:val="en-US"/>
+        </w:rPr>
+        <w:t>- Quản lý: Liên minh Châu Âu (EU) thông qua Cơ quan Vũ trụ Châu Âu (ESA) và Cơ quan Chương trình Không gian EU (EUSPA).</w:t>
+      </w:r>
+    </w:p>
+    <w:p>
+      <w:pPr>
+        <w:ind w:firstLine="567"/>
+        <w:rPr>
+          <w:lang w:val="en-US"/>
+        </w:rPr>
+      </w:pPr>
+      <w:r>
+        <w:rPr>
+          <w:lang w:val="en-US"/>
+        </w:rPr>
+        <w:t>Đặc điểm cốt lõi: Là hệ thống định vị toàn cầu duy nhất trên thế giới được thiết kế và kiểm soát hoàn toàn bởi các cơ quan "dân sự" (khác với GPS, GLONASS, và BeiDou đều do quân đội quản lý).</w:t>
+      </w:r>
+    </w:p>
+    <w:p>
+      <w:pPr>
+        <w:ind w:firstLine="567"/>
+        <w:rPr>
+          <w:lang w:val="en-US"/>
+        </w:rPr>
+      </w:pPr>
+      <w:r>
+        <w:rPr>
+          <w:lang w:val="en-US"/>
+        </w:rPr>
+        <w:t>- Cấu trúc: Hoạt động với khoảng 24 vệ tinh chính thức (cùng các vệ tinh dự phòng) trên quỹ đạo Trái Đất tầm trung (MEO) ở độ cao 23.222 km.</w:t>
+      </w:r>
+    </w:p>
+    <w:p>
+      <w:pPr>
+        <w:ind w:firstLine="567"/>
+        <w:rPr>
+          <w:lang w:val="en-US"/>
+        </w:rPr>
+      </w:pPr>
+      <w:r>
+        <w:rPr>
+          <w:lang w:val="en-US"/>
+        </w:rPr>
+        <w:t>Hệ tọa độ: Sử dụng Khung tham chiếu Hệ mặt đất Galileo (GTRF), được thiết kế để tương thích và đồng bộ gần như tuyệt đối với hệ WGS-84 của GPS (chênh lệch chỉ vài centimet).</w:t>
+      </w:r>
+    </w:p>
+    <w:p>
+      <w:pPr>
+        <w:ind w:firstLine="567"/>
+        <w:rPr>
+          <w:lang w:val="en-US"/>
+        </w:rPr>
+      </w:pPr>
+      <w:r>
+        <w:rPr>
+          <w:lang w:val="en-US"/>
+        </w:rPr>
+        <w:t>- Độ chính xác</w:t>
+      </w:r>
+    </w:p>
+    <w:p>
+      <w:pPr>
+        <w:ind w:firstLine="567"/>
+        <w:rPr>
+          <w:lang w:val="en-US"/>
+        </w:rPr>
+      </w:pPr>
+      <w:r>
+        <w:rPr>
+          <w:lang w:val="en-US"/>
+        </w:rPr>
+        <w:t>Dịch vụ mở (Open Service - OS): Miễn phí cho dân sự, độ chính xác định vị dưới 1 mét (cao hơn GPS dân sự tiêu chuẩn).</w:t>
+      </w:r>
+    </w:p>
+    <w:p>
+      <w:pPr>
+        <w:ind w:firstLine="567"/>
+        <w:rPr>
+          <w:lang w:val="en-US"/>
+        </w:rPr>
+      </w:pPr>
+      <w:r>
+        <w:rPr>
+          <w:lang w:val="en-US"/>
+        </w:rPr>
+        <w:t>Dịch vụ độ chính xác cao (HAS): Cung cấp sai số dưới 20cm hoàn toàn miễn phí trên toàn cầu. Đây là điểm vượt trội nhất của Galileo so với các hệ thống khác.</w:t>
+      </w:r>
+    </w:p>
+    <w:p>
+      <w:pPr>
+        <w:ind w:firstLine="567"/>
+        <w:rPr>
+          <w:lang w:val="en-US"/>
+        </w:rPr>
+      </w:pPr>
+      <w:r>
+        <w:rPr>
+          <w:lang w:val="en-US"/>
+        </w:rPr>
+        <w:t>Dịch vụ công cộng được quản lý (PRS): Dành riêng cho chính phủ, quân đội và các dịch vụ khẩn cấp của EU, sử dụng tín hiệu mã hóa với khả năng chống kẹt sóng và chống giả mạo cực cao.</w:t>
+      </w:r>
+    </w:p>
+    <w:p>
+      <w:pPr>
+        <w:ind w:firstLine="567"/>
+        <w:rPr>
+          <w:lang w:val="en-US"/>
+        </w:rPr>
+      </w:pPr>
+      <w:r>
+        <w:rPr>
+          <w:lang w:val="en-US"/>
+        </w:rPr>
+        <w:t>- Tính năng đặc biệt: Cứu nạn (SAR)</w:t>
+      </w:r>
+    </w:p>
+    <w:p>
+      <w:pPr>
+        <w:ind w:firstLine="567"/>
+        <w:rPr>
+          <w:lang w:val="en-US"/>
+        </w:rPr>
+      </w:pPr>
+      <w:r>
+        <w:rPr>
+          <w:lang w:val="en-US"/>
+        </w:rPr>
+        <w:t>* Galileo đóng góp vào mạng lưới tìm kiếm cứu nạn toàn cầu Cospas-Sarsat.</w:t>
+      </w:r>
+    </w:p>
+    <w:p>
+      <w:pPr>
+        <w:ind w:firstLine="567"/>
+        <w:rPr>
+          <w:lang w:val="en-US"/>
+        </w:rPr>
+      </w:pPr>
       <w:r>
         <w:rPr>
           <w:lang w:val="en-US"/>
         </w:rPr>
         <w:lastRenderedPageBreak/>
-        <w:t>(gần hai cực). Nó thường được các thiết bị dân sự sử dụng song song với GPS để tăng số lượng vệ tinh có thể "nhìn thấy".</w:t>
-      </w:r>
-    </w:p>
-    <w:p>
-      <w:pPr>
-        <w:pStyle w:val="Heading3"/>
-        <w:rPr>
-          <w:lang w:val="en-US"/>
-        </w:rPr>
-      </w:pPr>
-      <w:bookmarkStart w:id="6" w:name="_Toc222906646"/>
-      <w:r>
-        <w:rPr>
-          <w:lang w:val="en-US"/>
-        </w:rPr>
-        <w:t>c) Hệ thống BeiDou (Bắc Đẩu - Trung Quốc)</w:t>
-      </w:r>
-      <w:bookmarkEnd w:id="6"/>
-    </w:p>
-    <w:p>
-      <w:pPr>
-        <w:rPr>
-          <w:lang w:val="en-US"/>
-        </w:rPr>
-      </w:pPr>
-      <w:r>
-        <w:rPr>
-          <w:lang w:val="en-US"/>
-        </w:rPr>
-        <w:t>- Quản lý: Cơ quan Vũ trụ Quốc gia Trung Quốc (CNSA). Thế hệ toàn cầu (BDS-3) hoàn thiện và đi vào hoạt động từ năm 2020.</w:t>
-      </w:r>
-    </w:p>
-    <w:p>
-      <w:pPr>
-        <w:rPr>
-          <w:lang w:val="en-US"/>
-        </w:rPr>
-      </w:pPr>
-      <w:r>
-        <w:rPr>
-          <w:lang w:val="en-US"/>
-        </w:rPr>
-        <w:t>- Cấu trúc: Sở hữu chòm sao vệ tinh đông đảo nhất (hơn 40 vệ tinh đang hoạt động). Kết hợp 3 loại quỹ đạo: MEO (tầm trung), IGSO (địa đồng bộ nghiêng) và GEO (địa tĩnh). Sử dụng hệ tọa độ CGCS2000.</w:t>
-      </w:r>
-    </w:p>
-    <w:p>
-      <w:pPr>
-        <w:rPr>
-          <w:lang w:val="en-US"/>
-        </w:rPr>
-      </w:pPr>
-      <w:r>
-        <w:rPr>
-          <w:lang w:val="en-US"/>
-        </w:rPr>
-        <w:t>- Độ chính xác: Toàn cầu dưới 3.6m. Đặc biệt tại khu vực Châu Á - Thái Bình Dương đạt dưới 1m (do mật độ vệ tinh khu vực này rất dày).</w:t>
-      </w:r>
-    </w:p>
-    <w:p>
-      <w:pPr>
-        <w:rPr>
-          <w:lang w:val="en-US"/>
-        </w:rPr>
-      </w:pPr>
-      <w:r>
-        <w:rPr>
-          <w:lang w:val="en-US"/>
-        </w:rPr>
-        <w:t>- Đặc điểm kỹ thuật: Tích hợp khả năng liên lạc nhắn tin văn bản ngắn (short message communication) hai chiều trực tiếp qua vệ tinh mà không cần trạm viễn thông mặt đất.</w:t>
-      </w:r>
-    </w:p>
-    <w:p>
-      <w:pPr>
-        <w:rPr>
-          <w:lang w:val="en-US"/>
-        </w:rPr>
-      </w:pPr>
-    </w:p>
-    <w:p>
-      <w:pPr>
-        <w:pStyle w:val="Heading3"/>
-        <w:rPr>
-          <w:lang w:val="en-US"/>
-        </w:rPr>
-      </w:pPr>
-      <w:bookmarkStart w:id="7" w:name="_Toc222906647"/>
-      <w:r>
-        <w:rPr>
-          <w:lang w:val="en-US"/>
-        </w:rPr>
-        <w:t>d) Hệ thống Galileo</w:t>
-      </w:r>
-      <w:bookmarkEnd w:id="7"/>
-    </w:p>
-    <w:p>
-      <w:pPr>
-        <w:rPr>
-          <w:lang w:val="en-US"/>
-        </w:rPr>
-      </w:pPr>
-      <w:r>
-        <w:rPr>
-          <w:lang w:val="en-US"/>
-        </w:rPr>
-        <w:t>- Quản lý: Liên minh Châu Âu (EU) thông qua Cơ quan Vũ trụ Châu Âu (ESA) và Cơ quan Chương trình Không gian EU (EUSPA).</w:t>
-      </w:r>
-    </w:p>
-    <w:p>
-      <w:pPr>
-        <w:rPr>
-          <w:lang w:val="en-US"/>
-        </w:rPr>
-      </w:pPr>
-      <w:r>
-        <w:rPr>
-          <w:lang w:val="en-US"/>
-        </w:rPr>
-        <w:t>Đặc điểm cốt lõi: Là hệ thống định vị toàn cầu duy nhất trên thế giới được thiết kế và kiểm soát hoàn toàn bởi các cơ quan "dân sự" (khác với GPS, GLONASS, và BeiDou đều do quân đội quản lý).</w:t>
-      </w:r>
-    </w:p>
-    <w:p>
-      <w:pPr>
-        <w:rPr>
-          <w:lang w:val="en-US"/>
-        </w:rPr>
-      </w:pPr>
-      <w:r>
-        <w:rPr>
-          <w:lang w:val="en-US"/>
-        </w:rPr>
-        <w:t>- Cấu trúc: Hoạt động với khoảng 24 vệ tinh chính thức (cùng các vệ tinh dự phòng) trên quỹ đạo Trái Đất tầm trung (MEO) ở độ cao 23.222 km.</w:t>
-      </w:r>
-    </w:p>
-    <w:p>
-      <w:pPr>
-        <w:rPr>
-          <w:lang w:val="en-US"/>
-        </w:rPr>
-      </w:pPr>
-      <w:r>
-        <w:rPr>
-          <w:lang w:val="en-US"/>
-        </w:rPr>
-        <w:t>Hệ tọa độ: Sử dụng Khung tham chiếu Hệ mặt đất Galileo (GTRF), được thiết kế để tương thích và đồng bộ gần như tuyệt đối với hệ WGS-84 của GPS (chênh lệch chỉ vài centimet).</w:t>
-      </w:r>
-    </w:p>
-    <w:p>
-      <w:pPr>
-        <w:rPr>
-          <w:lang w:val="en-US"/>
-        </w:rPr>
-      </w:pPr>
-      <w:r>
-        <w:rPr>
-          <w:lang w:val="en-US"/>
-        </w:rPr>
-        <w:t>- Độ chính xác</w:t>
-      </w:r>
-    </w:p>
-    <w:p>
-      <w:pPr>
-        <w:rPr>
-          <w:lang w:val="en-US"/>
-        </w:rPr>
-      </w:pPr>
-      <w:r>
-        <w:rPr>
-          <w:lang w:val="en-US"/>
-        </w:rPr>
-        <w:t>Dịch vụ mở (Open Service - OS): Miễn phí cho dân sự, độ chính xác định vị dưới 1 mét (cao hơn GPS dân sự tiêu chuẩn).</w:t>
-      </w:r>
-    </w:p>
-    <w:p>
-      <w:pPr>
-        <w:rPr>
-          <w:lang w:val="en-US"/>
-        </w:rPr>
-      </w:pPr>
-      <w:r>
-        <w:rPr>
-          <w:lang w:val="en-US"/>
-        </w:rPr>
-        <w:t>Dịch vụ độ chính xác cao (HAS): Cung cấp sai số dưới 20cm hoàn toàn miễn phí trên toàn cầu. Đây là điểm vượt trội nhất của Galileo so với các hệ thống khác.</w:t>
-      </w:r>
-    </w:p>
-    <w:p>
-      <w:pPr>
-        <w:rPr>
-          <w:lang w:val="en-US"/>
-        </w:rPr>
-      </w:pPr>
-      <w:r>
-        <w:rPr>
-          <w:lang w:val="en-US"/>
-        </w:rPr>
-        <w:t>Dịch vụ công cộng được quản lý (PRS): Dành riêng cho chính phủ, quân đội và các dịch vụ khẩn cấp của EU, sử dụng tín hiệu mã hóa với khả năng chống kẹt sóng và chống giả mạo cực cao.</w:t>
-      </w:r>
-    </w:p>
-    <w:p>
-      <w:pPr>
-        <w:rPr>
-          <w:lang w:val="en-US"/>
-        </w:rPr>
-      </w:pPr>
-      <w:r>
-        <w:rPr>
-          <w:lang w:val="en-US"/>
-        </w:rPr>
-        <w:t>- Tính năng đặc biệt: Cứu nạn (SAR)</w:t>
-      </w:r>
-    </w:p>
-    <w:p>
-      <w:pPr>
-        <w:rPr>
-          <w:lang w:val="en-US"/>
-        </w:rPr>
-      </w:pPr>
-      <w:r>
-        <w:rPr>
-          <w:lang w:val="en-US"/>
-        </w:rPr>
-        <w:t>* Galileo đóng góp vào mạng lưới tìm kiếm cứu nạn toàn cầu Cospas-Sarsat.</w:t>
-      </w:r>
-    </w:p>
-    <w:p>
-      <w:pPr>
-        <w:rPr>
-          <w:lang w:val="en-US"/>
-        </w:rPr>
-      </w:pPr>
-      <w:r>
-        <w:rPr>
-          <w:lang w:val="en-US"/>
-        </w:rPr>
         <w:t>Return Link Service (RLS): Là hệ thống GNSS đầu tiên có khả năng gửi tín hiệu phản hồi (chiều về) cho thiết bị của người bị nạn, thông báo rằng tín hiệu SOS và vị trí của họ đã được đội cứu hộ tiếp nhận.</w:t>
       </w:r>
     </w:p>
     <w:p>
       <w:pPr>
+        <w:ind w:firstLine="567"/>
         <w:outlineLvl w:val="1"/>
         <w:rPr>
           <w:b/>
@@ -2592,6 +3126,7 @@
           <w:ilvl w:val="0"/>
           <w:numId w:val="2"/>
         </w:numPr>
+        <w:ind w:left="0" w:firstLine="567"/>
         <w:outlineLvl w:val="1"/>
         <w:rPr>
           <w:b/>
@@ -2599,7 +3134,7 @@
           <w:lang w:val="en-US"/>
         </w:rPr>
       </w:pPr>
-      <w:bookmarkStart w:id="8" w:name="_Toc222906648"/>
+      <w:bookmarkStart w:id="8" w:name="_Toc223338939"/>
       <w:r>
         <w:rPr>
           <w:b/>
@@ -2620,6 +3155,7 @@
     </w:p>
     <w:p>
       <w:pPr>
+        <w:ind w:firstLine="567"/>
         <w:outlineLvl w:val="1"/>
         <w:rPr>
           <w:b/>
@@ -2630,26 +3166,27 @@
     </w:p>
     <w:p>
       <w:pPr>
-        <w:rPr>
-          <w:lang w:val="en-US"/>
-        </w:rPr>
-      </w:pPr>
-      <w:r>
-        <w:rPr>
-          <w:lang w:val="en-US"/>
-        </w:rPr>
-        <w:lastRenderedPageBreak/>
+        <w:ind w:firstLine="567"/>
+        <w:rPr>
+          <w:lang w:val="en-US"/>
+        </w:rPr>
+      </w:pPr>
+      <w:r>
+        <w:rPr>
+          <w:lang w:val="en-US"/>
+        </w:rPr>
         <w:t>Có hàng chục hệ thống bản đồ trên thế giới, nhưng xét về quy mô lớn, chúng được chia thành 3 nhóm chính dựa trên độ "mở":</w:t>
       </w:r>
     </w:p>
     <w:p>
       <w:pPr>
         <w:pStyle w:val="Heading3"/>
-        <w:rPr>
-          <w:lang w:val="en-US"/>
-        </w:rPr>
-      </w:pPr>
-      <w:bookmarkStart w:id="9" w:name="_Toc222906649"/>
+        <w:ind w:firstLine="567"/>
+        <w:rPr>
+          <w:lang w:val="en-US"/>
+        </w:rPr>
+      </w:pPr>
+      <w:bookmarkStart w:id="9" w:name="_Toc223338940"/>
       <w:r>
         <w:rPr>
           <w:lang w:val="en-US"/>
@@ -2660,6 +3197,7 @@
     </w:p>
     <w:p>
       <w:pPr>
+        <w:ind w:firstLine="567"/>
         <w:rPr>
           <w:lang w:val="en-US"/>
         </w:rPr>
@@ -2673,6 +3211,7 @@
     </w:p>
     <w:p>
       <w:pPr>
+        <w:ind w:firstLine="567"/>
         <w:rPr>
           <w:lang w:val="en-US"/>
         </w:rPr>
@@ -2687,11 +3226,12 @@
     <w:p>
       <w:pPr>
         <w:pStyle w:val="Heading3"/>
-        <w:rPr>
-          <w:lang w:val="en-US"/>
-        </w:rPr>
-      </w:pPr>
-      <w:bookmarkStart w:id="10" w:name="_Toc222906650"/>
+        <w:ind w:firstLine="567"/>
+        <w:rPr>
+          <w:lang w:val="en-US"/>
+        </w:rPr>
+      </w:pPr>
+      <w:bookmarkStart w:id="10" w:name="_Toc223338941"/>
       <w:r>
         <w:rPr>
           <w:lang w:val="en-US"/>
@@ -2702,6 +3242,7 @@
     </w:p>
     <w:p>
       <w:pPr>
+        <w:ind w:firstLine="567"/>
         <w:rPr>
           <w:lang w:val="en-US"/>
         </w:rPr>
@@ -2715,6 +3256,7 @@
     </w:p>
     <w:p>
       <w:pPr>
+        <w:ind w:firstLine="567"/>
         <w:rPr>
           <w:lang w:val="en-US"/>
         </w:rPr>
@@ -2729,11 +3271,12 @@
     <w:p>
       <w:pPr>
         <w:pStyle w:val="Heading3"/>
-        <w:rPr>
-          <w:lang w:val="en-US"/>
-        </w:rPr>
-      </w:pPr>
-      <w:bookmarkStart w:id="11" w:name="_Toc222906651"/>
+        <w:ind w:firstLine="567"/>
+        <w:rPr>
+          <w:lang w:val="en-US"/>
+        </w:rPr>
+      </w:pPr>
+      <w:bookmarkStart w:id="11" w:name="_Toc223338942"/>
       <w:r>
         <w:rPr>
           <w:lang w:val="en-US"/>
@@ -2744,6 +3287,7 @@
     </w:p>
     <w:p>
       <w:pPr>
+        <w:ind w:firstLine="567"/>
         <w:rPr>
           <w:lang w:val="en-US"/>
         </w:rPr>
@@ -2757,6 +3301,7 @@
     </w:p>
     <w:p>
       <w:pPr>
+        <w:ind w:firstLine="567"/>
         <w:rPr>
           <w:lang w:val="en-US"/>
         </w:rPr>
@@ -2770,6 +3315,7 @@
     </w:p>
     <w:p>
       <w:pPr>
+        <w:ind w:firstLine="567"/>
         <w:rPr>
           <w:lang w:val="en-US"/>
         </w:rPr>
@@ -2783,6 +3329,7 @@
     </w:p>
     <w:p>
       <w:pPr>
+        <w:ind w:firstLine="567"/>
         <w:rPr>
           <w:lang w:val="en-US"/>
         </w:rPr>
@@ -2796,6 +3343,7 @@
     </w:p>
     <w:p>
       <w:pPr>
+        <w:ind w:firstLine="567"/>
         <w:rPr>
           <w:lang w:val="en-US"/>
         </w:rPr>
@@ -2809,6 +3357,7 @@
     </w:p>
     <w:p>
       <w:pPr>
+        <w:ind w:firstLine="567"/>
         <w:rPr>
           <w:lang w:val="en-US"/>
         </w:rPr>
@@ -2822,6 +3371,7 @@
     </w:p>
     <w:p>
       <w:pPr>
+        <w:ind w:firstLine="567"/>
         <w:outlineLvl w:val="1"/>
         <w:rPr>
           <w:b/>
@@ -2832,6 +3382,7 @@
     </w:p>
     <w:p>
       <w:pPr>
+        <w:ind w:firstLine="567"/>
         <w:outlineLvl w:val="1"/>
         <w:rPr>
           <w:b/>
@@ -2847,6 +3398,7 @@
           <w:ilvl w:val="0"/>
           <w:numId w:val="1"/>
         </w:numPr>
+        <w:ind w:left="0" w:firstLine="567"/>
         <w:outlineLvl w:val="0"/>
         <w:rPr>
           <w:b/>
@@ -2854,19 +3406,21 @@
           <w:lang w:val="en-US"/>
         </w:rPr>
       </w:pPr>
-      <w:bookmarkStart w:id="12" w:name="_Toc222906652"/>
-      <w:r>
-        <w:rPr>
-          <w:b/>
-          <w:bCs/>
-          <w:lang w:val="en-US"/>
-        </w:rPr>
+      <w:bookmarkStart w:id="12" w:name="_Toc223338943"/>
+      <w:r>
+        <w:rPr>
+          <w:b/>
+          <w:bCs/>
+          <w:lang w:val="en-US"/>
+        </w:rPr>
+        <w:lastRenderedPageBreak/>
         <w:t>THỰC TRẠNG HIỆN NAY TẠI NƯỚC TA</w:t>
       </w:r>
       <w:bookmarkEnd w:id="12"/>
     </w:p>
     <w:p>
       <w:pPr>
+        <w:ind w:firstLine="567"/>
         <w:outlineLvl w:val="0"/>
         <w:rPr>
           <w:b/>
@@ -2882,6 +3436,7 @@
           <w:ilvl w:val="0"/>
           <w:numId w:val="3"/>
         </w:numPr>
+        <w:ind w:left="0" w:firstLine="567"/>
         <w:outlineLvl w:val="1"/>
         <w:rPr>
           <w:b/>
@@ -2889,7 +3444,7 @@
           <w:lang w:val="en-US"/>
         </w:rPr>
       </w:pPr>
-      <w:bookmarkStart w:id="13" w:name="_Toc222906653"/>
+      <w:bookmarkStart w:id="13" w:name="_Toc223338944"/>
       <w:r>
         <w:rPr>
           <w:b/>
@@ -2902,26 +3457,7 @@
     </w:p>
     <w:p>
       <w:pPr>
-        <w:outlineLvl w:val="1"/>
-        <w:rPr>
-          <w:b/>
-          <w:bCs/>
-          <w:lang w:val="en-US"/>
-        </w:rPr>
-      </w:pPr>
-    </w:p>
-    <w:p>
-      <w:pPr>
-        <w:outlineLvl w:val="1"/>
-        <w:rPr>
-          <w:b/>
-          <w:bCs/>
-          <w:lang w:val="en-US"/>
-        </w:rPr>
-      </w:pPr>
-    </w:p>
-    <w:p>
-      <w:pPr>
+        <w:ind w:firstLine="567"/>
         <w:rPr>
           <w:lang w:val="en-US"/>
         </w:rPr>
@@ -2935,6 +3471,7 @@
     </w:p>
     <w:p>
       <w:pPr>
+        <w:ind w:firstLine="567"/>
         <w:rPr>
           <w:lang w:val="en-US"/>
         </w:rPr>
@@ -2948,20 +3485,21 @@
     </w:p>
     <w:p>
       <w:pPr>
-        <w:rPr>
-          <w:lang w:val="en-US"/>
-        </w:rPr>
-      </w:pPr>
-      <w:r>
-        <w:rPr>
-          <w:lang w:val="en-US"/>
-        </w:rPr>
-        <w:lastRenderedPageBreak/>
+        <w:ind w:firstLine="567"/>
+        <w:rPr>
+          <w:lang w:val="en-US"/>
+        </w:rPr>
+      </w:pPr>
+      <w:r>
+        <w:rPr>
+          <w:lang w:val="en-US"/>
+        </w:rPr>
         <w:t>Ellipsoid tham chiếu: Sử dụng hệ WGS-84 toàn cầu (định vị cục bộ phù hợp với lãnh thổ Việt Nam). Điều này giúp VN-2000 tương thích trực tiếp với các thiết bị GPS hiện đại.</w:t>
       </w:r>
     </w:p>
     <w:p>
       <w:pPr>
+        <w:ind w:firstLine="567"/>
         <w:rPr>
           <w:lang w:val="en-US"/>
         </w:rPr>
@@ -2975,6 +3513,7 @@
     </w:p>
     <w:p>
       <w:pPr>
+        <w:ind w:firstLine="567"/>
         <w:rPr>
           <w:lang w:val="en-US"/>
         </w:rPr>
@@ -2993,6 +3532,7 @@
           <w:ilvl w:val="0"/>
           <w:numId w:val="3"/>
         </w:numPr>
+        <w:ind w:left="0" w:firstLine="567"/>
         <w:outlineLvl w:val="1"/>
         <w:rPr>
           <w:b/>
@@ -3000,7 +3540,7 @@
           <w:lang w:val="en-US"/>
         </w:rPr>
       </w:pPr>
-      <w:bookmarkStart w:id="14" w:name="_Toc222906654"/>
+      <w:bookmarkStart w:id="14" w:name="_Toc223338945"/>
       <w:r>
         <w:rPr>
           <w:b/>
@@ -3013,6 +3553,82 @@
     </w:p>
     <w:p>
       <w:pPr>
+        <w:ind w:firstLine="567"/>
+        <w:rPr>
+          <w:lang w:val="en-US"/>
+        </w:rPr>
+      </w:pPr>
+      <w:r>
+        <w:rPr>
+          <w:lang w:val="en-US"/>
+        </w:rPr>
+        <w:t>Cơ quan thực hiện: Cục Đo đạc, Bản đồ và Thông tin địa lý Việt Nam (Bộ TN&amp;MT) quản lý dân sự; Cục Bản đồ (Bộ Tổng Tham mưu) quản lý hệ thống quân sự.</w:t>
+      </w:r>
+    </w:p>
+    <w:p>
+      <w:pPr>
+        <w:ind w:firstLine="567"/>
+        <w:rPr>
+          <w:lang w:val="en-US"/>
+        </w:rPr>
+      </w:pPr>
+      <w:r>
+        <w:rPr>
+          <w:lang w:val="en-US"/>
+        </w:rPr>
+        <w:t>Công nghệ áp dụng:</w:t>
+      </w:r>
+    </w:p>
+    <w:p>
+      <w:pPr>
+        <w:ind w:firstLine="567"/>
+        <w:rPr>
+          <w:lang w:val="en-US"/>
+        </w:rPr>
+      </w:pPr>
+      <w:r>
+        <w:rPr>
+          <w:lang w:val="en-US"/>
+        </w:rPr>
+        <w:t>Viễn thám: Khai thác ảnh vệ tinh quang học và radar độ phân giải cao để theo dõi biến động lớp phủ bề mặt (rừng, nguồn nước, đô thị).</w:t>
+      </w:r>
+    </w:p>
+    <w:p>
+      <w:pPr>
+        <w:ind w:firstLine="567"/>
+        <w:rPr>
+          <w:lang w:val="en-US"/>
+        </w:rPr>
+      </w:pPr>
+      <w:r>
+        <w:rPr>
+          <w:lang w:val="en-US"/>
+        </w:rPr>
+        <w:t>UAV/Drone và LiDAR: Được sử dụng phổ biến ở cấp cơ sở và doanh nghiệp để bay chụp không ảnh, quét địa hình 3D, phục vụ cập nhật nhanh bản đồ địa chính, quy hoạch khu vực hẹp.</w:t>
+      </w:r>
+    </w:p>
+    <w:p>
+      <w:pPr>
+        <w:ind w:firstLine="567"/>
+        <w:rPr>
+          <w:lang w:val="en-US"/>
+        </w:rPr>
+      </w:pPr>
+      <w:r>
+        <w:rPr>
+          <w:lang w:val="en-US"/>
+        </w:rPr>
+        <w:t>Mạng lưới trạm định vị CORS (VNGEONET): Việt Nam đã triển khai hàng chục trạm định vị vệ tinh quốc gia phủ sóng toàn quốc. Cung cấp tín hiệu cải chính RTK theo thời gian thực, giúp các thiết bị thu (như máy đo đạc, UAV) đạt độ chính xác định vị tới hàng centimet.</w:t>
+      </w:r>
+    </w:p>
+    <w:p>
+      <w:pPr>
+        <w:pStyle w:val="ListParagraph"/>
+        <w:numPr>
+          <w:ilvl w:val="0"/>
+          <w:numId w:val="3"/>
+        </w:numPr>
+        <w:ind w:left="0" w:firstLine="567"/>
         <w:outlineLvl w:val="1"/>
         <w:rPr>
           <w:b/>
@@ -3020,74 +3636,29 @@
           <w:lang w:val="en-US"/>
         </w:rPr>
       </w:pPr>
-    </w:p>
-    <w:p>
-      <w:pPr>
-        <w:rPr>
-          <w:lang w:val="en-US"/>
-        </w:rPr>
-      </w:pPr>
-      <w:r>
-        <w:rPr>
-          <w:lang w:val="en-US"/>
-        </w:rPr>
-        <w:t>Cơ quan thực hiện: Cục Đo đạc, Bản đồ và Thông tin địa lý Việt Nam (Bộ TN&amp;MT) quản lý dân sự; Cục Bản đồ (Bộ Tổng Tham mưu) quản lý hệ thống quân sự.</w:t>
-      </w:r>
-    </w:p>
-    <w:p>
-      <w:pPr>
-        <w:rPr>
-          <w:lang w:val="en-US"/>
-        </w:rPr>
-      </w:pPr>
-      <w:r>
-        <w:rPr>
-          <w:lang w:val="en-US"/>
-        </w:rPr>
-        <w:t>Công nghệ áp dụng:</w:t>
-      </w:r>
-    </w:p>
-    <w:p>
-      <w:pPr>
-        <w:rPr>
-          <w:lang w:val="en-US"/>
-        </w:rPr>
-      </w:pPr>
-      <w:r>
-        <w:rPr>
-          <w:lang w:val="en-US"/>
-        </w:rPr>
-        <w:t>Viễn thám: Khai thác ảnh vệ tinh quang học và radar độ phân giải cao để theo dõi biến động lớp phủ bề mặt (rừng, nguồn nước, đô thị).</w:t>
-      </w:r>
-    </w:p>
-    <w:p>
-      <w:pPr>
-        <w:rPr>
-          <w:lang w:val="en-US"/>
-        </w:rPr>
-      </w:pPr>
-      <w:r>
-        <w:rPr>
-          <w:lang w:val="en-US"/>
-        </w:rPr>
-        <w:t>UAV/Drone và LiDAR: Được sử dụng phổ biến ở cấp cơ sở và doanh nghiệp để bay chụp không ảnh, quét địa hình 3D, phục vụ cập nhật nhanh bản đồ địa chính, quy hoạch khu vực hẹp.</w:t>
-      </w:r>
-    </w:p>
-    <w:p>
-      <w:pPr>
-        <w:rPr>
-          <w:lang w:val="en-US"/>
-        </w:rPr>
-      </w:pPr>
-      <w:r>
-        <w:rPr>
-          <w:lang w:val="en-US"/>
-        </w:rPr>
-        <w:t>Mạng lưới trạm định vị CORS (VNGEONET): Việt Nam đã triển khai hàng chục trạm định vị vệ tinh quốc gia phủ sóng toàn quốc. Cung cấp tín hiệu cải chính RTK theo thời gian thực, giúp các thiết bị thu (như máy đo đạc, UAV) đạt độ chính xác định vị tới hàng centimet.</w:t>
-      </w:r>
-    </w:p>
-    <w:p>
-      <w:pPr>
+      <w:bookmarkStart w:id="15" w:name="_Toc223338946"/>
+      <w:r>
+        <w:rPr>
+          <w:b/>
+          <w:bCs/>
+          <w:lang w:val="en-US"/>
+        </w:rPr>
+        <w:t>Thực trạng hiện nay</w:t>
+      </w:r>
+      <w:bookmarkEnd w:id="15"/>
+    </w:p>
+    <w:p>
+      <w:pPr>
+        <w:ind w:firstLine="567"/>
+        <w:outlineLvl w:val="1"/>
+        <w:rPr>
+          <w:lang w:val="en-US"/>
+        </w:rPr>
+      </w:pPr>
+    </w:p>
+    <w:p>
+      <w:pPr>
+        <w:ind w:firstLine="567"/>
         <w:outlineLvl w:val="1"/>
         <w:rPr>
           <w:b/>
@@ -3103,6 +3674,7 @@
           <w:ilvl w:val="0"/>
           <w:numId w:val="1"/>
         </w:numPr>
+        <w:ind w:left="0" w:firstLine="567"/>
         <w:outlineLvl w:val="0"/>
         <w:rPr>
           <w:b/>
@@ -3110,16 +3682,1294 @@
           <w:lang w:val="en-US"/>
         </w:rPr>
       </w:pPr>
-      <w:bookmarkStart w:id="15" w:name="_Toc222906655"/>
-      <w:r>
-        <w:rPr>
-          <w:b/>
-          <w:bCs/>
-          <w:lang w:val="en-US"/>
-        </w:rPr>
-        <w:t>CĂN CỨ ỨNG DỤNG</w:t>
-      </w:r>
-      <w:bookmarkEnd w:id="15"/>
+      <w:bookmarkStart w:id="16" w:name="_Toc223338947"/>
+      <w:r>
+        <w:rPr>
+          <w:b/>
+          <w:bCs/>
+          <w:lang w:val="en-US"/>
+        </w:rPr>
+        <w:t xml:space="preserve">NGHIÊN CỨU XÂY DỰNG </w:t>
+      </w:r>
+      <w:r>
+        <w:rPr>
+          <w:b/>
+          <w:bCs/>
+          <w:lang w:val="en-US"/>
+        </w:rPr>
+        <w:t>ỨNG DỤNG</w:t>
+      </w:r>
+      <w:bookmarkEnd w:id="16"/>
+    </w:p>
+    <w:p>
+      <w:pPr>
+        <w:pStyle w:val="ListParagraph"/>
+        <w:numPr>
+          <w:ilvl w:val="0"/>
+          <w:numId w:val="4"/>
+        </w:numPr>
+        <w:ind w:left="0" w:firstLine="567"/>
+        <w:outlineLvl w:val="0"/>
+        <w:rPr>
+          <w:b/>
+          <w:bCs/>
+          <w:lang w:val="en-US"/>
+        </w:rPr>
+      </w:pPr>
+      <w:bookmarkStart w:id="17" w:name="_Toc223338948"/>
+      <w:r>
+        <w:rPr>
+          <w:b/>
+          <w:bCs/>
+          <w:lang w:val="en-US"/>
+        </w:rPr>
+        <w:t>Giao thức thu thập truyền tải hình ảnh</w:t>
+      </w:r>
+      <w:bookmarkEnd w:id="17"/>
+    </w:p>
+    <w:p>
+      <w:pPr>
+        <w:pStyle w:val="ListParagraph"/>
+        <w:numPr>
+          <w:ilvl w:val="0"/>
+          <w:numId w:val="5"/>
+        </w:numPr>
+        <w:ind w:left="0" w:firstLine="567"/>
+        <w:outlineLvl w:val="0"/>
+        <w:rPr>
+          <w:b/>
+          <w:bCs/>
+          <w:lang w:val="en-US"/>
+        </w:rPr>
+      </w:pPr>
+      <w:bookmarkStart w:id="18" w:name="_Toc223338949"/>
+      <w:r>
+        <w:rPr>
+          <w:b/>
+          <w:bCs/>
+          <w:lang w:val="en-US"/>
+        </w:rPr>
+        <w:t>Điều kiện</w:t>
+      </w:r>
+      <w:r>
+        <w:rPr>
+          <w:b/>
+          <w:bCs/>
+          <w:lang w:val="en-US"/>
+        </w:rPr>
+        <w:t xml:space="preserve"> ổn định</w:t>
+      </w:r>
+      <w:bookmarkEnd w:id="18"/>
+    </w:p>
+    <w:p>
+      <w:pPr>
+        <w:pStyle w:val="ListParagraph"/>
+        <w:numPr>
+          <w:ilvl w:val="0"/>
+          <w:numId w:val="5"/>
+        </w:numPr>
+        <w:ind w:left="0" w:firstLine="567"/>
+        <w:outlineLvl w:val="0"/>
+        <w:rPr>
+          <w:b/>
+          <w:bCs/>
+          <w:lang w:val="en-US"/>
+        </w:rPr>
+      </w:pPr>
+      <w:bookmarkStart w:id="19" w:name="_Toc223338950"/>
+      <w:r>
+        <w:rPr>
+          <w:b/>
+          <w:bCs/>
+          <w:lang w:val="en-US"/>
+        </w:rPr>
+        <w:t>Điều kiện khẩn cấp</w:t>
+      </w:r>
+      <w:bookmarkEnd w:id="19"/>
+    </w:p>
+    <w:p>
+      <w:pPr>
+        <w:pStyle w:val="ListParagraph"/>
+        <w:numPr>
+          <w:ilvl w:val="0"/>
+          <w:numId w:val="4"/>
+        </w:numPr>
+        <w:ind w:left="0" w:firstLine="567"/>
+        <w:outlineLvl w:val="0"/>
+        <w:rPr>
+          <w:b/>
+          <w:bCs/>
+          <w:lang w:val="en-US"/>
+        </w:rPr>
+      </w:pPr>
+      <w:bookmarkStart w:id="20" w:name="_Toc223338951"/>
+      <w:r>
+        <w:rPr>
+          <w:b/>
+          <w:bCs/>
+          <w:lang w:val="en-US"/>
+        </w:rPr>
+        <w:t>Bóc tách dữ liệu vệ tinh và thu thập hình ảnh</w:t>
+      </w:r>
+      <w:bookmarkEnd w:id="20"/>
+    </w:p>
+    <w:p>
+      <w:pPr>
+        <w:pStyle w:val="ListParagraph"/>
+        <w:numPr>
+          <w:ilvl w:val="0"/>
+          <w:numId w:val="4"/>
+        </w:numPr>
+        <w:ind w:left="0" w:firstLine="567"/>
+        <w:outlineLvl w:val="0"/>
+        <w:rPr>
+          <w:b/>
+          <w:bCs/>
+          <w:lang w:val="en-US"/>
+        </w:rPr>
+      </w:pPr>
+      <w:bookmarkStart w:id="21" w:name="_Toc223338952"/>
+      <w:r>
+        <w:rPr>
+          <w:b/>
+          <w:bCs/>
+          <w:lang w:val="en-US"/>
+        </w:rPr>
+        <w:t>Gắn hình ảnh vào bản đồ số</w:t>
+      </w:r>
+      <w:bookmarkEnd w:id="21"/>
+    </w:p>
+    <w:p>
+      <w:pPr>
+        <w:pStyle w:val="ListParagraph"/>
+        <w:numPr>
+          <w:ilvl w:val="0"/>
+          <w:numId w:val="4"/>
+        </w:numPr>
+        <w:ind w:left="0" w:firstLine="567"/>
+        <w:outlineLvl w:val="0"/>
+        <w:rPr>
+          <w:b/>
+          <w:bCs/>
+          <w:lang w:val="en-US"/>
+        </w:rPr>
+      </w:pPr>
+      <w:bookmarkStart w:id="22" w:name="_Toc223338953"/>
+      <w:r>
+        <w:rPr>
+          <w:b/>
+          <w:bCs/>
+          <w:lang w:val="en-US"/>
+        </w:rPr>
+        <w:t>Xuất bản bản đồ cho người dùng</w:t>
+      </w:r>
+      <w:bookmarkEnd w:id="22"/>
+    </w:p>
+    <w:p>
+      <w:pPr>
+        <w:pStyle w:val="ListParagraph"/>
+        <w:numPr>
+          <w:ilvl w:val="0"/>
+          <w:numId w:val="4"/>
+        </w:numPr>
+        <w:ind w:left="0" w:firstLine="567"/>
+        <w:outlineLvl w:val="0"/>
+        <w:rPr>
+          <w:b/>
+          <w:bCs/>
+          <w:lang w:val="en-US"/>
+        </w:rPr>
+      </w:pPr>
+      <w:bookmarkStart w:id="23" w:name="_Toc223338954"/>
+      <w:r>
+        <w:rPr>
+          <w:b/>
+          <w:bCs/>
+          <w:lang w:val="en-US"/>
+        </w:rPr>
+        <w:t>Các thuật toán cần thiết</w:t>
+      </w:r>
+      <w:r>
+        <w:rPr>
+          <w:b/>
+          <w:bCs/>
+          <w:lang w:val="en-US"/>
+        </w:rPr>
+        <w:t xml:space="preserve"> khắc phục thị sai (Parrallax) và khử hiệu ứng “Bắt độ cao”</w:t>
+      </w:r>
+      <w:bookmarkEnd w:id="23"/>
+    </w:p>
+    <w:p>
+      <w:pPr>
+        <w:outlineLvl w:val="0"/>
+        <w:rPr>
+          <w:b/>
+          <w:bCs/>
+          <w:lang w:val="en-US"/>
+        </w:rPr>
+      </w:pPr>
+    </w:p>
+    <w:p>
+      <w:pPr>
+        <w:ind w:firstLine="567"/>
+        <w:rPr>
+          <w:lang w:val="en-US"/>
+        </w:rPr>
+      </w:pPr>
+      <w:r>
+        <w:t>Dữ liệu hình ảnh thô (raw imagery) thu nhận từ các cảm biến quang học trên không mang theo một lượng lớn thông tin không gian, tuy nhiên, chúng hoàn toàn không thể sử dụng trực tiếp trong các Hệ thống Thông tin Địa lý (GIS).</w:t>
+      </w:r>
+    </w:p>
+    <w:p>
+      <w:pPr>
+        <w:ind w:firstLine="567"/>
+        <w:rPr>
+          <w:lang w:val="en-US"/>
+        </w:rPr>
+      </w:pPr>
+      <w:r>
+        <w:lastRenderedPageBreak/>
+        <w:t>Hình ảnh thô bị chi phối bởi ba nguồn biến dạng hình học cốt lõi bao gồm biến dạng quang học nội tại của hệ thống thấu kính, sự thay đổi phối cảnh do góc nhìn của cảm biến không vuông góc tuyệt đối với mặt đất, và sự dịch chuyển địa hình (relief displacement). Sự dịch chuyển địa hình là một hiện tượng quang học trong đó các vật thể có độ cao lớn hơn mặt phẳng tham chiếu, chẳng hạn như đỉnh núi hay các tòa nhà cao tầng, sẽ có xu hướng bị đổ nghiêng hoặc dịch chuyển ra xa khỏi tâm của bức ảnh (điểm nadir).</w:t>
+      </w:r>
+    </w:p>
+    <w:p>
+      <w:pPr>
+        <w:ind w:firstLine="567"/>
+        <w:rPr>
+          <w:lang w:val="en-US"/>
+        </w:rPr>
+      </w:pPr>
+      <w:r>
+        <w:t>Để chuyển đổi hình ảnh thô thành một bản đồ trực giao (orthomosaic) có thể đo lường được, các kỹ sư không gian áp dụng quá trình nắn chỉnh trực giao (orthorectification). Thuật toán này sẽ mô phỏng lại một góc nhìn thẳng đứng (nadir view) hoàn hảo cho mọi điểm ảnh riêng lẻ trên toàn bộ bức hình. Quá trình này yêu cầu sự hội tụ của ba tập dữ liệu độc lập. Thứ nhất là mô hình toán học của cảm biến, cung cấp các thông số nội hướng (interior orientation) như tiêu cự, kích thước điểm ảnh vật lý, và hệ số méo xuyên tâm.</w:t>
+      </w:r>
+    </w:p>
+    <w:p>
+      <w:pPr>
+        <w:ind w:firstLine="567"/>
+        <w:rPr>
+          <w:lang w:val="en-US"/>
+        </w:rPr>
+      </w:pPr>
+      <w:r>
+        <w:t>Thứ hai là siêu dữ liệu đo đạc từ xa (telemetry), bao gồm tọa độ định vị và các góc quay Euler (roll, pitch, yaw) mô tả hướng của thiết bị tại thời điểm phơi sáng.</w:t>
+      </w:r>
+    </w:p>
+    <w:p>
+      <w:pPr>
+        <w:ind w:firstLine="567"/>
+        <w:rPr>
+          <w:lang w:val="en-US"/>
+        </w:rPr>
+      </w:pPr>
+      <w:r>
+        <w:rPr>
+          <w:lang w:val="en-US"/>
+        </w:rPr>
+        <w:t>C</w:t>
+      </w:r>
+      <w:r>
+        <w:t>uối cùng, và cũng là thành phần quan trọng nhất, chính là Mô hình Độ cao Kỹ thuật số (DEM hoặc DTM).</w:t>
+      </w:r>
+    </w:p>
+    <w:p>
+      <w:pPr>
+        <w:ind w:firstLine="567"/>
+        <w:rPr>
+          <w:lang w:val="en-US"/>
+        </w:rPr>
+      </w:pPr>
+      <w:r>
+        <w:t>Thông qua việc sử dụng các Hệ số Đa thức Hữu tỉ (Rational Polynomial Coefficients - RPC), hệ thống sẽ chiếu ngược từng điểm ảnh trên mặt phẳng 2D của cảm biến xuống bề mặt địa hình 3D do DEM cung cấp, từ đó tính toán ra vị trí thực sự của nó trên bề mặt Trái Đất trước khi tiến hành lấy mẫu lại (resampling) để tạo ra một lưới ảnh vuông vức và chuẩn xác.</w:t>
+      </w:r>
+    </w:p>
+    <w:p>
+      <w:pPr>
+        <w:ind w:firstLine="567"/>
+      </w:pPr>
+      <w:r>
+        <w:t>Một khía cạnh vi mô nhưng mang tính quyết định trong kỹ thuật bản đồ học là vị trí chính xác của điểm neo tọa độ (anchor point) bên trong một điểm ảnh (pixel). Dữ liệu raster được sử dụng trong các hệ thống thông tin địa lý bị chia rẽ bởi hai tiêu chuẩn quy ước không gian.</w:t>
+      </w:r>
+    </w:p>
+    <w:p>
+      <w:pPr>
+        <w:ind w:firstLine="567"/>
+      </w:pPr>
+      <w:r>
+        <w:t xml:space="preserve">Trong quy ước đầu tiên, được gọi là Pixel-is-Area và là tiêu chuẩn cốt lõi của thư viện GDAL (Geospatial Data Abstraction Library), một điểm ảnh được định nghĩa là một vùng diện tích hình vuông đo lường được trên mặt đất. Theo tiêu chuẩn này, tọa độ GPS được gắn vào </w:t>
+      </w:r>
+      <w:r>
+        <w:rPr>
+          <w:b/>
+          <w:bCs/>
+        </w:rPr>
+        <w:t>góc trên cùng bên trái</w:t>
+      </w:r>
+      <w:r>
+        <w:t xml:space="preserve"> (top-left corner) của điểm ảnh đó. Phương pháp tiếp cận này được áp dụng gần như tuyệt đối cho các dữ liệu hình ảnh tự nhiên, bao gồm ảnh vệ tinh đa phổ, ảnh hàng không và các bản đồ địa hình quét.</w:t>
+      </w:r>
+    </w:p>
+    <w:p>
+      <w:pPr>
+        <w:ind w:firstLine="567"/>
+        <w:rPr>
+          <w:lang w:val="en-US"/>
+        </w:rPr>
+      </w:pPr>
+      <w:r>
+        <w:t xml:space="preserve">Trái ngược với hệ chuẩn trên, quy ước Pixel-is-Point định nghĩa điểm ảnh như một điểm lấy mẫu đo lường vật lý thay vì một diện tích bao phủ.Theo quy định của ngôn ngữ đánh dấu địa lý GML (OGC 07-036) và các định dạng như GeoTIFF, tọa độ trong trường hợp này được gán chính xác vào </w:t>
+      </w:r>
+      <w:r>
+        <w:rPr>
+          <w:b/>
+          <w:bCs/>
+        </w:rPr>
+        <w:t>tâm của điểm ảnh</w:t>
+      </w:r>
+      <w:r>
+        <w:t xml:space="preserve"> (pixel center). Định dạng này là quy chuẩn đối với các ma trận dữ liệu liên tục như Mô hình Độ cao số (DEM) hoặc dữ liệu nhiệt độ. Sự khác biệt về hệ quy chiếu này buộc các hệ thống tích hợp bản đồ lớn phải tiến hành các thuật toán dịch chuyển nửa điểm ảnh (half-pixel shift) khi chồng lớp (overlay) dữ liệu độ cao lên dữ liệu quang học nhằm đảm bảo tính đồng nhất tuyệt đối về mặt không gian.</w:t>
+      </w:r>
+    </w:p>
+    <w:p>
+      <w:pPr>
+        <w:ind w:firstLine="567"/>
+      </w:pPr>
+      <w:r>
+        <w:lastRenderedPageBreak/>
+        <w:t>Các phần mềm hoặc thư viện mã nguồn mở ghép ảnh (như module Stitcher của OpenCV, hay các thuật toán tạo không gian ảo 360 độ) hoạt động dựa trên một giả định cốt lõi: Tất cả các bức ảnh được chụp từ một trung tâm quang học cố định (Nodal point) với camera xoay quanh trục, từ đó chúng sẽ chiếu tất cả dữ liệu lên một bề mặt hình cầu hoặc hình trụ (Spherical/Cylindrical Projection).</w:t>
+      </w:r>
+      <w:r>
+        <w:rPr>
+          <w:vertAlign w:val="superscript"/>
+        </w:rPr>
+        <w:t>38</w:t>
+      </w:r>
+    </w:p>
+    <w:p>
+      <w:pPr>
+        <w:ind w:firstLine="567"/>
+      </w:pPr>
+      <w:r>
+        <w:t xml:space="preserve">Tuy nhiên, Drone bay dọc theo một tuyến đường để quay video có nghĩa là trung tâm quang học tịnh tiến liên tục trong không gian 3D. Điều này sinh ra một hiệu ứng chết người đối với thuật toán ghép ảnh thông thường gọi là </w:t>
+      </w:r>
+      <w:r>
+        <w:rPr>
+          <w:b/>
+          <w:bCs/>
+        </w:rPr>
+        <w:t>Thị sai (Parallax)</w:t>
+      </w:r>
+      <w:r>
+        <w:t>. Các kết cấu có độ cao lớn hơn mặt đất (mái nhà, ngọn cây, hay đỉnh đồi) di chuyển qua khung hình ở vận tốc điểm ảnh nhanh hơn so với mặt đất phẳng bên dưới. Khi thuật toán nội suy cố gắng ép các điểm ảnh lệch độ sâu này khớp với nhau, nó tạo ra sự bẻ cong và xé rách không gian.</w:t>
+      </w:r>
+      <w:r>
+        <w:rPr>
+          <w:vertAlign w:val="superscript"/>
+        </w:rPr>
+        <w:t>38</w:t>
+      </w:r>
+    </w:p>
+    <w:p>
+      <w:pPr>
+        <w:ind w:firstLine="567"/>
+      </w:pPr>
+      <w:r>
+        <w:t>Hơn thế nữa, một bức ảnh panorama thông thường (Monoscopic) hoàn toàn mất đi chiều sâu.</w:t>
+      </w:r>
+      <w:r>
+        <w:rPr>
+          <w:vertAlign w:val="superscript"/>
+        </w:rPr>
+        <w:t>41</w:t>
+      </w:r>
+      <w:r>
+        <w:t xml:space="preserve"> Khi hệ thống trải phẳng một bức ảnh đã bị kéo giãn trên một bề mặt trụ rồi "dán" lên mặt phẳng của phép chiếu Web Mercator, hiện tượng "Hiệu ứng Bắt độ cao" (Capture-Height Effect) xảy ra. Bức ảnh tạo ra một ảo giác phóng đại khổng lồ; một ngôi nhà có thể chiếm một phần diện tích tương đương cả một khu phố trên bản đồ thực.</w:t>
+      </w:r>
+      <w:r>
+        <w:rPr>
+          <w:vertAlign w:val="superscript"/>
+        </w:rPr>
+        <w:t>41</w:t>
+      </w:r>
+    </w:p>
+    <w:p>
+      <w:pPr>
+        <w:ind w:firstLine="567"/>
+      </w:pPr>
+      <w:r>
+        <w:t>Để ép cấu trúc dữ liệu thị giác về đúng trật tự kích thước của nó, toàn bộ nền tảng hệ thống cần chuyển đổi từ mô hình "Ghép ảnh toàn cảnh" (Panorama Stitching) sang nguyên lý "Khảm quang đo" (Photogrammetric Orthomosaicing).</w:t>
+      </w:r>
+      <w:r>
+        <w:rPr>
+          <w:vertAlign w:val="superscript"/>
+        </w:rPr>
+        <w:t>40</w:t>
+      </w:r>
+      <w:r>
+        <w:t xml:space="preserve"> Yếu tố nền tảng chi phối mọi sự chuyển đổi kích thước thực tế chính là </w:t>
+      </w:r>
+      <w:r>
+        <w:rPr>
+          <w:b/>
+          <w:bCs/>
+        </w:rPr>
+        <w:t>Khoảng cách Lấy mẫu Mặt đất (Ground Sample Distance - GSD)</w:t>
+      </w:r>
+      <w:r>
+        <w:t>.</w:t>
+      </w:r>
+    </w:p>
+    <w:p>
+      <w:pPr>
+        <w:ind w:firstLine="567"/>
+      </w:pPr>
+      <w:r>
+        <w:t xml:space="preserve">GSD là một giá trị định lượng cho biết chính xác khoảng cách giữa tâm của hai điểm ảnh liền kề khi chiếu xuống mặt đất thực địa. Một GSD trị giá </w:t>
+      </w:r>
+      <w:r>
+        <w:drawing>
+          <wp:inline distT="0" distB="0" distL="0" distR="0" wp14:anchorId="71C7865B" wp14:editId="4874E270">
+            <wp:extent cx="807720" cy="213360"/>
+            <wp:effectExtent l="0" t="0" r="0" b="0"/>
+            <wp:docPr id="1381193558" name="Picture 12"/>
+            <wp:cNvGraphicFramePr>
+              <a:graphicFrameLocks xmlns:a="http://schemas.openxmlformats.org/drawingml/2006/main" noChangeAspect="1"/>
+            </wp:cNvGraphicFramePr>
+            <a:graphic xmlns:a="http://schemas.openxmlformats.org/drawingml/2006/main">
+              <a:graphicData uri="http://schemas.openxmlformats.org/drawingml/2006/picture">
+                <pic:pic xmlns:pic="http://schemas.openxmlformats.org/drawingml/2006/picture">
+                  <pic:nvPicPr>
+                    <pic:cNvPr id="0" name="Picture 31"/>
+                    <pic:cNvPicPr>
+                      <a:picLocks noChangeAspect="1" noChangeArrowheads="1"/>
+                    </pic:cNvPicPr>
+                  </pic:nvPicPr>
+                  <pic:blipFill>
+                    <a:blip r:embed="rId6">
+                      <a:extLst>
+                        <a:ext uri="{28A0092B-C50C-407E-A947-70E740481C1C}">
+                          <a14:useLocalDpi xmlns:a14="http://schemas.microsoft.com/office/drawing/2010/main" val="0"/>
+                        </a:ext>
+                      </a:extLst>
+                    </a:blip>
+                    <a:srcRect/>
+                    <a:stretch>
+                      <a:fillRect/>
+                    </a:stretch>
+                  </pic:blipFill>
+                  <pic:spPr bwMode="auto">
+                    <a:xfrm>
+                      <a:off x="0" y="0"/>
+                      <a:ext cx="807720" cy="213360"/>
+                    </a:xfrm>
+                    <a:prstGeom prst="rect">
+                      <a:avLst/>
+                    </a:prstGeom>
+                    <a:noFill/>
+                    <a:ln>
+                      <a:noFill/>
+                    </a:ln>
+                  </pic:spPr>
+                </pic:pic>
+              </a:graphicData>
+            </a:graphic>
+          </wp:inline>
+        </w:drawing>
+      </w:r>
+      <w:r>
+        <w:t xml:space="preserve"> đồng nghĩa với việc mỗi pixel biểu diễn một khu vực </w:t>
+      </w:r>
+      <w:r>
+        <w:drawing>
+          <wp:inline distT="0" distB="0" distL="0" distR="0" wp14:anchorId="0E7A53E3" wp14:editId="47B87F02">
+            <wp:extent cx="1257300" cy="213360"/>
+            <wp:effectExtent l="0" t="0" r="0" b="0"/>
+            <wp:docPr id="1976071885" name="Picture 11"/>
+            <wp:cNvGraphicFramePr>
+              <a:graphicFrameLocks xmlns:a="http://schemas.openxmlformats.org/drawingml/2006/main" noChangeAspect="1"/>
+            </wp:cNvGraphicFramePr>
+            <a:graphic xmlns:a="http://schemas.openxmlformats.org/drawingml/2006/main">
+              <a:graphicData uri="http://schemas.openxmlformats.org/drawingml/2006/picture">
+                <pic:pic xmlns:pic="http://schemas.openxmlformats.org/drawingml/2006/picture">
+                  <pic:nvPicPr>
+                    <pic:cNvPr id="0" name="Picture 32"/>
+                    <pic:cNvPicPr>
+                      <a:picLocks noChangeAspect="1" noChangeArrowheads="1"/>
+                    </pic:cNvPicPr>
+                  </pic:nvPicPr>
+                  <pic:blipFill>
+                    <a:blip r:embed="rId7">
+                      <a:extLst>
+                        <a:ext uri="{28A0092B-C50C-407E-A947-70E740481C1C}">
+                          <a14:useLocalDpi xmlns:a14="http://schemas.microsoft.com/office/drawing/2010/main" val="0"/>
+                        </a:ext>
+                      </a:extLst>
+                    </a:blip>
+                    <a:srcRect/>
+                    <a:stretch>
+                      <a:fillRect/>
+                    </a:stretch>
+                  </pic:blipFill>
+                  <pic:spPr bwMode="auto">
+                    <a:xfrm>
+                      <a:off x="0" y="0"/>
+                      <a:ext cx="1257300" cy="213360"/>
+                    </a:xfrm>
+                    <a:prstGeom prst="rect">
+                      <a:avLst/>
+                    </a:prstGeom>
+                    <a:noFill/>
+                    <a:ln>
+                      <a:noFill/>
+                    </a:ln>
+                  </pic:spPr>
+                </pic:pic>
+              </a:graphicData>
+            </a:graphic>
+          </wp:inline>
+        </w:drawing>
+      </w:r>
+      <w:r>
+        <w:t xml:space="preserve"> ngoài đời thực.</w:t>
+      </w:r>
+      <w:r>
+        <w:rPr>
+          <w:vertAlign w:val="superscript"/>
+        </w:rPr>
+        <w:t>43</w:t>
+      </w:r>
+      <w:r>
+        <w:t xml:space="preserve"> Việc bảo toàn GSD là điều kiện tiên quyết để đảm bảo độ chính xác (accuracy) tương đối và tuyệt đối của bản đồ.</w:t>
+      </w:r>
+      <w:r>
+        <w:rPr>
+          <w:vertAlign w:val="superscript"/>
+        </w:rPr>
+        <w:t>44</w:t>
+      </w:r>
+    </w:p>
+    <w:p>
+      <w:pPr>
+        <w:ind w:firstLine="567"/>
+      </w:pPr>
+      <w:r>
+        <w:t>Do tia nhìn của camera drone có thể không thẳng đứng, điểm ảnh chiếu xuống đất tạo thành một hình thang lệch. Do vậy, GSD cần được tính toán song song ở cả trục dọc và trục ngang của cảm biến hình ảnh, sau đó hệ thống sẽ chọn giá trị tồi tệ nhất (lớn nhất) để làm chuẩn quy chiếu chung:</w:t>
+      </w:r>
+    </w:p>
+    <w:p>
+      <w:pPr>
+        <w:numPr>
+          <w:ilvl w:val="0"/>
+          <w:numId w:val="6"/>
+        </w:numPr>
+        <w:tabs>
+          <w:tab w:val="num" w:pos="720"/>
+        </w:tabs>
+        <w:ind w:left="0" w:firstLine="567"/>
+      </w:pPr>
+      <w:r>
+        <w:drawing>
+          <wp:inline distT="0" distB="0" distL="0" distR="0" wp14:anchorId="05F0E4A4" wp14:editId="3B96E686">
+            <wp:extent cx="3268980" cy="327660"/>
+            <wp:effectExtent l="0" t="0" r="7620" b="0"/>
+            <wp:docPr id="1572735584" name="Picture 10"/>
+            <wp:cNvGraphicFramePr>
+              <a:graphicFrameLocks xmlns:a="http://schemas.openxmlformats.org/drawingml/2006/main" noChangeAspect="1"/>
+            </wp:cNvGraphicFramePr>
+            <a:graphic xmlns:a="http://schemas.openxmlformats.org/drawingml/2006/main">
+              <a:graphicData uri="http://schemas.openxmlformats.org/drawingml/2006/picture">
+                <pic:pic xmlns:pic="http://schemas.openxmlformats.org/drawingml/2006/picture">
+                  <pic:nvPicPr>
+                    <pic:cNvPr id="0" name="Picture 33"/>
+                    <pic:cNvPicPr>
+                      <a:picLocks noChangeAspect="1" noChangeArrowheads="1"/>
+                    </pic:cNvPicPr>
+                  </pic:nvPicPr>
+                  <pic:blipFill>
+                    <a:blip r:embed="rId8">
+                      <a:extLst>
+                        <a:ext uri="{28A0092B-C50C-407E-A947-70E740481C1C}">
+                          <a14:useLocalDpi xmlns:a14="http://schemas.microsoft.com/office/drawing/2010/main" val="0"/>
+                        </a:ext>
+                      </a:extLst>
+                    </a:blip>
+                    <a:srcRect/>
+                    <a:stretch>
+                      <a:fillRect/>
+                    </a:stretch>
+                  </pic:blipFill>
+                  <pic:spPr bwMode="auto">
+                    <a:xfrm>
+                      <a:off x="0" y="0"/>
+                      <a:ext cx="3268980" cy="327660"/>
+                    </a:xfrm>
+                    <a:prstGeom prst="rect">
+                      <a:avLst/>
+                    </a:prstGeom>
+                    <a:noFill/>
+                    <a:ln>
+                      <a:noFill/>
+                    </a:ln>
+                  </pic:spPr>
+                </pic:pic>
+              </a:graphicData>
+            </a:graphic>
+          </wp:inline>
+        </w:drawing>
+      </w:r>
+    </w:p>
+    <w:p>
+      <w:pPr>
+        <w:numPr>
+          <w:ilvl w:val="0"/>
+          <w:numId w:val="6"/>
+        </w:numPr>
+        <w:tabs>
+          <w:tab w:val="num" w:pos="720"/>
+        </w:tabs>
+        <w:ind w:left="0" w:firstLine="567"/>
+      </w:pPr>
+      <w:r>
+        <w:drawing>
+          <wp:inline distT="0" distB="0" distL="0" distR="0" wp14:anchorId="05800B66" wp14:editId="28E7AA1B">
+            <wp:extent cx="3147060" cy="327660"/>
+            <wp:effectExtent l="0" t="0" r="0" b="0"/>
+            <wp:docPr id="1526123946" name="Picture 9"/>
+            <wp:cNvGraphicFramePr>
+              <a:graphicFrameLocks xmlns:a="http://schemas.openxmlformats.org/drawingml/2006/main" noChangeAspect="1"/>
+            </wp:cNvGraphicFramePr>
+            <a:graphic xmlns:a="http://schemas.openxmlformats.org/drawingml/2006/main">
+              <a:graphicData uri="http://schemas.openxmlformats.org/drawingml/2006/picture">
+                <pic:pic xmlns:pic="http://schemas.openxmlformats.org/drawingml/2006/picture">
+                  <pic:nvPicPr>
+                    <pic:cNvPr id="0" name="Picture 34"/>
+                    <pic:cNvPicPr>
+                      <a:picLocks noChangeAspect="1" noChangeArrowheads="1"/>
+                    </pic:cNvPicPr>
+                  </pic:nvPicPr>
+                  <pic:blipFill>
+                    <a:blip r:embed="rId9">
+                      <a:extLst>
+                        <a:ext uri="{28A0092B-C50C-407E-A947-70E740481C1C}">
+                          <a14:useLocalDpi xmlns:a14="http://schemas.microsoft.com/office/drawing/2010/main" val="0"/>
+                        </a:ext>
+                      </a:extLst>
+                    </a:blip>
+                    <a:srcRect/>
+                    <a:stretch>
+                      <a:fillRect/>
+                    </a:stretch>
+                  </pic:blipFill>
+                  <pic:spPr bwMode="auto">
+                    <a:xfrm>
+                      <a:off x="0" y="0"/>
+                      <a:ext cx="3147060" cy="327660"/>
+                    </a:xfrm>
+                    <a:prstGeom prst="rect">
+                      <a:avLst/>
+                    </a:prstGeom>
+                    <a:noFill/>
+                    <a:ln>
+                      <a:noFill/>
+                    </a:ln>
+                  </pic:spPr>
+                </pic:pic>
+              </a:graphicData>
+            </a:graphic>
+          </wp:inline>
+        </w:drawing>
+      </w:r>
+    </w:p>
+    <w:p>
+      <w:pPr>
+        <w:ind w:firstLine="567"/>
+      </w:pPr>
+      <w:r>
+        <w:t>Trong đó:</w:t>
+      </w:r>
+    </w:p>
+    <w:p>
+      <w:pPr>
+        <w:numPr>
+          <w:ilvl w:val="0"/>
+          <w:numId w:val="7"/>
+        </w:numPr>
+        <w:tabs>
+          <w:tab w:val="num" w:pos="720"/>
+        </w:tabs>
+        <w:ind w:left="0" w:firstLine="567"/>
+      </w:pPr>
+      <w:r>
+        <w:drawing>
+          <wp:inline distT="0" distB="0" distL="0" distR="0" wp14:anchorId="1C41F4CA" wp14:editId="615132E4">
+            <wp:extent cx="1203960" cy="220980"/>
+            <wp:effectExtent l="0" t="0" r="0" b="7620"/>
+            <wp:docPr id="278125993" name="Picture 8"/>
+            <wp:cNvGraphicFramePr>
+              <a:graphicFrameLocks xmlns:a="http://schemas.openxmlformats.org/drawingml/2006/main" noChangeAspect="1"/>
+            </wp:cNvGraphicFramePr>
+            <a:graphic xmlns:a="http://schemas.openxmlformats.org/drawingml/2006/main">
+              <a:graphicData uri="http://schemas.openxmlformats.org/drawingml/2006/picture">
+                <pic:pic xmlns:pic="http://schemas.openxmlformats.org/drawingml/2006/picture">
+                  <pic:nvPicPr>
+                    <pic:cNvPr id="0" name="Picture 35"/>
+                    <pic:cNvPicPr>
+                      <a:picLocks noChangeAspect="1" noChangeArrowheads="1"/>
+                    </pic:cNvPicPr>
+                  </pic:nvPicPr>
+                  <pic:blipFill>
+                    <a:blip r:embed="rId10">
+                      <a:extLst>
+                        <a:ext uri="{28A0092B-C50C-407E-A947-70E740481C1C}">
+                          <a14:useLocalDpi xmlns:a14="http://schemas.microsoft.com/office/drawing/2010/main" val="0"/>
+                        </a:ext>
+                      </a:extLst>
+                    </a:blip>
+                    <a:srcRect/>
+                    <a:stretch>
+                      <a:fillRect/>
+                    </a:stretch>
+                  </pic:blipFill>
+                  <pic:spPr bwMode="auto">
+                    <a:xfrm>
+                      <a:off x="0" y="0"/>
+                      <a:ext cx="1203960" cy="220980"/>
+                    </a:xfrm>
+                    <a:prstGeom prst="rect">
+                      <a:avLst/>
+                    </a:prstGeom>
+                    <a:noFill/>
+                    <a:ln>
+                      <a:noFill/>
+                    </a:ln>
+                  </pic:spPr>
+                </pic:pic>
+              </a:graphicData>
+            </a:graphic>
+          </wp:inline>
+        </w:drawing>
+      </w:r>
+      <w:r>
+        <w:t>: Được trích xuất liên tục từ bộ cảm biến đo áp suất hoặc tín hiệu định vị động học (RTK) của drone.</w:t>
+      </w:r>
+      <w:r>
+        <w:rPr>
+          <w:vertAlign w:val="superscript"/>
+        </w:rPr>
+        <w:t>45</w:t>
+      </w:r>
+    </w:p>
+    <w:p>
+      <w:pPr>
+        <w:numPr>
+          <w:ilvl w:val="0"/>
+          <w:numId w:val="7"/>
+        </w:numPr>
+        <w:tabs>
+          <w:tab w:val="num" w:pos="720"/>
+        </w:tabs>
+        <w:ind w:left="0" w:firstLine="567"/>
+      </w:pPr>
+      <w:r>
+        <w:rPr>
+          <w:vertAlign w:val="superscript"/>
+        </w:rPr>
+        <w:drawing>
+          <wp:inline distT="0" distB="0" distL="0" distR="0" wp14:anchorId="2958ADB8" wp14:editId="3645D3A6">
+            <wp:extent cx="3307080" cy="190500"/>
+            <wp:effectExtent l="0" t="0" r="0" b="0"/>
+            <wp:docPr id="1915521536" name="Picture 7"/>
+            <wp:cNvGraphicFramePr>
+              <a:graphicFrameLocks xmlns:a="http://schemas.openxmlformats.org/drawingml/2006/main" noChangeAspect="1"/>
+            </wp:cNvGraphicFramePr>
+            <a:graphic xmlns:a="http://schemas.openxmlformats.org/drawingml/2006/main">
+              <a:graphicData uri="http://schemas.openxmlformats.org/drawingml/2006/picture">
+                <pic:pic xmlns:pic="http://schemas.openxmlformats.org/drawingml/2006/picture">
+                  <pic:nvPicPr>
+                    <pic:cNvPr id="0" name="Picture 36"/>
+                    <pic:cNvPicPr>
+                      <a:picLocks noChangeAspect="1" noChangeArrowheads="1"/>
+                    </pic:cNvPicPr>
+                  </pic:nvPicPr>
+                  <pic:blipFill>
+                    <a:blip r:embed="rId11">
+                      <a:extLst>
+                        <a:ext uri="{28A0092B-C50C-407E-A947-70E740481C1C}">
+                          <a14:useLocalDpi xmlns:a14="http://schemas.microsoft.com/office/drawing/2010/main" val="0"/>
+                        </a:ext>
+                      </a:extLst>
+                    </a:blip>
+                    <a:srcRect/>
+                    <a:stretch>
+                      <a:fillRect/>
+                    </a:stretch>
+                  </pic:blipFill>
+                  <pic:spPr bwMode="auto">
+                    <a:xfrm>
+                      <a:off x="0" y="0"/>
+                      <a:ext cx="3307080" cy="190500"/>
+                    </a:xfrm>
+                    <a:prstGeom prst="rect">
+                      <a:avLst/>
+                    </a:prstGeom>
+                    <a:noFill/>
+                    <a:ln>
+                      <a:noFill/>
+                    </a:ln>
+                  </pic:spPr>
+                </pic:pic>
+              </a:graphicData>
+            </a:graphic>
+          </wp:inline>
+        </w:drawing>
+      </w:r>
+      <w:r>
+        <w:t>: Nằm trong tham số ma trận nội hướng (intrinsic parameters) của camera.</w:t>
+      </w:r>
+    </w:p>
+    <w:p>
+      <w:pPr>
+        <w:ind w:firstLine="567"/>
+        <w:rPr>
+          <w:lang w:val="en-US"/>
+        </w:rPr>
+      </w:pPr>
+    </w:p>
+    <w:p>
+      <w:pPr>
+        <w:ind w:firstLine="567"/>
+      </w:pPr>
+      <w:r>
+        <w:t xml:space="preserve">Kể cả khi sở hữu mức GSD chính xác, sự méo mó về phối cảnh (perspective distortion) do góc chúi của camera gimbal vẫn sẽ làm biến dạng tỉ lệ. Biện pháp </w:t>
+      </w:r>
+      <w:r>
+        <w:lastRenderedPageBreak/>
+        <w:t>tiêu chuẩn trong kỹ thuật trắc địa là sử dụng Điểm Kiểm soát Mặt đất (Ground Control Points - GCPs) – các mốc tọa độ được khảo sát bằng thiết bị GNSS có độ chuẩn xác centimet để "neo" và nắn chỉnh hình ảnh.</w:t>
+      </w:r>
+      <w:r>
+        <w:rPr>
+          <w:vertAlign w:val="superscript"/>
+        </w:rPr>
+        <w:t>2</w:t>
+      </w:r>
+    </w:p>
+    <w:p>
+      <w:pPr>
+        <w:ind w:firstLine="567"/>
+      </w:pPr>
+      <w:r>
+        <w:t xml:space="preserve">Tuy nhiên, trong bối cảnh cứu nạn khẩn cấp, việc đi đo đạc GCP là bất khả thi. Để xử lý vấn đề này, hệ thống Jetson cần tự động trích xuất các </w:t>
+      </w:r>
+      <w:r>
+        <w:rPr>
+          <w:b/>
+          <w:bCs/>
+        </w:rPr>
+        <w:t>GCP giả định (Pseudo-GCPs)</w:t>
+      </w:r>
+      <w:r>
+        <w:t xml:space="preserve"> từ chính kho dữ liệu OpenStreetMap.</w:t>
+      </w:r>
+      <w:r>
+        <w:rPr>
+          <w:vertAlign w:val="superscript"/>
+        </w:rPr>
+        <w:t>55</w:t>
+      </w:r>
+      <w:r>
+        <w:t xml:space="preserve"> Thuật toán sẽ tự động xác định các giao lộ đường bộ hoặc góc của các cấu trúc tòa nhà kiên cố từ file vector trên OSM (trong khu vực bay), sau đó sử dụng mạng học sâu hoặc hệ thống dò tìm đặc trưng (SIFT/ORB) để tìm điểm tương đồng (matching points) trên ảnh Drone.</w:t>
+      </w:r>
+      <w:r>
+        <w:rPr>
+          <w:vertAlign w:val="superscript"/>
+        </w:rPr>
+        <w:t>57</w:t>
+      </w:r>
+    </w:p>
+    <w:p>
+      <w:pPr>
+        <w:ind w:firstLine="567"/>
+      </w:pPr>
+      <w:r>
+        <w:t xml:space="preserve">Khi đã định hình được ít nhất bốn cặp điểm đối chiếu giữa ảnh thô </w:t>
+      </w:r>
+      <w:r>
+        <w:drawing>
+          <wp:inline distT="0" distB="0" distL="0" distR="0" wp14:anchorId="2B9F8F03" wp14:editId="2000E5A4">
+            <wp:extent cx="426720" cy="236220"/>
+            <wp:effectExtent l="0" t="0" r="0" b="0"/>
+            <wp:docPr id="2026019039" name="Picture 20"/>
+            <wp:cNvGraphicFramePr>
+              <a:graphicFrameLocks xmlns:a="http://schemas.openxmlformats.org/drawingml/2006/main" noChangeAspect="1"/>
+            </wp:cNvGraphicFramePr>
+            <a:graphic xmlns:a="http://schemas.openxmlformats.org/drawingml/2006/main">
+              <a:graphicData uri="http://schemas.openxmlformats.org/drawingml/2006/picture">
+                <pic:pic xmlns:pic="http://schemas.openxmlformats.org/drawingml/2006/picture">
+                  <pic:nvPicPr>
+                    <pic:cNvPr id="0" name="Picture 63"/>
+                    <pic:cNvPicPr>
+                      <a:picLocks noChangeAspect="1" noChangeArrowheads="1"/>
+                    </pic:cNvPicPr>
+                  </pic:nvPicPr>
+                  <pic:blipFill>
+                    <a:blip r:embed="rId12">
+                      <a:extLst>
+                        <a:ext uri="{28A0092B-C50C-407E-A947-70E740481C1C}">
+                          <a14:useLocalDpi xmlns:a14="http://schemas.microsoft.com/office/drawing/2010/main" val="0"/>
+                        </a:ext>
+                      </a:extLst>
+                    </a:blip>
+                    <a:srcRect/>
+                    <a:stretch>
+                      <a:fillRect/>
+                    </a:stretch>
+                  </pic:blipFill>
+                  <pic:spPr bwMode="auto">
+                    <a:xfrm>
+                      <a:off x="0" y="0"/>
+                      <a:ext cx="426720" cy="236220"/>
+                    </a:xfrm>
+                    <a:prstGeom prst="rect">
+                      <a:avLst/>
+                    </a:prstGeom>
+                    <a:noFill/>
+                    <a:ln>
+                      <a:noFill/>
+                    </a:ln>
+                  </pic:spPr>
+                </pic:pic>
+              </a:graphicData>
+            </a:graphic>
+          </wp:inline>
+        </w:drawing>
+      </w:r>
+      <w:r>
+        <w:t xml:space="preserve"> và tọa độ chuẩn </w:t>
+      </w:r>
+      <w:r>
+        <w:drawing>
+          <wp:inline distT="0" distB="0" distL="0" distR="0" wp14:anchorId="233E416E" wp14:editId="4BBE273C">
+            <wp:extent cx="518160" cy="236220"/>
+            <wp:effectExtent l="0" t="0" r="0" b="0"/>
+            <wp:docPr id="1854421213" name="Picture 19"/>
+            <wp:cNvGraphicFramePr>
+              <a:graphicFrameLocks xmlns:a="http://schemas.openxmlformats.org/drawingml/2006/main" noChangeAspect="1"/>
+            </wp:cNvGraphicFramePr>
+            <a:graphic xmlns:a="http://schemas.openxmlformats.org/drawingml/2006/main">
+              <a:graphicData uri="http://schemas.openxmlformats.org/drawingml/2006/picture">
+                <pic:pic xmlns:pic="http://schemas.openxmlformats.org/drawingml/2006/picture">
+                  <pic:nvPicPr>
+                    <pic:cNvPr id="0" name="Picture 64"/>
+                    <pic:cNvPicPr>
+                      <a:picLocks noChangeAspect="1" noChangeArrowheads="1"/>
+                    </pic:cNvPicPr>
+                  </pic:nvPicPr>
+                  <pic:blipFill>
+                    <a:blip r:embed="rId13">
+                      <a:extLst>
+                        <a:ext uri="{28A0092B-C50C-407E-A947-70E740481C1C}">
+                          <a14:useLocalDpi xmlns:a14="http://schemas.microsoft.com/office/drawing/2010/main" val="0"/>
+                        </a:ext>
+                      </a:extLst>
+                    </a:blip>
+                    <a:srcRect/>
+                    <a:stretch>
+                      <a:fillRect/>
+                    </a:stretch>
+                  </pic:blipFill>
+                  <pic:spPr bwMode="auto">
+                    <a:xfrm>
+                      <a:off x="0" y="0"/>
+                      <a:ext cx="518160" cy="236220"/>
+                    </a:xfrm>
+                    <a:prstGeom prst="rect">
+                      <a:avLst/>
+                    </a:prstGeom>
+                    <a:noFill/>
+                    <a:ln>
+                      <a:noFill/>
+                    </a:ln>
+                  </pic:spPr>
+                </pic:pic>
+              </a:graphicData>
+            </a:graphic>
+          </wp:inline>
+        </w:drawing>
+      </w:r>
+      <w:r>
+        <w:t xml:space="preserve">, hệ thống sử dụng thuật toán Biến đổi Tuyến tính Trực tiếp (DLT) để khởi tạo một </w:t>
+      </w:r>
+      <w:r>
+        <w:rPr>
+          <w:b/>
+          <w:bCs/>
+        </w:rPr>
+        <w:t>Ma trận Đồng cấu phẳng (Planar Homography Matrix)</w:t>
+      </w:r>
+      <w:r>
+        <w:t>.</w:t>
+      </w:r>
+      <w:r>
+        <w:rPr>
+          <w:vertAlign w:val="superscript"/>
+        </w:rPr>
+        <w:t>59</w:t>
+      </w:r>
+      <w:r>
+        <w:t xml:space="preserve"> Công thức toán học được biểu diễn như sau:</w:t>
+      </w:r>
+    </w:p>
+    <w:p>
+      <w:pPr>
+        <w:ind w:firstLine="567"/>
+      </w:pPr>
+      <w:r>
+        <w:drawing>
+          <wp:inline distT="0" distB="0" distL="0" distR="0" wp14:anchorId="2660DC8C" wp14:editId="70A6897E">
+            <wp:extent cx="5759450" cy="766445"/>
+            <wp:effectExtent l="0" t="0" r="0" b="0"/>
+            <wp:docPr id="262932833" name="Picture 18"/>
+            <wp:cNvGraphicFramePr>
+              <a:graphicFrameLocks xmlns:a="http://schemas.openxmlformats.org/drawingml/2006/main" noChangeAspect="1"/>
+            </wp:cNvGraphicFramePr>
+            <a:graphic xmlns:a="http://schemas.openxmlformats.org/drawingml/2006/main">
+              <a:graphicData uri="http://schemas.openxmlformats.org/drawingml/2006/picture">
+                <pic:pic xmlns:pic="http://schemas.openxmlformats.org/drawingml/2006/picture">
+                  <pic:nvPicPr>
+                    <pic:cNvPr id="0" name="Picture 65"/>
+                    <pic:cNvPicPr>
+                      <a:picLocks noChangeAspect="1" noChangeArrowheads="1"/>
+                    </pic:cNvPicPr>
+                  </pic:nvPicPr>
+                  <pic:blipFill>
+                    <a:blip r:embed="rId14">
+                      <a:extLst>
+                        <a:ext uri="{28A0092B-C50C-407E-A947-70E740481C1C}">
+                          <a14:useLocalDpi xmlns:a14="http://schemas.microsoft.com/office/drawing/2010/main" val="0"/>
+                        </a:ext>
+                      </a:extLst>
+                    </a:blip>
+                    <a:srcRect/>
+                    <a:stretch>
+                      <a:fillRect/>
+                    </a:stretch>
+                  </pic:blipFill>
+                  <pic:spPr bwMode="auto">
+                    <a:xfrm>
+                      <a:off x="0" y="0"/>
+                      <a:ext cx="5759450" cy="766445"/>
+                    </a:xfrm>
+                    <a:prstGeom prst="rect">
+                      <a:avLst/>
+                    </a:prstGeom>
+                    <a:noFill/>
+                    <a:ln>
+                      <a:noFill/>
+                    </a:ln>
+                  </pic:spPr>
+                </pic:pic>
+              </a:graphicData>
+            </a:graphic>
+          </wp:inline>
+        </w:drawing>
+      </w:r>
+    </w:p>
+    <w:p>
+      <w:pPr>
+        <w:ind w:firstLine="567"/>
+        <w:rPr>
+          <w:lang w:val="en-US"/>
+        </w:rPr>
+      </w:pPr>
+    </w:p>
+    <w:p>
+      <w:pPr>
+        <w:ind w:firstLine="567"/>
+      </w:pPr>
+      <w:r>
+        <w:t xml:space="preserve">Chức năng warpPerspective tích hợp bên trong thư viện VPI hoặc OpenCV sau đó sẽ được kích hoạt, sử dụng ma trận </w:t>
+      </w:r>
+      <w:r>
+        <w:drawing>
+          <wp:inline distT="0" distB="0" distL="0" distR="0" wp14:anchorId="6CF9BA8D" wp14:editId="174BF5F4">
+            <wp:extent cx="167640" cy="236220"/>
+            <wp:effectExtent l="0" t="0" r="3810" b="0"/>
+            <wp:docPr id="468127704" name="Picture 17"/>
+            <wp:cNvGraphicFramePr>
+              <a:graphicFrameLocks xmlns:a="http://schemas.openxmlformats.org/drawingml/2006/main" noChangeAspect="1"/>
+            </wp:cNvGraphicFramePr>
+            <a:graphic xmlns:a="http://schemas.openxmlformats.org/drawingml/2006/main">
+              <a:graphicData uri="http://schemas.openxmlformats.org/drawingml/2006/picture">
+                <pic:pic xmlns:pic="http://schemas.openxmlformats.org/drawingml/2006/picture">
+                  <pic:nvPicPr>
+                    <pic:cNvPr id="0" name="Picture 66"/>
+                    <pic:cNvPicPr>
+                      <a:picLocks noChangeAspect="1" noChangeArrowheads="1"/>
+                    </pic:cNvPicPr>
+                  </pic:nvPicPr>
+                  <pic:blipFill>
+                    <a:blip r:embed="rId15">
+                      <a:extLst>
+                        <a:ext uri="{28A0092B-C50C-407E-A947-70E740481C1C}">
+                          <a14:useLocalDpi xmlns:a14="http://schemas.microsoft.com/office/drawing/2010/main" val="0"/>
+                        </a:ext>
+                      </a:extLst>
+                    </a:blip>
+                    <a:srcRect/>
+                    <a:stretch>
+                      <a:fillRect/>
+                    </a:stretch>
+                  </pic:blipFill>
+                  <pic:spPr bwMode="auto">
+                    <a:xfrm>
+                      <a:off x="0" y="0"/>
+                      <a:ext cx="167640" cy="236220"/>
+                    </a:xfrm>
+                    <a:prstGeom prst="rect">
+                      <a:avLst/>
+                    </a:prstGeom>
+                    <a:noFill/>
+                    <a:ln>
+                      <a:noFill/>
+                    </a:ln>
+                  </pic:spPr>
+                </pic:pic>
+              </a:graphicData>
+            </a:graphic>
+          </wp:inline>
+        </w:drawing>
+      </w:r>
+      <w:r>
+        <w:t xml:space="preserve"> có 8 bậc tự do này để chiếu toàn bộ cấu trúc hình học của bức ảnh về lại một góc nhìn trực diện từ trên xuống (bird-eye view). Quá trình này bẻ gãy mọi sự giãn nở dư thừa, tước bỏ ảo giác biến dạng không gian, và bắt buộc cấu trúc ảnh phải tuân thủ nghiêm ngặt kích thước thật được khai báo bởi Pseudo-GCPs và dữ liệu lưới Mercator.</w:t>
+      </w:r>
+    </w:p>
+    <w:p>
+      <w:pPr>
+        <w:ind w:firstLine="567"/>
+      </w:pPr>
+      <w:r>
+        <w:t>Dự án Video2Map sẽ triển khai một thuật toán xử lý dữ liệu dòng chảy có độ trễ cực thấp gọi là Khảm Trực giao Thời gian thực. Thay vì ghép bức ảnh A vào bức ảnh B sinh ra một bức ảnh AB (từ đó cộng dồn sai số góc liên tục), thuật toán sẽ hoạt động như sau:</w:t>
+      </w:r>
+    </w:p>
+    <w:p>
+      <w:pPr>
+        <w:pStyle w:val="ListParagraph"/>
+        <w:numPr>
+          <w:ilvl w:val="0"/>
+          <w:numId w:val="10"/>
+        </w:numPr>
+      </w:pPr>
+      <w:r>
+        <w:t>Bóc tách từng khung hình riêng biệt từ luồng video.</w:t>
+      </w:r>
+      <w:r>
+        <w:rPr>
+          <w:lang w:val="en-US"/>
+        </w:rPr>
+        <w:t xml:space="preserve"> </w:t>
+      </w:r>
+    </w:p>
+    <w:p>
+      <w:pPr>
+        <w:pStyle w:val="ListParagraph"/>
+        <w:numPr>
+          <w:ilvl w:val="0"/>
+          <w:numId w:val="10"/>
+        </w:numPr>
+      </w:pPr>
+      <w:r>
+        <w:t>Loại bỏ các rìa mép của bức ảnh – nơi bị ảnh hưởng bởi độ cong của thấu kính và hiện tượng thị sai mạnh nhất – chỉ giữ lại vùng trung tâm ảnh (khu vực Nadir gần như trực giao tự nhiên).</w:t>
+      </w:r>
+      <w:r>
+        <w:rPr>
+          <w:lang w:val="en-US"/>
+        </w:rPr>
+        <w:t xml:space="preserve"> </w:t>
+      </w:r>
+    </w:p>
+    <w:p>
+      <w:pPr>
+        <w:pStyle w:val="ListParagraph"/>
+        <w:numPr>
+          <w:ilvl w:val="0"/>
+          <w:numId w:val="10"/>
+        </w:numPr>
+      </w:pPr>
+      <w:r>
+        <w:rPr>
+          <w:lang w:val="en-US"/>
+        </w:rPr>
+        <w:t>S</w:t>
+      </w:r>
+      <w:r>
+        <w:t>ử dụng dữ liệu Telemetry liên tục (GPS, cao độ, góc pitch/roll) và bộ lọc bù trừ nhiễu Extended Kalman Filter (EKF) để tính toán ma trận tương quan vị trí của vùng lõi đó trên một mặt phẳng tọa độ chung duy nhất.</w:t>
+      </w:r>
+      <w:r>
+        <w:rPr>
+          <w:lang w:val="en-US"/>
+        </w:rPr>
+        <w:t xml:space="preserve"> </w:t>
+      </w:r>
+    </w:p>
+    <w:p>
+      <w:pPr>
+        <w:pStyle w:val="ListParagraph"/>
+        <w:numPr>
+          <w:ilvl w:val="0"/>
+          <w:numId w:val="10"/>
+        </w:numPr>
+      </w:pPr>
+      <w:r>
+        <w:t>Lấy mẫu (resample) và in (blend) trực tiếp khối dữ liệu trung tâm này xuống "bức tranh canvas" tọa độ tổng.</w:t>
+      </w:r>
+    </w:p>
+    <w:p>
+      <w:pPr>
+        <w:ind w:firstLine="567"/>
+      </w:pPr>
+      <w:r>
+        <w:t>Cách tiếp cận phân tách không gian này cắt đứt hiện tượng cộng dồn sai số đường chân trời, giữ nguyên độ phân giải GSD chuẩn cho từng điểm nhỏ trên bản đồ, và cho phép thiết bị Edge AI như Jetson Orin Nano vẽ ra các mảnh bản đồ một cách nhẹ nhàng và liên tục với tốc độ lên đến hàng chục khung hình mỗi giây.</w:t>
+      </w:r>
+    </w:p>
+    <w:p>
+      <w:pPr>
+        <w:ind w:firstLine="567"/>
+        <w:rPr>
+          <w:lang w:val="en-US"/>
+        </w:rPr>
+      </w:pPr>
+    </w:p>
+    <w:p>
+      <w:pPr>
+        <w:pStyle w:val="ListParagraph"/>
+        <w:numPr>
+          <w:ilvl w:val="0"/>
+          <w:numId w:val="4"/>
+        </w:numPr>
+        <w:rPr>
+          <w:b/>
+          <w:bCs/>
+          <w:lang w:val="en-US"/>
+        </w:rPr>
+      </w:pPr>
+      <w:r>
+        <w:rPr>
+          <w:b/>
+          <w:bCs/>
+          <w:lang w:val="en-US"/>
+        </w:rPr>
+        <w:lastRenderedPageBreak/>
+        <w:t>Tối ưu và chuẩn bị phần cứu khi ứng cứu thiên tai</w:t>
+      </w:r>
+    </w:p>
+    <w:p>
+      <w:pPr>
+        <w:outlineLvl w:val="0"/>
+        <w:rPr>
+          <w:b/>
+          <w:bCs/>
+          <w:lang w:val="en-US"/>
+        </w:rPr>
+      </w:pPr>
     </w:p>
     <w:p>
       <w:pPr>
@@ -3128,6 +4978,7 @@
           <w:ilvl w:val="0"/>
           <w:numId w:val="1"/>
         </w:numPr>
+        <w:ind w:left="0" w:firstLine="567"/>
         <w:outlineLvl w:val="0"/>
         <w:rPr>
           <w:b/>
@@ -3135,7 +4986,7 @@
           <w:lang w:val="en-US"/>
         </w:rPr>
       </w:pPr>
-      <w:bookmarkStart w:id="16" w:name="_Toc222906656"/>
+      <w:bookmarkStart w:id="24" w:name="_Toc223338955"/>
       <w:r>
         <w:rPr>
           <w:b/>
@@ -3144,7 +4995,7 @@
         </w:rPr>
         <w:t>KẾT QUẢ NGHIÊN CỨU</w:t>
       </w:r>
-      <w:bookmarkEnd w:id="16"/>
+      <w:bookmarkEnd w:id="24"/>
     </w:p>
     <w:p>
       <w:pPr>
@@ -3153,6 +5004,7 @@
           <w:ilvl w:val="0"/>
           <w:numId w:val="1"/>
         </w:numPr>
+        <w:ind w:left="0" w:firstLine="567"/>
         <w:outlineLvl w:val="0"/>
         <w:rPr>
           <w:b/>
@@ -3160,16 +5012,24 @@
           <w:lang w:val="en-US"/>
         </w:rPr>
       </w:pPr>
-      <w:bookmarkStart w:id="17" w:name="_Toc222906657"/>
-      <w:r>
-        <w:rPr>
-          <w:b/>
-          <w:bCs/>
-          <w:lang w:val="en-US"/>
-        </w:rPr>
-        <w:t>ĐỀ XUẤT CÁC GIẢI PHÁP</w:t>
-      </w:r>
-      <w:bookmarkEnd w:id="17"/>
+      <w:bookmarkStart w:id="25" w:name="_Toc223338956"/>
+      <w:r>
+        <w:rPr>
+          <w:b/>
+          <w:bCs/>
+          <w:lang w:val="en-US"/>
+        </w:rPr>
+        <w:t>ĐỀ XUẤT</w:t>
+      </w:r>
+      <w:bookmarkEnd w:id="25"/>
+      <w:r>
+        <w:rPr>
+          <w:b/>
+          <w:bCs/>
+          <w:lang w:val="en-US"/>
+        </w:rPr>
+        <w:t xml:space="preserve"> </w:t>
+      </w:r>
     </w:p>
     <w:sectPr>
       <w:pgSz w:w="11906" w:h="16838" w:code="9"/>
@@ -3184,16 +5044,164 @@
 <file path=word/numbering.xml><?xml version="1.0" encoding="utf-8"?>
 <w:numbering xmlns:wpc="http://schemas.microsoft.com/office/word/2010/wordprocessingCanvas" xmlns:cx="http://schemas.microsoft.com/office/drawing/2014/chartex" xmlns:cx1="http://schemas.microsoft.com/office/drawing/2015/9/8/chartex" xmlns:cx2="http://schemas.microsoft.com/office/drawing/2015/10/21/chartex" xmlns:cx3="http://schemas.microsoft.com/office/drawing/2016/5/9/chartex" xmlns:cx4="http://schemas.microsoft.com/office/drawing/2016/5/10/chartex" xmlns:cx5="http://schemas.microsoft.com/office/drawing/2016/5/11/chartex" xmlns:cx6="http://schemas.microsoft.com/office/drawing/2016/5/12/chartex" xmlns:cx7="http://schemas.microsoft.com/office/drawing/2016/5/13/chartex" xmlns:cx8="http://schemas.microsoft.com/office/drawing/2016/5/14/chartex" xmlns:mc="http://schemas.openxmlformats.org/markup-compatibility/2006" xmlns:aink="http://schemas.microsoft.com/office/drawing/2016/ink" xmlns:am3d="http://schemas.microsoft.com/office/drawing/2017/model3d" xmlns:o="urn:schemas-microsoft-com:office:office" xmlns:oel="http://schemas.microsoft.com/office/2019/extlst" xmlns:r="http://schemas.openxmlformats.org/officeDocument/2006/relationships" xmlns:m="http://schemas.openxmlformats.org/officeDocument/2006/math" xmlns:v="urn:schemas-microsoft-com:vml" xmlns:wp14="http://schemas.microsoft.com/office/word/2010/wordprocessingDrawing" xmlns:wp="http://schemas.openxmlformats.org/drawingml/2006/wordprocessingDrawing" xmlns:w10="urn:schemas-microsoft-com:office:word" xmlns:w="http://schemas.openxmlformats.org/wordprocessingml/2006/main" xmlns:w14="http://schemas.microsoft.com/office/word/2010/wordml" xmlns:w15="http://schemas.microsoft.com/office/word/2012/wordml" xmlns:w16cex="http://schemas.microsoft.com/office/word/2018/wordml/cex" xmlns:w16cid="http://schemas.microsoft.com/office/word/2016/wordml/cid" xmlns:w16="http://schemas.microsoft.com/office/word/2018/wordml" xmlns:w16du="http://schemas.microsoft.com/office/word/2023/wordml/word16du" xmlns:w16sdtdh="http://schemas.microsoft.com/office/word/2020/wordml/sdtdatahash" xmlns:w16sdtfl="http://schemas.microsoft.com/office/word/2024/wordml/sdtformatlock" xmlns:w16se="http://schemas.microsoft.com/office/word/2015/wordml/symex" xmlns:wpg="http://schemas.microsoft.com/office/word/2010/wordprocessingGroup" xmlns:wpi="http://schemas.microsoft.com/office/word/2010/wordprocessingInk" xmlns:wne="http://schemas.microsoft.com/office/word/2006/wordml" xmlns:wps="http://schemas.microsoft.com/office/word/2010/wordprocessingShape" mc:Ignorable="w14 w15 w16se w16cid w16 w16cex w16sdtdh w16sdtfl w16du wp14">
   <w:abstractNum w:abstractNumId="0" w15:restartNumberingAfterBreak="0">
+    <w:nsid w:val="0C0E2E74"/>
+    <w:multiLevelType w:val="multilevel"/>
+    <w:tmpl w:val="06FA2474"/>
+    <w:lvl w:ilvl="0">
+      <w:start w:val="1"/>
+      <w:numFmt w:val="bullet"/>
+      <w:suff w:val="space"/>
+      <w:lvlText w:val=""/>
+      <w:lvlJc w:val="left"/>
+      <w:pPr>
+        <w:ind w:left="720" w:hanging="360"/>
+      </w:pPr>
+      <w:rPr>
+        <w:rFonts w:ascii="Symbol" w:hAnsi="Symbol" w:hint="default"/>
+        <w:sz w:val="20"/>
+      </w:rPr>
+    </w:lvl>
+    <w:lvl w:ilvl="1">
+      <w:start w:val="1"/>
+      <w:numFmt w:val="bullet"/>
+      <w:lvlText w:val="o"/>
+      <w:lvlJc w:val="left"/>
+      <w:pPr>
+        <w:tabs>
+          <w:tab w:val="num" w:pos="1440"/>
+        </w:tabs>
+        <w:ind w:left="1440" w:hanging="360"/>
+      </w:pPr>
+      <w:rPr>
+        <w:rFonts w:ascii="Courier New" w:hAnsi="Courier New" w:hint="default"/>
+        <w:sz w:val="20"/>
+      </w:rPr>
+    </w:lvl>
+    <w:lvl w:ilvl="2">
+      <w:start w:val="1"/>
+      <w:numFmt w:val="bullet"/>
+      <w:lvlText w:val=""/>
+      <w:lvlJc w:val="left"/>
+      <w:pPr>
+        <w:tabs>
+          <w:tab w:val="num" w:pos="2160"/>
+        </w:tabs>
+        <w:ind w:left="2160" w:hanging="360"/>
+      </w:pPr>
+      <w:rPr>
+        <w:rFonts w:ascii="Wingdings" w:hAnsi="Wingdings" w:hint="default"/>
+        <w:sz w:val="20"/>
+      </w:rPr>
+    </w:lvl>
+    <w:lvl w:ilvl="3">
+      <w:start w:val="1"/>
+      <w:numFmt w:val="bullet"/>
+      <w:lvlText w:val=""/>
+      <w:lvlJc w:val="left"/>
+      <w:pPr>
+        <w:tabs>
+          <w:tab w:val="num" w:pos="2880"/>
+        </w:tabs>
+        <w:ind w:left="2880" w:hanging="360"/>
+      </w:pPr>
+      <w:rPr>
+        <w:rFonts w:ascii="Wingdings" w:hAnsi="Wingdings" w:hint="default"/>
+        <w:sz w:val="20"/>
+      </w:rPr>
+    </w:lvl>
+    <w:lvl w:ilvl="4">
+      <w:start w:val="1"/>
+      <w:numFmt w:val="bullet"/>
+      <w:lvlText w:val=""/>
+      <w:lvlJc w:val="left"/>
+      <w:pPr>
+        <w:tabs>
+          <w:tab w:val="num" w:pos="3600"/>
+        </w:tabs>
+        <w:ind w:left="3600" w:hanging="360"/>
+      </w:pPr>
+      <w:rPr>
+        <w:rFonts w:ascii="Wingdings" w:hAnsi="Wingdings" w:hint="default"/>
+        <w:sz w:val="20"/>
+      </w:rPr>
+    </w:lvl>
+    <w:lvl w:ilvl="5">
+      <w:start w:val="1"/>
+      <w:numFmt w:val="bullet"/>
+      <w:lvlText w:val=""/>
+      <w:lvlJc w:val="left"/>
+      <w:pPr>
+        <w:tabs>
+          <w:tab w:val="num" w:pos="4320"/>
+        </w:tabs>
+        <w:ind w:left="4320" w:hanging="360"/>
+      </w:pPr>
+      <w:rPr>
+        <w:rFonts w:ascii="Wingdings" w:hAnsi="Wingdings" w:hint="default"/>
+        <w:sz w:val="20"/>
+      </w:rPr>
+    </w:lvl>
+    <w:lvl w:ilvl="6">
+      <w:start w:val="1"/>
+      <w:numFmt w:val="bullet"/>
+      <w:lvlText w:val=""/>
+      <w:lvlJc w:val="left"/>
+      <w:pPr>
+        <w:tabs>
+          <w:tab w:val="num" w:pos="5040"/>
+        </w:tabs>
+        <w:ind w:left="5040" w:hanging="360"/>
+      </w:pPr>
+      <w:rPr>
+        <w:rFonts w:ascii="Wingdings" w:hAnsi="Wingdings" w:hint="default"/>
+        <w:sz w:val="20"/>
+      </w:rPr>
+    </w:lvl>
+    <w:lvl w:ilvl="7">
+      <w:start w:val="1"/>
+      <w:numFmt w:val="bullet"/>
+      <w:lvlText w:val=""/>
+      <w:lvlJc w:val="left"/>
+      <w:pPr>
+        <w:tabs>
+          <w:tab w:val="num" w:pos="5760"/>
+        </w:tabs>
+        <w:ind w:left="5760" w:hanging="360"/>
+      </w:pPr>
+      <w:rPr>
+        <w:rFonts w:ascii="Wingdings" w:hAnsi="Wingdings" w:hint="default"/>
+        <w:sz w:val="20"/>
+      </w:rPr>
+    </w:lvl>
+    <w:lvl w:ilvl="8">
+      <w:start w:val="1"/>
+      <w:numFmt w:val="bullet"/>
+      <w:lvlText w:val=""/>
+      <w:lvlJc w:val="left"/>
+      <w:pPr>
+        <w:tabs>
+          <w:tab w:val="num" w:pos="6480"/>
+        </w:tabs>
+        <w:ind w:left="6480" w:hanging="360"/>
+      </w:pPr>
+      <w:rPr>
+        <w:rFonts w:ascii="Wingdings" w:hAnsi="Wingdings" w:hint="default"/>
+        <w:sz w:val="20"/>
+      </w:rPr>
+    </w:lvl>
+  </w:abstractNum>
+  <w:abstractNum w:abstractNumId="1" w15:restartNumberingAfterBreak="0">
     <w:nsid w:val="11CB515C"/>
     <w:multiLevelType w:val="hybridMultilevel"/>
-    <w:tmpl w:val="16AE998E"/>
-    <w:lvl w:ilvl="0" w:tplc="88BE7716">
+    <w:tmpl w:val="2FE24F52"/>
+    <w:lvl w:ilvl="0" w:tplc="F15E5D6A">
       <w:start w:val="1"/>
       <w:numFmt w:val="decimal"/>
+      <w:suff w:val="space"/>
       <w:lvlText w:val="%1."/>
       <w:lvlJc w:val="left"/>
       <w:pPr>
-        <w:ind w:left="1440" w:hanging="360"/>
+        <w:ind w:left="720" w:hanging="360"/>
       </w:pPr>
       <w:rPr>
         <w:rFonts w:hint="default"/>
@@ -3272,7 +5280,585 @@
       </w:pPr>
     </w:lvl>
   </w:abstractNum>
-  <w:abstractNum w:abstractNumId="1" w15:restartNumberingAfterBreak="0">
+  <w:abstractNum w:abstractNumId="2" w15:restartNumberingAfterBreak="0">
+    <w:nsid w:val="2D711380"/>
+    <w:multiLevelType w:val="hybridMultilevel"/>
+    <w:tmpl w:val="649648C8"/>
+    <w:lvl w:ilvl="0" w:tplc="754C5A70">
+      <w:start w:val="1"/>
+      <w:numFmt w:val="decimal"/>
+      <w:suff w:val="space"/>
+      <w:lvlText w:val="%1."/>
+      <w:lvlJc w:val="left"/>
+      <w:pPr>
+        <w:ind w:left="720" w:hanging="360"/>
+      </w:pPr>
+      <w:rPr>
+        <w:rFonts w:hint="default"/>
+      </w:rPr>
+    </w:lvl>
+    <w:lvl w:ilvl="1" w:tplc="042A0019" w:tentative="1">
+      <w:start w:val="1"/>
+      <w:numFmt w:val="lowerLetter"/>
+      <w:lvlText w:val="%2."/>
+      <w:lvlJc w:val="left"/>
+      <w:pPr>
+        <w:ind w:left="2160" w:hanging="360"/>
+      </w:pPr>
+    </w:lvl>
+    <w:lvl w:ilvl="2" w:tplc="042A001B" w:tentative="1">
+      <w:start w:val="1"/>
+      <w:numFmt w:val="lowerRoman"/>
+      <w:lvlText w:val="%3."/>
+      <w:lvlJc w:val="right"/>
+      <w:pPr>
+        <w:ind w:left="2880" w:hanging="180"/>
+      </w:pPr>
+    </w:lvl>
+    <w:lvl w:ilvl="3" w:tplc="042A000F" w:tentative="1">
+      <w:start w:val="1"/>
+      <w:numFmt w:val="decimal"/>
+      <w:lvlText w:val="%4."/>
+      <w:lvlJc w:val="left"/>
+      <w:pPr>
+        <w:ind w:left="3600" w:hanging="360"/>
+      </w:pPr>
+    </w:lvl>
+    <w:lvl w:ilvl="4" w:tplc="042A0019" w:tentative="1">
+      <w:start w:val="1"/>
+      <w:numFmt w:val="lowerLetter"/>
+      <w:lvlText w:val="%5."/>
+      <w:lvlJc w:val="left"/>
+      <w:pPr>
+        <w:ind w:left="4320" w:hanging="360"/>
+      </w:pPr>
+    </w:lvl>
+    <w:lvl w:ilvl="5" w:tplc="042A001B" w:tentative="1">
+      <w:start w:val="1"/>
+      <w:numFmt w:val="lowerRoman"/>
+      <w:lvlText w:val="%6."/>
+      <w:lvlJc w:val="right"/>
+      <w:pPr>
+        <w:ind w:left="5040" w:hanging="180"/>
+      </w:pPr>
+    </w:lvl>
+    <w:lvl w:ilvl="6" w:tplc="042A000F" w:tentative="1">
+      <w:start w:val="1"/>
+      <w:numFmt w:val="decimal"/>
+      <w:lvlText w:val="%7."/>
+      <w:lvlJc w:val="left"/>
+      <w:pPr>
+        <w:ind w:left="5760" w:hanging="360"/>
+      </w:pPr>
+    </w:lvl>
+    <w:lvl w:ilvl="7" w:tplc="042A0019" w:tentative="1">
+      <w:start w:val="1"/>
+      <w:numFmt w:val="lowerLetter"/>
+      <w:lvlText w:val="%8."/>
+      <w:lvlJc w:val="left"/>
+      <w:pPr>
+        <w:ind w:left="6480" w:hanging="360"/>
+      </w:pPr>
+    </w:lvl>
+    <w:lvl w:ilvl="8" w:tplc="042A001B" w:tentative="1">
+      <w:start w:val="1"/>
+      <w:numFmt w:val="lowerRoman"/>
+      <w:lvlText w:val="%9."/>
+      <w:lvlJc w:val="right"/>
+      <w:pPr>
+        <w:ind w:left="7200" w:hanging="180"/>
+      </w:pPr>
+    </w:lvl>
+  </w:abstractNum>
+  <w:abstractNum w:abstractNumId="3" w15:restartNumberingAfterBreak="0">
+    <w:nsid w:val="38734C5E"/>
+    <w:multiLevelType w:val="multilevel"/>
+    <w:tmpl w:val="E6B0959A"/>
+    <w:lvl w:ilvl="0">
+      <w:start w:val="1"/>
+      <w:numFmt w:val="decimal"/>
+      <w:suff w:val="space"/>
+      <w:lvlText w:val="%1."/>
+      <w:lvlJc w:val="left"/>
+      <w:pPr>
+        <w:ind w:left="720" w:hanging="360"/>
+      </w:pPr>
+      <w:rPr>
+        <w:rFonts w:hint="default"/>
+      </w:rPr>
+    </w:lvl>
+    <w:lvl w:ilvl="1">
+      <w:start w:val="1"/>
+      <w:numFmt w:val="decimal"/>
+      <w:lvlText w:val="%2."/>
+      <w:lvlJc w:val="left"/>
+      <w:pPr>
+        <w:tabs>
+          <w:tab w:val="num" w:pos="1440"/>
+        </w:tabs>
+        <w:ind w:left="1440" w:hanging="360"/>
+      </w:pPr>
+      <w:rPr>
+        <w:rFonts w:hint="default"/>
+      </w:rPr>
+    </w:lvl>
+    <w:lvl w:ilvl="2">
+      <w:start w:val="1"/>
+      <w:numFmt w:val="decimal"/>
+      <w:lvlText w:val="%3."/>
+      <w:lvlJc w:val="left"/>
+      <w:pPr>
+        <w:tabs>
+          <w:tab w:val="num" w:pos="2160"/>
+        </w:tabs>
+        <w:ind w:left="2160" w:hanging="360"/>
+      </w:pPr>
+      <w:rPr>
+        <w:rFonts w:hint="default"/>
+      </w:rPr>
+    </w:lvl>
+    <w:lvl w:ilvl="3">
+      <w:start w:val="1"/>
+      <w:numFmt w:val="decimal"/>
+      <w:lvlText w:val="%4."/>
+      <w:lvlJc w:val="left"/>
+      <w:pPr>
+        <w:tabs>
+          <w:tab w:val="num" w:pos="2880"/>
+        </w:tabs>
+        <w:ind w:left="2880" w:hanging="360"/>
+      </w:pPr>
+      <w:rPr>
+        <w:rFonts w:hint="default"/>
+      </w:rPr>
+    </w:lvl>
+    <w:lvl w:ilvl="4">
+      <w:start w:val="1"/>
+      <w:numFmt w:val="decimal"/>
+      <w:lvlText w:val="%5."/>
+      <w:lvlJc w:val="left"/>
+      <w:pPr>
+        <w:tabs>
+          <w:tab w:val="num" w:pos="3600"/>
+        </w:tabs>
+        <w:ind w:left="3600" w:hanging="360"/>
+      </w:pPr>
+      <w:rPr>
+        <w:rFonts w:hint="default"/>
+      </w:rPr>
+    </w:lvl>
+    <w:lvl w:ilvl="5">
+      <w:start w:val="1"/>
+      <w:numFmt w:val="decimal"/>
+      <w:lvlText w:val="%6."/>
+      <w:lvlJc w:val="left"/>
+      <w:pPr>
+        <w:tabs>
+          <w:tab w:val="num" w:pos="4320"/>
+        </w:tabs>
+        <w:ind w:left="4320" w:hanging="360"/>
+      </w:pPr>
+      <w:rPr>
+        <w:rFonts w:hint="default"/>
+      </w:rPr>
+    </w:lvl>
+    <w:lvl w:ilvl="6">
+      <w:start w:val="1"/>
+      <w:numFmt w:val="decimal"/>
+      <w:lvlText w:val="%7."/>
+      <w:lvlJc w:val="left"/>
+      <w:pPr>
+        <w:tabs>
+          <w:tab w:val="num" w:pos="5040"/>
+        </w:tabs>
+        <w:ind w:left="5040" w:hanging="360"/>
+      </w:pPr>
+      <w:rPr>
+        <w:rFonts w:hint="default"/>
+      </w:rPr>
+    </w:lvl>
+    <w:lvl w:ilvl="7">
+      <w:start w:val="1"/>
+      <w:numFmt w:val="decimal"/>
+      <w:lvlText w:val="%8."/>
+      <w:lvlJc w:val="left"/>
+      <w:pPr>
+        <w:tabs>
+          <w:tab w:val="num" w:pos="5760"/>
+        </w:tabs>
+        <w:ind w:left="5760" w:hanging="360"/>
+      </w:pPr>
+      <w:rPr>
+        <w:rFonts w:hint="default"/>
+      </w:rPr>
+    </w:lvl>
+    <w:lvl w:ilvl="8">
+      <w:start w:val="1"/>
+      <w:numFmt w:val="decimal"/>
+      <w:lvlText w:val="%9."/>
+      <w:lvlJc w:val="left"/>
+      <w:pPr>
+        <w:tabs>
+          <w:tab w:val="num" w:pos="6480"/>
+        </w:tabs>
+        <w:ind w:left="6480" w:hanging="360"/>
+      </w:pPr>
+      <w:rPr>
+        <w:rFonts w:hint="default"/>
+      </w:rPr>
+    </w:lvl>
+  </w:abstractNum>
+  <w:abstractNum w:abstractNumId="4" w15:restartNumberingAfterBreak="0">
+    <w:nsid w:val="45051160"/>
+    <w:multiLevelType w:val="hybridMultilevel"/>
+    <w:tmpl w:val="C5EC7F82"/>
+    <w:lvl w:ilvl="0" w:tplc="1D441CD4">
+      <w:start w:val="1"/>
+      <w:numFmt w:val="lowerLetter"/>
+      <w:suff w:val="space"/>
+      <w:lvlText w:val="%1."/>
+      <w:lvlJc w:val="left"/>
+      <w:pPr>
+        <w:ind w:left="720" w:hanging="360"/>
+      </w:pPr>
+      <w:rPr>
+        <w:rFonts w:hint="default"/>
+      </w:rPr>
+    </w:lvl>
+    <w:lvl w:ilvl="1" w:tplc="042A0019" w:tentative="1">
+      <w:start w:val="1"/>
+      <w:numFmt w:val="lowerLetter"/>
+      <w:lvlText w:val="%2."/>
+      <w:lvlJc w:val="left"/>
+      <w:pPr>
+        <w:ind w:left="2160" w:hanging="360"/>
+      </w:pPr>
+    </w:lvl>
+    <w:lvl w:ilvl="2" w:tplc="042A001B" w:tentative="1">
+      <w:start w:val="1"/>
+      <w:numFmt w:val="lowerRoman"/>
+      <w:lvlText w:val="%3."/>
+      <w:lvlJc w:val="right"/>
+      <w:pPr>
+        <w:ind w:left="2880" w:hanging="180"/>
+      </w:pPr>
+    </w:lvl>
+    <w:lvl w:ilvl="3" w:tplc="042A000F" w:tentative="1">
+      <w:start w:val="1"/>
+      <w:numFmt w:val="decimal"/>
+      <w:lvlText w:val="%4."/>
+      <w:lvlJc w:val="left"/>
+      <w:pPr>
+        <w:ind w:left="3600" w:hanging="360"/>
+      </w:pPr>
+    </w:lvl>
+    <w:lvl w:ilvl="4" w:tplc="042A0019" w:tentative="1">
+      <w:start w:val="1"/>
+      <w:numFmt w:val="lowerLetter"/>
+      <w:lvlText w:val="%5."/>
+      <w:lvlJc w:val="left"/>
+      <w:pPr>
+        <w:ind w:left="4320" w:hanging="360"/>
+      </w:pPr>
+    </w:lvl>
+    <w:lvl w:ilvl="5" w:tplc="042A001B" w:tentative="1">
+      <w:start w:val="1"/>
+      <w:numFmt w:val="lowerRoman"/>
+      <w:lvlText w:val="%6."/>
+      <w:lvlJc w:val="right"/>
+      <w:pPr>
+        <w:ind w:left="5040" w:hanging="180"/>
+      </w:pPr>
+    </w:lvl>
+    <w:lvl w:ilvl="6" w:tplc="042A000F" w:tentative="1">
+      <w:start w:val="1"/>
+      <w:numFmt w:val="decimal"/>
+      <w:lvlText w:val="%7."/>
+      <w:lvlJc w:val="left"/>
+      <w:pPr>
+        <w:ind w:left="5760" w:hanging="360"/>
+      </w:pPr>
+    </w:lvl>
+    <w:lvl w:ilvl="7" w:tplc="042A0019" w:tentative="1">
+      <w:start w:val="1"/>
+      <w:numFmt w:val="lowerLetter"/>
+      <w:lvlText w:val="%8."/>
+      <w:lvlJc w:val="left"/>
+      <w:pPr>
+        <w:ind w:left="6480" w:hanging="360"/>
+      </w:pPr>
+    </w:lvl>
+    <w:lvl w:ilvl="8" w:tplc="042A001B" w:tentative="1">
+      <w:start w:val="1"/>
+      <w:numFmt w:val="lowerRoman"/>
+      <w:lvlText w:val="%9."/>
+      <w:lvlJc w:val="right"/>
+      <w:pPr>
+        <w:ind w:left="7200" w:hanging="180"/>
+      </w:pPr>
+    </w:lvl>
+  </w:abstractNum>
+  <w:abstractNum w:abstractNumId="5" w15:restartNumberingAfterBreak="0">
+    <w:nsid w:val="583B0C8C"/>
+    <w:multiLevelType w:val="multilevel"/>
+    <w:tmpl w:val="6CEC1BDA"/>
+    <w:lvl w:ilvl="0">
+      <w:start w:val="1"/>
+      <w:numFmt w:val="bullet"/>
+      <w:suff w:val="space"/>
+      <w:lvlText w:val=""/>
+      <w:lvlJc w:val="left"/>
+      <w:pPr>
+        <w:ind w:left="720" w:hanging="360"/>
+      </w:pPr>
+      <w:rPr>
+        <w:rFonts w:ascii="Symbol" w:hAnsi="Symbol" w:hint="default"/>
+        <w:sz w:val="20"/>
+      </w:rPr>
+    </w:lvl>
+    <w:lvl w:ilvl="1">
+      <w:start w:val="1"/>
+      <w:numFmt w:val="bullet"/>
+      <w:lvlText w:val="o"/>
+      <w:lvlJc w:val="left"/>
+      <w:pPr>
+        <w:tabs>
+          <w:tab w:val="num" w:pos="1440"/>
+        </w:tabs>
+        <w:ind w:left="1440" w:hanging="360"/>
+      </w:pPr>
+      <w:rPr>
+        <w:rFonts w:ascii="Courier New" w:hAnsi="Courier New" w:hint="default"/>
+        <w:sz w:val="20"/>
+      </w:rPr>
+    </w:lvl>
+    <w:lvl w:ilvl="2">
+      <w:start w:val="1"/>
+      <w:numFmt w:val="bullet"/>
+      <w:lvlText w:val=""/>
+      <w:lvlJc w:val="left"/>
+      <w:pPr>
+        <w:tabs>
+          <w:tab w:val="num" w:pos="2160"/>
+        </w:tabs>
+        <w:ind w:left="2160" w:hanging="360"/>
+      </w:pPr>
+      <w:rPr>
+        <w:rFonts w:ascii="Wingdings" w:hAnsi="Wingdings" w:hint="default"/>
+        <w:sz w:val="20"/>
+      </w:rPr>
+    </w:lvl>
+    <w:lvl w:ilvl="3">
+      <w:start w:val="1"/>
+      <w:numFmt w:val="bullet"/>
+      <w:lvlText w:val=""/>
+      <w:lvlJc w:val="left"/>
+      <w:pPr>
+        <w:tabs>
+          <w:tab w:val="num" w:pos="2880"/>
+        </w:tabs>
+        <w:ind w:left="2880" w:hanging="360"/>
+      </w:pPr>
+      <w:rPr>
+        <w:rFonts w:ascii="Wingdings" w:hAnsi="Wingdings" w:hint="default"/>
+        <w:sz w:val="20"/>
+      </w:rPr>
+    </w:lvl>
+    <w:lvl w:ilvl="4">
+      <w:start w:val="1"/>
+      <w:numFmt w:val="bullet"/>
+      <w:lvlText w:val=""/>
+      <w:lvlJc w:val="left"/>
+      <w:pPr>
+        <w:tabs>
+          <w:tab w:val="num" w:pos="3600"/>
+        </w:tabs>
+        <w:ind w:left="3600" w:hanging="360"/>
+      </w:pPr>
+      <w:rPr>
+        <w:rFonts w:ascii="Wingdings" w:hAnsi="Wingdings" w:hint="default"/>
+        <w:sz w:val="20"/>
+      </w:rPr>
+    </w:lvl>
+    <w:lvl w:ilvl="5">
+      <w:start w:val="1"/>
+      <w:numFmt w:val="bullet"/>
+      <w:lvlText w:val=""/>
+      <w:lvlJc w:val="left"/>
+      <w:pPr>
+        <w:tabs>
+          <w:tab w:val="num" w:pos="4320"/>
+        </w:tabs>
+        <w:ind w:left="4320" w:hanging="360"/>
+      </w:pPr>
+      <w:rPr>
+        <w:rFonts w:ascii="Wingdings" w:hAnsi="Wingdings" w:hint="default"/>
+        <w:sz w:val="20"/>
+      </w:rPr>
+    </w:lvl>
+    <w:lvl w:ilvl="6">
+      <w:start w:val="1"/>
+      <w:numFmt w:val="bullet"/>
+      <w:lvlText w:val=""/>
+      <w:lvlJc w:val="left"/>
+      <w:pPr>
+        <w:tabs>
+          <w:tab w:val="num" w:pos="5040"/>
+        </w:tabs>
+        <w:ind w:left="5040" w:hanging="360"/>
+      </w:pPr>
+      <w:rPr>
+        <w:rFonts w:ascii="Wingdings" w:hAnsi="Wingdings" w:hint="default"/>
+        <w:sz w:val="20"/>
+      </w:rPr>
+    </w:lvl>
+    <w:lvl w:ilvl="7">
+      <w:start w:val="1"/>
+      <w:numFmt w:val="bullet"/>
+      <w:lvlText w:val=""/>
+      <w:lvlJc w:val="left"/>
+      <w:pPr>
+        <w:tabs>
+          <w:tab w:val="num" w:pos="5760"/>
+        </w:tabs>
+        <w:ind w:left="5760" w:hanging="360"/>
+      </w:pPr>
+      <w:rPr>
+        <w:rFonts w:ascii="Wingdings" w:hAnsi="Wingdings" w:hint="default"/>
+        <w:sz w:val="20"/>
+      </w:rPr>
+    </w:lvl>
+    <w:lvl w:ilvl="8">
+      <w:start w:val="1"/>
+      <w:numFmt w:val="bullet"/>
+      <w:lvlText w:val=""/>
+      <w:lvlJc w:val="left"/>
+      <w:pPr>
+        <w:tabs>
+          <w:tab w:val="num" w:pos="6480"/>
+        </w:tabs>
+        <w:ind w:left="6480" w:hanging="360"/>
+      </w:pPr>
+      <w:rPr>
+        <w:rFonts w:ascii="Wingdings" w:hAnsi="Wingdings" w:hint="default"/>
+        <w:sz w:val="20"/>
+      </w:rPr>
+    </w:lvl>
+  </w:abstractNum>
+  <w:abstractNum w:abstractNumId="6" w15:restartNumberingAfterBreak="0">
+    <w:nsid w:val="5F174760"/>
+    <w:multiLevelType w:val="hybridMultilevel"/>
+    <w:tmpl w:val="9A4E1688"/>
+    <w:lvl w:ilvl="0" w:tplc="A950D3FA">
+      <w:start w:val="1"/>
+      <w:numFmt w:val="bullet"/>
+      <w:lvlText w:val="-"/>
+      <w:lvlJc w:val="left"/>
+      <w:pPr>
+        <w:ind w:left="927" w:hanging="360"/>
+      </w:pPr>
+      <w:rPr>
+        <w:rFonts w:ascii="Times New Roman" w:eastAsiaTheme="minorHAnsi" w:hAnsi="Times New Roman" w:cs="Times New Roman" w:hint="default"/>
+      </w:rPr>
+    </w:lvl>
+    <w:lvl w:ilvl="1" w:tplc="042A0003" w:tentative="1">
+      <w:start w:val="1"/>
+      <w:numFmt w:val="bullet"/>
+      <w:lvlText w:val="o"/>
+      <w:lvlJc w:val="left"/>
+      <w:pPr>
+        <w:ind w:left="1647" w:hanging="360"/>
+      </w:pPr>
+      <w:rPr>
+        <w:rFonts w:ascii="Courier New" w:hAnsi="Courier New" w:cs="Courier New" w:hint="default"/>
+      </w:rPr>
+    </w:lvl>
+    <w:lvl w:ilvl="2" w:tplc="042A0005" w:tentative="1">
+      <w:start w:val="1"/>
+      <w:numFmt w:val="bullet"/>
+      <w:lvlText w:val=""/>
+      <w:lvlJc w:val="left"/>
+      <w:pPr>
+        <w:ind w:left="2367" w:hanging="360"/>
+      </w:pPr>
+      <w:rPr>
+        <w:rFonts w:ascii="Wingdings" w:hAnsi="Wingdings" w:hint="default"/>
+      </w:rPr>
+    </w:lvl>
+    <w:lvl w:ilvl="3" w:tplc="042A0001" w:tentative="1">
+      <w:start w:val="1"/>
+      <w:numFmt w:val="bullet"/>
+      <w:lvlText w:val=""/>
+      <w:lvlJc w:val="left"/>
+      <w:pPr>
+        <w:ind w:left="3087" w:hanging="360"/>
+      </w:pPr>
+      <w:rPr>
+        <w:rFonts w:ascii="Symbol" w:hAnsi="Symbol" w:hint="default"/>
+      </w:rPr>
+    </w:lvl>
+    <w:lvl w:ilvl="4" w:tplc="042A0003" w:tentative="1">
+      <w:start w:val="1"/>
+      <w:numFmt w:val="bullet"/>
+      <w:lvlText w:val="o"/>
+      <w:lvlJc w:val="left"/>
+      <w:pPr>
+        <w:ind w:left="3807" w:hanging="360"/>
+      </w:pPr>
+      <w:rPr>
+        <w:rFonts w:ascii="Courier New" w:hAnsi="Courier New" w:cs="Courier New" w:hint="default"/>
+      </w:rPr>
+    </w:lvl>
+    <w:lvl w:ilvl="5" w:tplc="042A0005" w:tentative="1">
+      <w:start w:val="1"/>
+      <w:numFmt w:val="bullet"/>
+      <w:lvlText w:val=""/>
+      <w:lvlJc w:val="left"/>
+      <w:pPr>
+        <w:ind w:left="4527" w:hanging="360"/>
+      </w:pPr>
+      <w:rPr>
+        <w:rFonts w:ascii="Wingdings" w:hAnsi="Wingdings" w:hint="default"/>
+      </w:rPr>
+    </w:lvl>
+    <w:lvl w:ilvl="6" w:tplc="042A0001" w:tentative="1">
+      <w:start w:val="1"/>
+      <w:numFmt w:val="bullet"/>
+      <w:lvlText w:val=""/>
+      <w:lvlJc w:val="left"/>
+      <w:pPr>
+        <w:ind w:left="5247" w:hanging="360"/>
+      </w:pPr>
+      <w:rPr>
+        <w:rFonts w:ascii="Symbol" w:hAnsi="Symbol" w:hint="default"/>
+      </w:rPr>
+    </w:lvl>
+    <w:lvl w:ilvl="7" w:tplc="042A0003" w:tentative="1">
+      <w:start w:val="1"/>
+      <w:numFmt w:val="bullet"/>
+      <w:lvlText w:val="o"/>
+      <w:lvlJc w:val="left"/>
+      <w:pPr>
+        <w:ind w:left="5967" w:hanging="360"/>
+      </w:pPr>
+      <w:rPr>
+        <w:rFonts w:ascii="Courier New" w:hAnsi="Courier New" w:cs="Courier New" w:hint="default"/>
+      </w:rPr>
+    </w:lvl>
+    <w:lvl w:ilvl="8" w:tplc="042A0005" w:tentative="1">
+      <w:start w:val="1"/>
+      <w:numFmt w:val="bullet"/>
+      <w:lvlText w:val=""/>
+      <w:lvlJc w:val="left"/>
+      <w:pPr>
+        <w:ind w:left="6687" w:hanging="360"/>
+      </w:pPr>
+      <w:rPr>
+        <w:rFonts w:ascii="Wingdings" w:hAnsi="Wingdings" w:hint="default"/>
+      </w:rPr>
+    </w:lvl>
+  </w:abstractNum>
+  <w:abstractNum w:abstractNumId="7" w15:restartNumberingAfterBreak="0">
     <w:nsid w:val="74540ECA"/>
     <w:multiLevelType w:val="hybridMultilevel"/>
     <w:tmpl w:val="FD4048B2"/>
@@ -3362,13 +5948,127 @@
       </w:pPr>
     </w:lvl>
   </w:abstractNum>
-  <w:abstractNum w:abstractNumId="2" w15:restartNumberingAfterBreak="0">
+  <w:abstractNum w:abstractNumId="8" w15:restartNumberingAfterBreak="0">
+    <w:nsid w:val="769B7400"/>
+    <w:multiLevelType w:val="hybridMultilevel"/>
+    <w:tmpl w:val="CE30AFA0"/>
+    <w:lvl w:ilvl="0" w:tplc="31528996">
+      <w:start w:val="6"/>
+      <w:numFmt w:val="bullet"/>
+      <w:lvlText w:val="-"/>
+      <w:lvlJc w:val="left"/>
+      <w:pPr>
+        <w:ind w:left="927" w:hanging="360"/>
+      </w:pPr>
+      <w:rPr>
+        <w:rFonts w:ascii="Times New Roman" w:eastAsiaTheme="minorHAnsi" w:hAnsi="Times New Roman" w:cs="Times New Roman" w:hint="default"/>
+      </w:rPr>
+    </w:lvl>
+    <w:lvl w:ilvl="1" w:tplc="042A0003" w:tentative="1">
+      <w:start w:val="1"/>
+      <w:numFmt w:val="bullet"/>
+      <w:lvlText w:val="o"/>
+      <w:lvlJc w:val="left"/>
+      <w:pPr>
+        <w:ind w:left="1647" w:hanging="360"/>
+      </w:pPr>
+      <w:rPr>
+        <w:rFonts w:ascii="Courier New" w:hAnsi="Courier New" w:cs="Courier New" w:hint="default"/>
+      </w:rPr>
+    </w:lvl>
+    <w:lvl w:ilvl="2" w:tplc="042A0005" w:tentative="1">
+      <w:start w:val="1"/>
+      <w:numFmt w:val="bullet"/>
+      <w:lvlText w:val=""/>
+      <w:lvlJc w:val="left"/>
+      <w:pPr>
+        <w:ind w:left="2367" w:hanging="360"/>
+      </w:pPr>
+      <w:rPr>
+        <w:rFonts w:ascii="Wingdings" w:hAnsi="Wingdings" w:hint="default"/>
+      </w:rPr>
+    </w:lvl>
+    <w:lvl w:ilvl="3" w:tplc="042A0001" w:tentative="1">
+      <w:start w:val="1"/>
+      <w:numFmt w:val="bullet"/>
+      <w:lvlText w:val=""/>
+      <w:lvlJc w:val="left"/>
+      <w:pPr>
+        <w:ind w:left="3087" w:hanging="360"/>
+      </w:pPr>
+      <w:rPr>
+        <w:rFonts w:ascii="Symbol" w:hAnsi="Symbol" w:hint="default"/>
+      </w:rPr>
+    </w:lvl>
+    <w:lvl w:ilvl="4" w:tplc="042A0003" w:tentative="1">
+      <w:start w:val="1"/>
+      <w:numFmt w:val="bullet"/>
+      <w:lvlText w:val="o"/>
+      <w:lvlJc w:val="left"/>
+      <w:pPr>
+        <w:ind w:left="3807" w:hanging="360"/>
+      </w:pPr>
+      <w:rPr>
+        <w:rFonts w:ascii="Courier New" w:hAnsi="Courier New" w:cs="Courier New" w:hint="default"/>
+      </w:rPr>
+    </w:lvl>
+    <w:lvl w:ilvl="5" w:tplc="042A0005" w:tentative="1">
+      <w:start w:val="1"/>
+      <w:numFmt w:val="bullet"/>
+      <w:lvlText w:val=""/>
+      <w:lvlJc w:val="left"/>
+      <w:pPr>
+        <w:ind w:left="4527" w:hanging="360"/>
+      </w:pPr>
+      <w:rPr>
+        <w:rFonts w:ascii="Wingdings" w:hAnsi="Wingdings" w:hint="default"/>
+      </w:rPr>
+    </w:lvl>
+    <w:lvl w:ilvl="6" w:tplc="042A0001" w:tentative="1">
+      <w:start w:val="1"/>
+      <w:numFmt w:val="bullet"/>
+      <w:lvlText w:val=""/>
+      <w:lvlJc w:val="left"/>
+      <w:pPr>
+        <w:ind w:left="5247" w:hanging="360"/>
+      </w:pPr>
+      <w:rPr>
+        <w:rFonts w:ascii="Symbol" w:hAnsi="Symbol" w:hint="default"/>
+      </w:rPr>
+    </w:lvl>
+    <w:lvl w:ilvl="7" w:tplc="042A0003" w:tentative="1">
+      <w:start w:val="1"/>
+      <w:numFmt w:val="bullet"/>
+      <w:lvlText w:val="o"/>
+      <w:lvlJc w:val="left"/>
+      <w:pPr>
+        <w:ind w:left="5967" w:hanging="360"/>
+      </w:pPr>
+      <w:rPr>
+        <w:rFonts w:ascii="Courier New" w:hAnsi="Courier New" w:cs="Courier New" w:hint="default"/>
+      </w:rPr>
+    </w:lvl>
+    <w:lvl w:ilvl="8" w:tplc="042A0005" w:tentative="1">
+      <w:start w:val="1"/>
+      <w:numFmt w:val="bullet"/>
+      <w:lvlText w:val=""/>
+      <w:lvlJc w:val="left"/>
+      <w:pPr>
+        <w:ind w:left="6687" w:hanging="360"/>
+      </w:pPr>
+      <w:rPr>
+        <w:rFonts w:ascii="Wingdings" w:hAnsi="Wingdings" w:hint="default"/>
+      </w:rPr>
+    </w:lvl>
+  </w:abstractNum>
+  <w:abstractNum w:abstractNumId="9" w15:restartNumberingAfterBreak="0">
     <w:nsid w:val="78BE5F1D"/>
     <w:multiLevelType w:val="hybridMultilevel"/>
-    <w:tmpl w:val="E1D8D0E8"/>
-    <w:lvl w:ilvl="0" w:tplc="BAD862D4">
+    <w:tmpl w:val="8C60B10A"/>
+    <w:lvl w:ilvl="0" w:tplc="1A404A36">
       <w:start w:val="1"/>
       <w:numFmt w:val="decimal"/>
+      <w:suff w:val="space"/>
       <w:lvlText w:val="%1."/>
       <w:lvlJc w:val="left"/>
       <w:pPr>
@@ -3452,13 +6152,34 @@
     </w:lvl>
   </w:abstractNum>
   <w:num w:numId="1" w16cid:durableId="77947197">
+    <w:abstractNumId w:val="7"/>
+  </w:num>
+  <w:num w:numId="2" w16cid:durableId="344479817">
     <w:abstractNumId w:val="1"/>
   </w:num>
-  <w:num w:numId="2" w16cid:durableId="344479817">
+  <w:num w:numId="3" w16cid:durableId="1680545031">
+    <w:abstractNumId w:val="9"/>
+  </w:num>
+  <w:num w:numId="4" w16cid:durableId="1132409723">
+    <w:abstractNumId w:val="2"/>
+  </w:num>
+  <w:num w:numId="5" w16cid:durableId="1269771687">
+    <w:abstractNumId w:val="4"/>
+  </w:num>
+  <w:num w:numId="6" w16cid:durableId="440729721">
     <w:abstractNumId w:val="0"/>
   </w:num>
-  <w:num w:numId="3" w16cid:durableId="1680545031">
-    <w:abstractNumId w:val="2"/>
+  <w:num w:numId="7" w16cid:durableId="2097088227">
+    <w:abstractNumId w:val="5"/>
+  </w:num>
+  <w:num w:numId="8" w16cid:durableId="1571696470">
+    <w:abstractNumId w:val="3"/>
+  </w:num>
+  <w:num w:numId="9" w16cid:durableId="1019964204">
+    <w:abstractNumId w:val="6"/>
+  </w:num>
+  <w:num w:numId="10" w16cid:durableId="2061782528">
+    <w:abstractNumId w:val="8"/>
   </w:num>
 </w:numbering>
 </file>
@@ -4063,7 +6784,6 @@
   <w:style w:type="character" w:default="1" w:styleId="DefaultParagraphFont">
     <w:name w:val="Default Paragraph Font"/>
     <w:uiPriority w:val="1"/>
-    <w:semiHidden/>
     <w:unhideWhenUsed/>
   </w:style>
   <w:style w:type="table" w:default="1" w:styleId="TableNormal">
